--- a/docs/RTL_CHANGELOG.docx
+++ b/docs/RTL_CHANGELOG.docx
@@ -6746,9 +6746,6 @@
     </w:p>
     <w:p>
       <w:r>
-        <w:t xml:space="preserve">After </w:t>
-      </w:r>
-      <w:r>
         <w:rPr>
           <w:rFonts w:ascii="Consolas" w:hAnsi="Consolas"/>
           <w:color w:val="A31D1D"/>
@@ -6757,7 +6754,7 @@
         <w:t>BUGFIX-047</w:t>
       </w:r>
       <w:r>
-        <w:t xml:space="preserve">, the </w:t>
+        <w:t xml:space="preserve"> restructures the process so that </w:t>
       </w:r>
       <w:r>
         <w:rPr>
@@ -6765,10 +6762,104 @@
           <w:color w:val="A31D1D"/>
           <w:sz w:val="18"/>
         </w:rPr>
+        <w:t>PROC_ARST</w:t>
+      </w:r>
+      <w:r>
+        <w:t xml:space="preserve"> </w:t>
+      </w:r>
+      <w:r>
+        <w:rPr>
+          <w:i/>
+        </w:rPr>
+        <w:t>can</w:t>
+      </w:r>
+      <w:r>
+        <w:t xml:space="preserve"> lift the async reset: the functional branch is now chained onto the reset test, which is exactly the condition that pass requires. The identical restructuring cleared the </w:t>
+      </w:r>
+      <w:r>
+        <w:rPr>
+          <w:rFonts w:ascii="Consolas" w:hAnsi="Consolas"/>
+          <w:color w:val="A31D1D"/>
+          <w:sz w:val="18"/>
+        </w:rPr>
         <w:t>Multiple edge sensitive events</w:t>
       </w:r>
       <w:r>
-        <w:t xml:space="preserve"> error is gone. yosys still cannot lift an async reset out of one process in this ~2000-line chain. The remaining fix would require </w:t>
+        <w:t xml:space="preserve"> error in </w:t>
+      </w:r>
+      <w:r>
+        <w:rPr>
+          <w:rFonts w:ascii="Consolas" w:hAnsi="Consolas"/>
+          <w:color w:val="A31D1D"/>
+          <w:sz w:val="18"/>
+        </w:rPr>
+        <w:t>LMC.v</w:t>
+      </w:r>
+      <w:r>
+        <w:t xml:space="preserve"> (</w:t>
+      </w:r>
+      <w:r>
+        <w:rPr>
+          <w:rFonts w:ascii="Consolas" w:hAnsi="Consolas"/>
+          <w:color w:val="A31D1D"/>
+          <w:sz w:val="18"/>
+        </w:rPr>
+        <w:t>FSM-007</w:t>
+      </w:r>
+      <w:r>
+        <w:t xml:space="preserve">) and </w:t>
+      </w:r>
+      <w:r>
+        <w:rPr>
+          <w:rFonts w:ascii="Consolas" w:hAnsi="Consolas"/>
+          <w:color w:val="A31D1D"/>
+          <w:sz w:val="18"/>
+        </w:rPr>
+        <w:t>maintlssm.v</w:t>
+      </w:r>
+      <w:r>
+        <w:t xml:space="preserve"> (</w:t>
+      </w:r>
+      <w:r>
+        <w:rPr>
+          <w:rFonts w:ascii="Consolas" w:hAnsi="Consolas"/>
+          <w:color w:val="A31D1D"/>
+          <w:sz w:val="18"/>
+        </w:rPr>
+        <w:t>FSM-001</w:t>
+      </w:r>
+      <w:r>
+        <w:t>), where it was observed to do so.</w:t>
+      </w:r>
+    </w:p>
+    <w:p>
+      <w:r>
+        <w:t xml:space="preserve">For </w:t>
+      </w:r>
+      <w:r>
+        <w:rPr>
+          <w:rFonts w:ascii="Consolas" w:hAnsi="Consolas"/>
+          <w:color w:val="A31D1D"/>
+          <w:sz w:val="18"/>
+        </w:rPr>
+        <w:t>OS_GENERATOR</w:t>
+      </w:r>
+      <w:r>
+        <w:t xml:space="preserve"> specifically the post-fix confirmation run </w:t>
+      </w:r>
+      <w:r>
+        <w:rPr>
+          <w:b/>
+        </w:rPr>
+        <w:t>did not complete</w:t>
+      </w:r>
+      <w:r>
+        <w:t xml:space="preserve"> in the sandbox — WASM yosys spent ~25 minutes of CPU on this one module without producing output and was killed. So "the error is gone here too" is an expectation from the fix's structure, not a demonstrated result. See §6.2, and confirm with your own synthesis tool.</w:t>
+      </w:r>
+    </w:p>
+    <w:p>
+      <w:r>
+        <w:t xml:space="preserve">Separately, yosys was still unable to lift an async reset out of one process in this ~2000-line chain even where it did run. The remaining fix would require </w:t>
       </w:r>
       <w:r>
         <w:rPr>
@@ -7255,13 +7346,14 @@
         <w:tblLook w:firstColumn="1" w:firstRow="1" w:lastColumn="0" w:lastRow="0" w:noHBand="0" w:noVBand="1" w:val="04A0"/>
       </w:tblPr>
       <w:tblGrid>
-        <w:gridCol w:w="4320"/>
-        <w:gridCol w:w="4320"/>
+        <w:gridCol w:w="2880"/>
+        <w:gridCol w:w="2880"/>
+        <w:gridCol w:w="2880"/>
       </w:tblGrid>
       <w:tr>
         <w:tc>
           <w:tcPr>
-            <w:tcW w:type="dxa" w:w="4320"/>
+            <w:tcW w:type="dxa" w:w="2880"/>
           </w:tcPr>
           <w:p>
             <w:r>
@@ -7281,7 +7373,7 @@
         </w:tc>
         <w:tc>
           <w:tcPr>
-            <w:tcW w:type="dxa" w:w="4320"/>
+            <w:tcW w:type="dxa" w:w="2880"/>
           </w:tcPr>
           <w:p>
             <w:r>
@@ -7296,6 +7388,26 @@
                 <w:sz w:val="18"/>
               </w:rPr>
               <w:t>Result</w:t>
+            </w:r>
+          </w:p>
+        </w:tc>
+        <w:tc>
+          <w:tcPr>
+            <w:tcW w:type="dxa" w:w="2880"/>
+          </w:tcPr>
+          <w:p>
+            <w:r>
+              <w:rPr>
+                <w:b/>
+                <w:sz w:val="18"/>
+              </w:rPr>
+            </w:r>
+            <w:r>
+              <w:rPr>
+                <w:b/>
+                <w:sz w:val="18"/>
+              </w:rPr>
+              <w:t>When</w:t>
             </w:r>
           </w:p>
         </w:tc>
@@ -7303,7 +7415,7 @@
       <w:tr>
         <w:tc>
           <w:tcPr>
-            <w:tcW w:type="dxa" w:w="4320"/>
+            <w:tcW w:type="dxa" w:w="2880"/>
           </w:tcPr>
           <w:p>
             <w:r>
@@ -7323,7 +7435,7 @@
         </w:tc>
         <w:tc>
           <w:tcPr>
-            <w:tcW w:type="dxa" w:w="4320"/>
+            <w:tcW w:type="dxa" w:w="2880"/>
           </w:tcPr>
           <w:p>
             <w:r>
@@ -7336,6 +7448,24 @@
                 <w:sz w:val="18"/>
               </w:rPr>
               <w:t>clean — 0 problems reported, 29 registers inferred</w:t>
+            </w:r>
+          </w:p>
+        </w:tc>
+        <w:tc>
+          <w:tcPr>
+            <w:tcW w:type="dxa" w:w="2880"/>
+          </w:tcPr>
+          <w:p>
+            <w:r>
+              <w:rPr>
+                <w:sz w:val="18"/>
+              </w:rPr>
+            </w:r>
+            <w:r>
+              <w:rPr>
+                <w:sz w:val="18"/>
+              </w:rPr>
+              <w:t>completed</w:t>
             </w:r>
           </w:p>
         </w:tc>
@@ -7343,7 +7473,7 @@
       <w:tr>
         <w:tc>
           <w:tcPr>
-            <w:tcW w:type="dxa" w:w="4320"/>
+            <w:tcW w:type="dxa" w:w="2880"/>
           </w:tcPr>
           <w:p>
             <w:r>
@@ -7363,7 +7493,7 @@
         </w:tc>
         <w:tc>
           <w:tcPr>
-            <w:tcW w:type="dxa" w:w="4320"/>
+            <w:tcW w:type="dxa" w:w="2880"/>
           </w:tcPr>
           <w:p>
             <w:r>
@@ -7418,6 +7548,24 @@
                 <w:sz w:val="18"/>
               </w:rPr>
               <w:t xml:space="preserve"> latch is pre-existing (§5.2)</w:t>
+            </w:r>
+          </w:p>
+        </w:tc>
+        <w:tc>
+          <w:tcPr>
+            <w:tcW w:type="dxa" w:w="2880"/>
+          </w:tcPr>
+          <w:p>
+            <w:r>
+              <w:rPr>
+                <w:sz w:val="18"/>
+              </w:rPr>
+            </w:r>
+            <w:r>
+              <w:rPr>
+                <w:sz w:val="18"/>
+              </w:rPr>
+              <w:t>completed</w:t>
             </w:r>
           </w:p>
         </w:tc>
@@ -7425,7 +7573,7 @@
       <w:tr>
         <w:tc>
           <w:tcPr>
-            <w:tcW w:type="dxa" w:w="4320"/>
+            <w:tcW w:type="dxa" w:w="2880"/>
           </w:tcPr>
           <w:p>
             <w:r>
@@ -7445,7 +7593,7 @@
         </w:tc>
         <w:tc>
           <w:tcPr>
-            <w:tcW w:type="dxa" w:w="4320"/>
+            <w:tcW w:type="dxa" w:w="2880"/>
           </w:tcPr>
           <w:p>
             <w:r>
@@ -7465,20 +7613,20 @@
               <w:rPr>
                 <w:sz w:val="18"/>
               </w:rPr>
+              <w:t xml:space="preserve"> reproduced </w:t>
+            </w:r>
+            <w:r>
+              <w:rPr>
+                <w:b/>
+                <w:sz w:val="18"/>
+              </w:rPr>
+              <w:t>before</w:t>
+            </w:r>
+            <w:r>
+              <w:rPr>
+                <w:sz w:val="18"/>
+              </w:rPr>
               <w:t xml:space="preserve"> </w:t>
-            </w:r>
-            <w:r>
-              <w:rPr>
-                <w:b/>
-                <w:sz w:val="18"/>
-              </w:rPr>
-              <w:t>gone</w:t>
-            </w:r>
-            <w:r>
-              <w:rPr>
-                <w:sz w:val="18"/>
-              </w:rPr>
-              <w:t xml:space="preserve"> after </w:t>
             </w:r>
             <w:r>
               <w:rPr>
@@ -7492,21 +7640,38 @@
               <w:rPr>
                 <w:sz w:val="18"/>
               </w:rPr>
-              <w:t xml:space="preserve">; residual </w:t>
-            </w:r>
-            <w:r>
-              <w:rPr>
-                <w:rFonts w:ascii="Consolas" w:hAnsi="Consolas"/>
-                <w:color w:val="A31D1D"/>
-                <w:sz w:val="18"/>
-              </w:rPr>
-              <w:t>PROC_ARST</w:t>
-            </w:r>
-            <w:r>
-              <w:rPr>
-                <w:sz w:val="18"/>
-              </w:rPr>
-              <w:t xml:space="preserve"> limitation remains (§5.3)</w:t>
+              <w:t xml:space="preserve">; the post-fix confirmation run did </w:t>
+            </w:r>
+            <w:r>
+              <w:rPr>
+                <w:b/>
+                <w:sz w:val="18"/>
+              </w:rPr>
+              <w:t>not</w:t>
+            </w:r>
+            <w:r>
+              <w:rPr>
+                <w:sz w:val="18"/>
+              </w:rPr>
+              <w:t xml:space="preserve"> converge in the sandbox (see below)</w:t>
+            </w:r>
+          </w:p>
+        </w:tc>
+        <w:tc>
+          <w:tcPr>
+            <w:tcW w:type="dxa" w:w="2880"/>
+          </w:tcPr>
+          <w:p>
+            <w:r>
+              <w:rPr>
+                <w:sz w:val="18"/>
+              </w:rPr>
+            </w:r>
+            <w:r>
+              <w:rPr>
+                <w:sz w:val="18"/>
+              </w:rPr>
+              <w:t>partial</w:t>
             </w:r>
           </w:p>
         </w:tc>
@@ -7514,7 +7679,7 @@
       <w:tr>
         <w:tc>
           <w:tcPr>
-            <w:tcW w:type="dxa" w:w="4320"/>
+            <w:tcW w:type="dxa" w:w="2880"/>
           </w:tcPr>
           <w:p>
             <w:r>
@@ -7534,7 +7699,7 @@
         </w:tc>
         <w:tc>
           <w:tcPr>
-            <w:tcW w:type="dxa" w:w="4320"/>
+            <w:tcW w:type="dxa" w:w="2880"/>
           </w:tcPr>
           <w:p>
             <w:r>
@@ -7547,6 +7712,24 @@
                 <w:sz w:val="18"/>
               </w:rPr>
               <w:t>blocked at read by the non-constant loop bound (§5.1)</w:t>
+            </w:r>
+          </w:p>
+        </w:tc>
+        <w:tc>
+          <w:tcPr>
+            <w:tcW w:type="dxa" w:w="2880"/>
+          </w:tcPr>
+          <w:p>
+            <w:r>
+              <w:rPr>
+                <w:sz w:val="18"/>
+              </w:rPr>
+            </w:r>
+            <w:r>
+              <w:rPr>
+                <w:sz w:val="18"/>
+              </w:rPr>
+              <w:t>reproduced</w:t>
             </w:r>
           </w:p>
         </w:tc>
@@ -7554,7 +7737,7 @@
       <w:tr>
         <w:tc>
           <w:tcPr>
-            <w:tcW w:type="dxa" w:w="4320"/>
+            <w:tcW w:type="dxa" w:w="2880"/>
           </w:tcPr>
           <w:p>
             <w:r>
@@ -7586,7 +7769,7 @@
         </w:tc>
         <w:tc>
           <w:tcPr>
-            <w:tcW w:type="dxa" w:w="4320"/>
+            <w:tcW w:type="dxa" w:w="2880"/>
           </w:tcPr>
           <w:p>
             <w:r>
@@ -7596,9 +7779,34 @@
             </w:r>
             <w:r>
               <w:rPr>
-                <w:sz w:val="18"/>
-              </w:rPr>
-              <w:t>see §7 — this run was still in progress when the document was written</w:t>
+                <w:b/>
+                <w:sz w:val="18"/>
+              </w:rPr>
+              <w:t>not obtained</w:t>
+            </w:r>
+            <w:r>
+              <w:rPr>
+                <w:sz w:val="18"/>
+              </w:rPr>
+              <w:t xml:space="preserve"> — see below</w:t>
+            </w:r>
+          </w:p>
+        </w:tc>
+        <w:tc>
+          <w:tcPr>
+            <w:tcW w:type="dxa" w:w="2880"/>
+          </w:tcPr>
+          <w:p>
+            <w:r>
+              <w:rPr>
+                <w:sz w:val="18"/>
+              </w:rPr>
+            </w:r>
+            <w:r>
+              <w:rPr>
+                <w:sz w:val="18"/>
+              </w:rPr>
+              <w:t>did not complete</w:t>
             </w:r>
           </w:p>
         </w:tc>
@@ -7607,7 +7815,22 @@
     <w:p/>
     <w:p>
       <w:r>
-        <w:t xml:space="preserve">yosys version: 0.69 (via </w:t>
+        <w:rPr>
+          <w:b/>
+        </w:rPr>
+        <w:t>Be precise about the `OS_GENERATOR` row.</w:t>
+      </w:r>
+      <w:r>
+        <w:t xml:space="preserve"> What was actually executed and observed is the </w:t>
+      </w:r>
+      <w:r>
+        <w:rPr>
+          <w:i/>
+        </w:rPr>
+        <w:t>failure before the fix</w:t>
+      </w:r>
+      <w:r>
+        <w:t xml:space="preserve">: yosys aborted with </w:t>
       </w:r>
       <w:r>
         <w:rPr>
@@ -7615,19 +7838,10 @@
           <w:color w:val="A31D1D"/>
           <w:sz w:val="18"/>
         </w:rPr>
-        <w:t>@yowasp/yosys</w:t>
-      </w:r>
-      <w:r>
-        <w:t xml:space="preserve">, WASM). Note that yosys is </w:t>
-      </w:r>
-      <w:r>
-        <w:rPr>
-          <w:b/>
-        </w:rPr>
-        <w:t>not</w:t>
-      </w:r>
-      <w:r>
-        <w:t xml:space="preserve"> a substitute for your target synthesis tool; it is used here as a fast, licence-free structural check for the </w:t>
+        <w:t>ERROR: Multiple edge sensitive events found for this signal!</w:t>
+      </w:r>
+      <w:r>
+        <w:t xml:space="preserve"> on register </w:t>
       </w:r>
       <w:r>
         <w:rPr>
@@ -7635,10 +7849,10 @@
           <w:color w:val="A31D1D"/>
           <w:sz w:val="18"/>
         </w:rPr>
-        <w:t>proc</w:t>
-      </w:r>
-      <w:r>
-        <w:t>/</w:t>
+        <w:t>D</w:t>
+      </w:r>
+      <w:r>
+        <w:t xml:space="preserve"> in the process at </w:t>
       </w:r>
       <w:r>
         <w:rPr>
@@ -7646,10 +7860,296 @@
           <w:color w:val="A31D1D"/>
           <w:sz w:val="18"/>
         </w:rPr>
+        <w:t>OS_GENERATOR.v:267</w:t>
+      </w:r>
+      <w:r>
+        <w:t xml:space="preserve">. That is the evidence </w:t>
+      </w:r>
+      <w:r>
+        <w:rPr>
+          <w:rFonts w:ascii="Consolas" w:hAnsi="Consolas"/>
+          <w:color w:val="A31D1D"/>
+          <w:sz w:val="18"/>
+        </w:rPr>
+        <w:t>BUGFIX-047</w:t>
+      </w:r>
+      <w:r>
+        <w:t xml:space="preserve"> was written against, and it is recorded verbatim in the </w:t>
+      </w:r>
+      <w:r>
+        <w:rPr>
+          <w:rFonts w:ascii="Consolas" w:hAnsi="Consolas"/>
+          <w:color w:val="A31D1D"/>
+          <w:sz w:val="18"/>
+        </w:rPr>
+        <w:t>BUGFIX-047</w:t>
+      </w:r>
+      <w:r>
+        <w:t xml:space="preserve"> comment banner in the source. The </w:t>
+      </w:r>
+      <w:r>
+        <w:rPr>
+          <w:i/>
+        </w:rPr>
+        <w:t>post-fix</w:t>
+      </w:r>
+      <w:r>
+        <w:t xml:space="preserve"> re-run was started twice and killed both times without producing output — not because it reported an error, but because it did not finish. So the claim "the error is gone" is </w:t>
+      </w:r>
+      <w:r>
+        <w:rPr>
+          <w:b/>
+        </w:rPr>
+        <w:t>reasoned from the fix's structure</w:t>
+      </w:r>
+      <w:r>
+        <w:t xml:space="preserve"> (the functional branch is now chained onto the reset test, which is exactly the condition </w:t>
+      </w:r>
+      <w:r>
+        <w:rPr>
+          <w:rFonts w:ascii="Consolas" w:hAnsi="Consolas"/>
+          <w:color w:val="A31D1D"/>
+          <w:sz w:val="18"/>
+        </w:rPr>
+        <w:t>PROC_ARST</w:t>
+      </w:r>
+      <w:r>
+        <w:t xml:space="preserve"> requires, and the same restructuring cleared the identical error in </w:t>
+      </w:r>
+      <w:r>
+        <w:rPr>
+          <w:rFonts w:ascii="Consolas" w:hAnsi="Consolas"/>
+          <w:color w:val="A31D1D"/>
+          <w:sz w:val="18"/>
+        </w:rPr>
+        <w:t>LMC.v</w:t>
+      </w:r>
+      <w:r>
+        <w:t xml:space="preserve"> and </w:t>
+      </w:r>
+      <w:r>
+        <w:rPr>
+          <w:rFonts w:ascii="Consolas" w:hAnsi="Consolas"/>
+          <w:color w:val="A31D1D"/>
+          <w:sz w:val="18"/>
+        </w:rPr>
+        <w:t>maintlssm.v</w:t>
+      </w:r>
+      <w:r>
+        <w:t xml:space="preserve">), </w:t>
+      </w:r>
+      <w:r>
+        <w:rPr>
+          <w:b/>
+        </w:rPr>
+        <w:t>not from a completed post-fix yosys run.</w:t>
+      </w:r>
+      <w:r>
+        <w:t xml:space="preserve"> Treat it as expected rather than demonstrated, and confirm it with your own synthesis tool.</w:t>
+      </w:r>
+    </w:p>
+    <w:p>
+      <w:r>
+        <w:rPr>
+          <w:b/>
+        </w:rPr>
+        <w:t>Why the runs did not converge.</w:t>
+      </w:r>
+      <w:r>
+        <w:t xml:space="preserve"> yosys was run through </w:t>
+      </w:r>
+      <w:r>
+        <w:rPr>
+          <w:rFonts w:ascii="Consolas" w:hAnsi="Consolas"/>
+          <w:color w:val="A31D1D"/>
+          <w:sz w:val="18"/>
+        </w:rPr>
+        <w:t>@yowasp/yosys</w:t>
+      </w:r>
+      <w:r>
+        <w:t xml:space="preserve"> (version 0.69, WebAssembly) because no native licence-free synthesizer was available in the sandbox. WASM yosys must parse all 46 synthesizable </w:t>
+      </w:r>
+      <w:r>
+        <w:rPr>
+          <w:rFonts w:ascii="Consolas" w:hAnsi="Consolas"/>
+          <w:color w:val="A31D1D"/>
+          <w:sz w:val="18"/>
+        </w:rPr>
+        <w:t>rtl/*.v</w:t>
+      </w:r>
+      <w:r>
+        <w:t xml:space="preserve"> files — several over 100 KB, </w:t>
+      </w:r>
+      <w:r>
+        <w:rPr>
+          <w:rFonts w:ascii="Consolas" w:hAnsi="Consolas"/>
+          <w:color w:val="A31D1D"/>
+          <w:sz w:val="18"/>
+        </w:rPr>
+        <w:t>OS_GENERATOR.v</w:t>
+      </w:r>
+      <w:r>
+        <w:t xml:space="preserve"> alone containing a ~2000-line process — before it can elaborate </w:t>
+      </w:r>
+      <w:r>
+        <w:rPr>
+          <w:i/>
+        </w:rPr>
+        <w:t>any</w:t>
+      </w:r>
+      <w:r>
+        <w:t xml:space="preserve"> top, and it does that from scratch for every module. Measured cost: ~25 minutes of CPU on </w:t>
+      </w:r>
+      <w:r>
+        <w:rPr>
+          <w:rFonts w:ascii="Consolas" w:hAnsi="Consolas"/>
+          <w:color w:val="A31D1D"/>
+          <w:sz w:val="18"/>
+        </w:rPr>
+        <w:t>OS_GENERATOR</w:t>
+      </w:r>
+      <w:r>
+        <w:t xml:space="preserve"> alone with no output, and ~25 minutes on the </w:t>
+      </w:r>
+      <w:r>
+        <w:rPr>
+          <w:rFonts w:ascii="Consolas" w:hAnsi="Consolas"/>
+          <w:color w:val="A31D1D"/>
+          <w:sz w:val="18"/>
+        </w:rPr>
+        <w:t>hierarchy -top PCIe</w:t>
+      </w:r>
+      <w:r>
+        <w:t xml:space="preserve"> step of the closure run, both killed. This is a </w:t>
+      </w:r>
+      <w:r>
+        <w:rPr>
+          <w:b/>
+        </w:rPr>
+        <w:t>sandbox throughput limit, not a design problem.</w:t>
+      </w:r>
+      <w:r>
+        <w:t xml:space="preserve"> On a native yosys build the same commands take seconds to minutes.</w:t>
+      </w:r>
+    </w:p>
+    <w:p>
+      <w:r>
+        <w:t>Reproduce it yourself where it will actually finish:</w:t>
+      </w:r>
+    </w:p>
+    <w:p>
+      <w:pPr>
+        <w:spacing w:after="0"/>
+        <w:ind w:left="280"/>
+      </w:pPr>
+      <w:r>
+        <w:rPr>
+          <w:rFonts w:ascii="Consolas" w:hAnsi="Consolas"/>
+          <w:sz w:val="17"/>
+        </w:rPr>
+        <w:t># native yosys (recommended - seconds, not tens of minutes)</w:t>
+      </w:r>
+    </w:p>
+    <w:p>
+      <w:pPr>
+        <w:spacing w:after="0"/>
+        <w:ind w:left="280"/>
+      </w:pPr>
+      <w:r>
+        <w:rPr>
+          <w:rFonts w:ascii="Consolas" w:hAnsi="Consolas"/>
+          <w:sz w:val="17"/>
+        </w:rPr>
+        <w:t>yosys -p "read_verilog rtl/*.v; hierarchy -top PCIe; proc; check -noinit; stat"</w:t>
+      </w:r>
+    </w:p>
+    <w:p>
+      <w:pPr>
+        <w:spacing w:after="0"/>
+        <w:ind w:left="280"/>
+      </w:pPr>
+      <w:r>
+        <w:rPr>
+          <w:rFonts w:ascii="Consolas" w:hAnsi="Consolas"/>
+          <w:sz w:val="17"/>
+        </w:rPr>
+        <w:t xml:space="preserve"> </w:t>
+      </w:r>
+    </w:p>
+    <w:p>
+      <w:pPr>
+        <w:spacing w:after="0"/>
+        <w:ind w:left="280"/>
+      </w:pPr>
+      <w:r>
+        <w:rPr>
+          <w:rFonts w:ascii="Consolas" w:hAnsi="Consolas"/>
+          <w:sz w:val="17"/>
+        </w:rPr>
+        <w:t># or the WASM path used here, with the osDecoder.v:181 caveat from §5.1</w:t>
+      </w:r>
+    </w:p>
+    <w:p>
+      <w:pPr>
+        <w:spacing w:after="0"/>
+        <w:ind w:left="280"/>
+      </w:pPr>
+      <w:r>
+        <w:rPr>
+          <w:rFonts w:ascii="Consolas" w:hAnsi="Consolas"/>
+          <w:sz w:val="17"/>
+        </w:rPr>
+        <w:t>bash tools_check/yosys_fixed.sh OS_GENERATOR    # one module</w:t>
+      </w:r>
+    </w:p>
+    <w:p>
+      <w:pPr>
+        <w:spacing w:after="0"/>
+        <w:ind w:left="280"/>
+      </w:pPr>
+      <w:r>
+        <w:rPr>
+          <w:rFonts w:ascii="Consolas" w:hAnsi="Consolas"/>
+          <w:sz w:val="17"/>
+        </w:rPr>
+        <w:t>bash tools_check/yosys_closure.sh               # whole closure</w:t>
+      </w:r>
+    </w:p>
+    <w:p/>
+    <w:p>
+      <w:r>
+        <w:t xml:space="preserve">Note that yosys is </w:t>
+      </w:r>
+      <w:r>
+        <w:rPr>
+          <w:b/>
+        </w:rPr>
+        <w:t>not</w:t>
+      </w:r>
+      <w:r>
+        <w:t xml:space="preserve"> a substitute for your target synthesis tool. It is used here only as a licence-free structural check for the </w:t>
+      </w:r>
+      <w:r>
+        <w:rPr>
+          <w:rFonts w:ascii="Consolas" w:hAnsi="Consolas"/>
+          <w:color w:val="A31D1D"/>
+          <w:sz w:val="18"/>
+        </w:rPr>
+        <w:t>proc</w:t>
+      </w:r>
+      <w:r>
+        <w:t>/</w:t>
+      </w:r>
+      <w:r>
+        <w:rPr>
+          <w:rFonts w:ascii="Consolas" w:hAnsi="Consolas"/>
+          <w:color w:val="A31D1D"/>
+          <w:sz w:val="18"/>
+        </w:rPr>
         <w:t>check</w:t>
       </w:r>
       <w:r>
-        <w:t xml:space="preserve"> classes of problem (async-reset lifting, inferred latches, combinational loops, uninitialised state).</w:t>
+        <w:t xml:space="preserve"> classes of problem: async-reset lifting, inferred latches, combinational loops, uninitialised state.</w:t>
       </w:r>
     </w:p>
     <w:p>
@@ -8752,7 +9252,7 @@
           <w:rFonts w:ascii="Consolas" w:hAnsi="Consolas"/>
           <w:sz w:val="17"/>
         </w:rPr>
-        <w:t># slang elaboration gate (VERIFIED, 0 errors, 11 tops)</w:t>
+        <w:t># slang elaboration gate — COMPLETED, 0 errors, 55 files, 11 elaborated tops</w:t>
       </w:r>
     </w:p>
     <w:p>
@@ -8817,7 +9317,7 @@
           <w:rFonts w:ascii="Consolas" w:hAnsi="Consolas"/>
           <w:sz w:val="17"/>
         </w:rPr>
-        <w:t># yosys full-closure synthesis check (PARTIALLY VERIFIED — long-running)</w:t>
+        <w:t># Makefile plumbing — COMPLETED (dry runs; vsim/vlog do not exist in the sandbox)</w:t>
       </w:r>
     </w:p>
     <w:p>
@@ -8830,7 +9330,7 @@
           <w:rFonts w:ascii="Consolas" w:hAnsi="Consolas"/>
           <w:sz w:val="17"/>
         </w:rPr>
-        <w:t>bash tools_check/yosys_closure.sh        # → /tmp/yosys_closure/{hierarchy,proc,proc_dff}.log</w:t>
+        <w:t>make help</w:t>
       </w:r>
     </w:p>
     <w:p>
@@ -8843,7 +9343,7 @@
           <w:rFonts w:ascii="Consolas" w:hAnsi="Consolas"/>
           <w:sz w:val="17"/>
         </w:rPr>
-        <w:t>bash tools_check/yosys_targeted.sh       # per-module variant (slow; superseded by the above)</w:t>
+        <w:t>make -n compile</w:t>
       </w:r>
     </w:p>
     <w:p>
@@ -8856,7 +9356,7 @@
           <w:rFonts w:ascii="Consolas" w:hAnsi="Consolas"/>
           <w:sz w:val="17"/>
         </w:rPr>
-        <w:t xml:space="preserve"> </w:t>
+        <w:t>make -n sim</w:t>
       </w:r>
     </w:p>
     <w:p>
@@ -8869,7 +9369,7 @@
           <w:rFonts w:ascii="Consolas" w:hAnsi="Consolas"/>
           <w:sz w:val="17"/>
         </w:rPr>
-        <w:t># change-ID inventory used to build §2</w:t>
+        <w:t>make -n sim FAST_TIMERS=1 RUN_TIME="80 ms"</w:t>
       </w:r>
     </w:p>
     <w:p>
@@ -8882,7 +9382,201 @@
           <w:rFonts w:ascii="Consolas" w:hAnsi="Consolas"/>
           <w:sz w:val="17"/>
         </w:rPr>
+        <w:t>make -n synth ; make -n synth-modules</w:t>
+      </w:r>
+    </w:p>
+    <w:p>
+      <w:pPr>
+        <w:spacing w:after="0"/>
+        <w:ind w:left="280"/>
+      </w:pPr>
+      <w:r>
+        <w:rPr>
+          <w:rFonts w:ascii="Consolas" w:hAnsi="Consolas"/>
+          <w:sz w:val="17"/>
+        </w:rPr>
+        <w:t>make lint                      # real run: 0 errors, 1311 warnings</w:t>
+      </w:r>
+    </w:p>
+    <w:p>
+      <w:pPr>
+        <w:spacing w:after="0"/>
+        <w:ind w:left="280"/>
+      </w:pPr>
+      <w:r>
+        <w:rPr>
+          <w:rFonts w:ascii="Consolas" w:hAnsi="Consolas"/>
+          <w:sz w:val="17"/>
+        </w:rPr>
+        <w:t xml:space="preserve"> </w:t>
+      </w:r>
+    </w:p>
+    <w:p>
+      <w:pPr>
+        <w:spacing w:after="0"/>
+        <w:ind w:left="280"/>
+      </w:pPr>
+      <w:r>
+        <w:rPr>
+          <w:rFonts w:ascii="Consolas" w:hAnsi="Consolas"/>
+          <w:sz w:val="17"/>
+        </w:rPr>
+        <w:t># change-ID inventory used to build §2 and §9 — COMPLETED</w:t>
+      </w:r>
+    </w:p>
+    <w:p>
+      <w:pPr>
+        <w:spacing w:after="0"/>
+        <w:ind w:left="280"/>
+      </w:pPr>
+      <w:r>
+        <w:rPr>
+          <w:rFonts w:ascii="Consolas" w:hAnsi="Consolas"/>
+          <w:sz w:val="17"/>
+        </w:rPr>
         <w:t>grep -rnoE "(BUGFIX|FSM|SIM|WIDTH)-[0-9]{3}" rtl/ tb/ tb_edited/</w:t>
+      </w:r>
+    </w:p>
+    <w:p>
+      <w:pPr>
+        <w:spacing w:after="0"/>
+        <w:ind w:left="280"/>
+      </w:pPr>
+      <w:r>
+        <w:rPr>
+          <w:rFonts w:ascii="Consolas" w:hAnsi="Consolas"/>
+          <w:sz w:val="17"/>
+        </w:rPr>
+        <w:t xml:space="preserve"> </w:t>
+      </w:r>
+    </w:p>
+    <w:p>
+      <w:pPr>
+        <w:spacing w:after="0"/>
+        <w:ind w:left="280"/>
+      </w:pPr>
+      <w:r>
+        <w:rPr>
+          <w:rFonts w:ascii="Consolas" w:hAnsi="Consolas"/>
+          <w:sz w:val="17"/>
+        </w:rPr>
+        <w:t># shell/Tcl static checks — COMPLETED</w:t>
+      </w:r>
+    </w:p>
+    <w:p>
+      <w:pPr>
+        <w:spacing w:after="0"/>
+        <w:ind w:left="280"/>
+      </w:pPr>
+      <w:r>
+        <w:rPr>
+          <w:rFonts w:ascii="Consolas" w:hAnsi="Consolas"/>
+          <w:sz w:val="17"/>
+        </w:rPr>
+        <w:t>bash -n scripts/run_questa.sh tools_check/*.sh</w:t>
+      </w:r>
+    </w:p>
+    <w:p>
+      <w:pPr>
+        <w:spacing w:after="0"/>
+        <w:ind w:left="280"/>
+      </w:pPr>
+      <w:r>
+        <w:rPr>
+          <w:rFonts w:ascii="Consolas" w:hAnsi="Consolas"/>
+          <w:sz w:val="17"/>
+        </w:rPr>
+        <w:t>python3 tools_check/md2docx.py docs/RTL_CHANGELOG.md docs/RTL_CHANGELOG.docx</w:t>
+      </w:r>
+    </w:p>
+    <w:p/>
+    <w:p>
+      <w:r>
+        <w:rPr>
+          <w:b/>
+        </w:rPr>
+        <w:t>Started but killed — no result obtained</w:t>
+      </w:r>
+      <w:r>
+        <w:t xml:space="preserve"> (all four were WASM-yosys throughput limit casualties, see §6.2):</w:t>
+      </w:r>
+    </w:p>
+    <w:p>
+      <w:pPr>
+        <w:spacing w:after="0"/>
+        <w:ind w:left="280"/>
+      </w:pPr>
+      <w:r>
+        <w:rPr>
+          <w:rFonts w:ascii="Consolas" w:hAnsi="Consolas"/>
+          <w:sz w:val="17"/>
+        </w:rPr>
+        <w:t>bash tools_check/yosys_sweep.sh      # broad per-module sweep — killed, all modules</w:t>
+      </w:r>
+    </w:p>
+    <w:p>
+      <w:pPr>
+        <w:spacing w:after="0"/>
+        <w:ind w:left="280"/>
+      </w:pPr>
+      <w:r>
+        <w:rPr>
+          <w:rFonts w:ascii="Consolas" w:hAnsi="Consolas"/>
+          <w:sz w:val="17"/>
+        </w:rPr>
+        <w:t xml:space="preserve">                                     # aborted at read on osDecoder.v:181</w:t>
+      </w:r>
+    </w:p>
+    <w:p>
+      <w:pPr>
+        <w:spacing w:after="0"/>
+        <w:ind w:left="280"/>
+      </w:pPr>
+      <w:r>
+        <w:rPr>
+          <w:rFonts w:ascii="Consolas" w:hAnsi="Consolas"/>
+          <w:sz w:val="17"/>
+        </w:rPr>
+        <w:t>bash tools_check/yosys_targeted.sh   # targeted per-module sweep — killed</w:t>
+      </w:r>
+    </w:p>
+    <w:p>
+      <w:pPr>
+        <w:spacing w:after="0"/>
+        <w:ind w:left="280"/>
+      </w:pPr>
+      <w:r>
+        <w:rPr>
+          <w:rFonts w:ascii="Consolas" w:hAnsi="Consolas"/>
+          <w:sz w:val="17"/>
+        </w:rPr>
+        <w:t>bash tools_check/yosys_closure.sh    # hierarchy -top PCIe — killed at ~25 min CPU</w:t>
+      </w:r>
+    </w:p>
+    <w:p>
+      <w:pPr>
+        <w:spacing w:after="0"/>
+        <w:ind w:left="280"/>
+      </w:pPr>
+      <w:r>
+        <w:rPr>
+          <w:rFonts w:ascii="Consolas" w:hAnsi="Consolas"/>
+          <w:sz w:val="17"/>
+        </w:rPr>
+        <w:t>bash tools_check/yosys_fixed.sh OS_GENERATOR TX_LTSSM LMC mainLTSSM Timer</w:t>
+      </w:r>
+    </w:p>
+    <w:p>
+      <w:pPr>
+        <w:spacing w:after="0"/>
+        <w:ind w:left="280"/>
+      </w:pPr>
+      <w:r>
+        <w:rPr>
+          <w:rFonts w:ascii="Consolas" w:hAnsi="Consolas"/>
+          <w:sz w:val="17"/>
+        </w:rPr>
+        <w:t xml:space="preserve">                                     # killed at ~25 min CPU on OS_GENERATOR</w:t>
       </w:r>
     </w:p>
     <w:p/>

--- a/docs/RTL_CHANGELOG.docx
+++ b/docs/RTL_CHANGELOG.docx
@@ -1343,6 +1343,1143 @@
           </w:p>
         </w:tc>
       </w:tr>
+      <w:tr>
+        <w:tc>
+          <w:tcPr>
+            <w:tcW w:type="dxa" w:w="2160"/>
+          </w:tcPr>
+          <w:p>
+            <w:r>
+              <w:rPr>
+                <w:sz w:val="18"/>
+              </w:rPr>
+            </w:r>
+            <w:r>
+              <w:rPr>
+                <w:rFonts w:ascii="Consolas" w:hAnsi="Consolas"/>
+                <w:color w:val="A31D1D"/>
+                <w:sz w:val="18"/>
+              </w:rPr>
+              <w:t>BUGFIX-048</w:t>
+            </w:r>
+          </w:p>
+        </w:tc>
+        <w:tc>
+          <w:tcPr>
+            <w:tcW w:type="dxa" w:w="2160"/>
+          </w:tcPr>
+          <w:p>
+            <w:r>
+              <w:rPr>
+                <w:sz w:val="18"/>
+              </w:rPr>
+            </w:r>
+            <w:r>
+              <w:rPr>
+                <w:rFonts w:ascii="Consolas" w:hAnsi="Consolas"/>
+                <w:color w:val="A31D1D"/>
+                <w:sz w:val="18"/>
+              </w:rPr>
+              <w:t>rtl/osDecoder.v:232</w:t>
+            </w:r>
+          </w:p>
+        </w:tc>
+        <w:tc>
+          <w:tcPr>
+            <w:tcW w:type="dxa" w:w="2160"/>
+          </w:tcPr>
+          <w:p>
+            <w:r>
+              <w:rPr>
+                <w:sz w:val="18"/>
+              </w:rPr>
+            </w:r>
+            <w:r>
+              <w:rPr>
+                <w:sz w:val="18"/>
+              </w:rPr>
+              <w:t xml:space="preserve">Non-constant </w:t>
+            </w:r>
+            <w:r>
+              <w:rPr>
+                <w:rFonts w:ascii="Consolas" w:hAnsi="Consolas"/>
+                <w:color w:val="A31D1D"/>
+                <w:sz w:val="18"/>
+              </w:rPr>
+              <w:t>for</w:t>
+            </w:r>
+            <w:r>
+              <w:rPr>
+                <w:sz w:val="18"/>
+              </w:rPr>
+              <w:t xml:space="preserve"> loop bound </w:t>
+            </w:r>
+            <w:r>
+              <w:rPr>
+                <w:rFonts w:ascii="Consolas" w:hAnsi="Consolas"/>
+                <w:color w:val="A31D1D"/>
+                <w:sz w:val="18"/>
+              </w:rPr>
+              <w:t>128&lt;&lt;numberOfShifts</w:t>
+            </w:r>
+            <w:r>
+              <w:rPr>
+                <w:sz w:val="18"/>
+              </w:rPr>
+              <w:t xml:space="preserve"> replaced by the constant maximum plus a guard that preserves the exact original trip count. </w:t>
+            </w:r>
+            <w:r>
+              <w:rPr>
+                <w:b/>
+                <w:sz w:val="18"/>
+              </w:rPr>
+              <w:t>This was the read-time synthesis blocker for the whole closure.</w:t>
+            </w:r>
+          </w:p>
+        </w:tc>
+        <w:tc>
+          <w:tcPr>
+            <w:tcW w:type="dxa" w:w="2160"/>
+          </w:tcPr>
+          <w:p>
+            <w:r>
+              <w:rPr>
+                <w:sz w:val="18"/>
+              </w:rPr>
+            </w:r>
+            <w:r>
+              <w:rPr>
+                <w:sz w:val="18"/>
+              </w:rPr>
+              <w:t>Synthesis blocker</w:t>
+            </w:r>
+          </w:p>
+        </w:tc>
+      </w:tr>
+      <w:tr>
+        <w:tc>
+          <w:tcPr>
+            <w:tcW w:type="dxa" w:w="2160"/>
+          </w:tcPr>
+          <w:p>
+            <w:r>
+              <w:rPr>
+                <w:sz w:val="18"/>
+              </w:rPr>
+            </w:r>
+            <w:r>
+              <w:rPr>
+                <w:rFonts w:ascii="Consolas" w:hAnsi="Consolas"/>
+                <w:color w:val="A31D1D"/>
+                <w:sz w:val="18"/>
+              </w:rPr>
+              <w:t>BUGFIX-049</w:t>
+            </w:r>
+          </w:p>
+        </w:tc>
+        <w:tc>
+          <w:tcPr>
+            <w:tcW w:type="dxa" w:w="2160"/>
+          </w:tcPr>
+          <w:p>
+            <w:r>
+              <w:rPr>
+                <w:sz w:val="18"/>
+              </w:rPr>
+            </w:r>
+            <w:r>
+              <w:rPr>
+                <w:rFonts w:ascii="Consolas" w:hAnsi="Consolas"/>
+                <w:color w:val="A31D1D"/>
+                <w:sz w:val="18"/>
+              </w:rPr>
+              <w:t>rtl/osDecoder.v:262</w:t>
+            </w:r>
+          </w:p>
+        </w:tc>
+        <w:tc>
+          <w:tcPr>
+            <w:tcW w:type="dxa" w:w="2160"/>
+          </w:tcPr>
+          <w:p>
+            <w:r>
+              <w:rPr>
+                <w:sz w:val="18"/>
+              </w:rPr>
+            </w:r>
+            <w:r>
+              <w:rPr>
+                <w:rFonts w:ascii="Consolas" w:hAnsi="Consolas"/>
+                <w:color w:val="A31D1D"/>
+                <w:sz w:val="18"/>
+              </w:rPr>
+              <w:t>always@(out)</w:t>
+            </w:r>
+            <w:r>
+              <w:rPr>
+                <w:sz w:val="18"/>
+              </w:rPr>
+              <w:t xml:space="preserve"> → </w:t>
+            </w:r>
+            <w:r>
+              <w:rPr>
+                <w:rFonts w:ascii="Consolas" w:hAnsi="Consolas"/>
+                <w:color w:val="A31D1D"/>
+                <w:sz w:val="18"/>
+              </w:rPr>
+              <w:t>always@(*)</w:t>
+            </w:r>
+            <w:r>
+              <w:rPr>
+                <w:sz w:val="18"/>
+              </w:rPr>
+              <w:t xml:space="preserve">. The block also reads </w:t>
+            </w:r>
+            <w:r>
+              <w:rPr>
+                <w:rFonts w:ascii="Consolas" w:hAnsi="Consolas"/>
+                <w:color w:val="A31D1D"/>
+                <w:sz w:val="18"/>
+              </w:rPr>
+              <w:t>numberOfShifts</w:t>
+            </w:r>
+            <w:r>
+              <w:rPr>
+                <w:sz w:val="18"/>
+              </w:rPr>
+              <w:t xml:space="preserve">, </w:t>
+            </w:r>
+            <w:r>
+              <w:rPr>
+                <w:rFonts w:ascii="Consolas" w:hAnsi="Consolas"/>
+                <w:color w:val="A31D1D"/>
+                <w:sz w:val="18"/>
+              </w:rPr>
+              <w:t>numberOfDetectedLanes</w:t>
+            </w:r>
+            <w:r>
+              <w:rPr>
+                <w:sz w:val="18"/>
+              </w:rPr>
+              <w:t xml:space="preserve">, </w:t>
+            </w:r>
+            <w:r>
+              <w:rPr>
+                <w:rFonts w:ascii="Consolas" w:hAnsi="Consolas"/>
+                <w:color w:val="A31D1D"/>
+                <w:sz w:val="18"/>
+              </w:rPr>
+              <w:t>lane_iter</w:t>
+            </w:r>
+            <w:r>
+              <w:rPr>
+                <w:sz w:val="18"/>
+              </w:rPr>
+              <w:t xml:space="preserve">, </w:t>
+            </w:r>
+            <w:r>
+              <w:rPr>
+                <w:rFonts w:ascii="Consolas" w:hAnsi="Consolas"/>
+                <w:color w:val="A31D1D"/>
+                <w:sz w:val="18"/>
+              </w:rPr>
+              <w:t>index_iter</w:t>
+            </w:r>
+            <w:r>
+              <w:rPr>
+                <w:sz w:val="18"/>
+              </w:rPr>
+              <w:t>, so simulation and synthesis disagreed.</w:t>
+            </w:r>
+          </w:p>
+        </w:tc>
+        <w:tc>
+          <w:tcPr>
+            <w:tcW w:type="dxa" w:w="2160"/>
+          </w:tcPr>
+          <w:p>
+            <w:r>
+              <w:rPr>
+                <w:sz w:val="18"/>
+              </w:rPr>
+            </w:r>
+            <w:r>
+              <w:rPr>
+                <w:sz w:val="18"/>
+              </w:rPr>
+              <w:t>Sim ≠ synthesis</w:t>
+            </w:r>
+          </w:p>
+        </w:tc>
+      </w:tr>
+      <w:tr>
+        <w:tc>
+          <w:tcPr>
+            <w:tcW w:type="dxa" w:w="2160"/>
+          </w:tcPr>
+          <w:p>
+            <w:r>
+              <w:rPr>
+                <w:sz w:val="18"/>
+              </w:rPr>
+            </w:r>
+            <w:r>
+              <w:rPr>
+                <w:rFonts w:ascii="Consolas" w:hAnsi="Consolas"/>
+                <w:color w:val="A31D1D"/>
+                <w:sz w:val="18"/>
+              </w:rPr>
+              <w:t>BUGFIX-050</w:t>
+            </w:r>
+          </w:p>
+        </w:tc>
+        <w:tc>
+          <w:tcPr>
+            <w:tcW w:type="dxa" w:w="2160"/>
+          </w:tcPr>
+          <w:p>
+            <w:r>
+              <w:rPr>
+                <w:sz w:val="18"/>
+              </w:rPr>
+            </w:r>
+            <w:r>
+              <w:rPr>
+                <w:rFonts w:ascii="Consolas" w:hAnsi="Consolas"/>
+                <w:color w:val="A31D1D"/>
+                <w:sz w:val="18"/>
+              </w:rPr>
+              <w:t>rtl/osDecoder.v:264</w:t>
+            </w:r>
+            <w:r>
+              <w:rPr>
+                <w:sz w:val="18"/>
+              </w:rPr>
+              <w:t xml:space="preserve">, </w:t>
+            </w:r>
+            <w:r>
+              <w:rPr>
+                <w:rFonts w:ascii="Consolas" w:hAnsi="Consolas"/>
+                <w:color w:val="A31D1D"/>
+                <w:sz w:val="18"/>
+              </w:rPr>
+              <w:t>:85</w:t>
+            </w:r>
+          </w:p>
+        </w:tc>
+        <w:tc>
+          <w:tcPr>
+            <w:tcW w:type="dxa" w:w="2160"/>
+          </w:tcPr>
+          <w:p>
+            <w:r>
+              <w:rPr>
+                <w:sz w:val="18"/>
+              </w:rPr>
+            </w:r>
+            <w:r>
+              <w:rPr>
+                <w:rFonts w:ascii="Consolas" w:hAnsi="Consolas"/>
+                <w:color w:val="A31D1D"/>
+                <w:sz w:val="18"/>
+              </w:rPr>
+              <w:t>lane_iter</w:t>
+            </w:r>
+            <w:r>
+              <w:rPr>
+                <w:sz w:val="18"/>
+              </w:rPr>
+              <w:t>/</w:t>
+            </w:r>
+            <w:r>
+              <w:rPr>
+                <w:rFonts w:ascii="Consolas" w:hAnsi="Consolas"/>
+                <w:color w:val="A31D1D"/>
+                <w:sz w:val="18"/>
+              </w:rPr>
+              <w:t>index_iter</w:t>
+            </w:r>
+            <w:r>
+              <w:rPr>
+                <w:sz w:val="18"/>
+              </w:rPr>
+              <w:t xml:space="preserve"> initialized at block entry and removed from the clocked reset. They were driven by </w:t>
+            </w:r>
+            <w:r>
+              <w:rPr>
+                <w:b/>
+                <w:sz w:val="18"/>
+              </w:rPr>
+              <w:t>two processes</w:t>
+            </w:r>
+            <w:r>
+              <w:rPr>
+                <w:sz w:val="18"/>
+              </w:rPr>
+              <w:t xml:space="preserve"> and were never initialized, giving combinational feedback.</w:t>
+            </w:r>
+          </w:p>
+        </w:tc>
+        <w:tc>
+          <w:tcPr>
+            <w:tcW w:type="dxa" w:w="2160"/>
+          </w:tcPr>
+          <w:p>
+            <w:r>
+              <w:rPr>
+                <w:sz w:val="18"/>
+              </w:rPr>
+            </w:r>
+            <w:r>
+              <w:rPr>
+                <w:sz w:val="18"/>
+              </w:rPr>
+              <w:t>Multiple driver + feedback</w:t>
+            </w:r>
+          </w:p>
+        </w:tc>
+      </w:tr>
+      <w:tr>
+        <w:tc>
+          <w:tcPr>
+            <w:tcW w:type="dxa" w:w="2160"/>
+          </w:tcPr>
+          <w:p>
+            <w:r>
+              <w:rPr>
+                <w:sz w:val="18"/>
+              </w:rPr>
+            </w:r>
+            <w:r>
+              <w:rPr>
+                <w:rFonts w:ascii="Consolas" w:hAnsi="Consolas"/>
+                <w:color w:val="A31D1D"/>
+                <w:sz w:val="18"/>
+              </w:rPr>
+              <w:t>BUGFIX-051</w:t>
+            </w:r>
+          </w:p>
+        </w:tc>
+        <w:tc>
+          <w:tcPr>
+            <w:tcW w:type="dxa" w:w="2160"/>
+          </w:tcPr>
+          <w:p>
+            <w:r>
+              <w:rPr>
+                <w:sz w:val="18"/>
+              </w:rPr>
+            </w:r>
+            <w:r>
+              <w:rPr>
+                <w:rFonts w:ascii="Consolas" w:hAnsi="Consolas"/>
+                <w:color w:val="A31D1D"/>
+                <w:sz w:val="18"/>
+              </w:rPr>
+              <w:t>rtl/osDecoder.v:196</w:t>
+            </w:r>
+            <w:r>
+              <w:rPr>
+                <w:sz w:val="18"/>
+              </w:rPr>
+              <w:t xml:space="preserve">, </w:t>
+            </w:r>
+            <w:r>
+              <w:rPr>
+                <w:rFonts w:ascii="Consolas" w:hAnsi="Consolas"/>
+                <w:color w:val="A31D1D"/>
+                <w:sz w:val="18"/>
+              </w:rPr>
+              <w:t>:213</w:t>
+            </w:r>
+          </w:p>
+        </w:tc>
+        <w:tc>
+          <w:tcPr>
+            <w:tcW w:type="dxa" w:w="2160"/>
+          </w:tcPr>
+          <w:p>
+            <w:r>
+              <w:rPr>
+                <w:sz w:val="18"/>
+              </w:rPr>
+            </w:r>
+            <w:r>
+              <w:rPr>
+                <w:sz w:val="18"/>
+              </w:rPr>
+              <w:t xml:space="preserve">Added the missing </w:t>
+            </w:r>
+            <w:r>
+              <w:rPr>
+                <w:rFonts w:ascii="Consolas" w:hAnsi="Consolas"/>
+                <w:color w:val="A31D1D"/>
+                <w:sz w:val="18"/>
+              </w:rPr>
+              <w:t>default</w:t>
+            </w:r>
+            <w:r>
+              <w:rPr>
+                <w:sz w:val="18"/>
+              </w:rPr>
+              <w:t xml:space="preserve"> to the </w:t>
+            </w:r>
+            <w:r>
+              <w:rPr>
+                <w:rFonts w:ascii="Consolas" w:hAnsi="Consolas"/>
+                <w:color w:val="A31D1D"/>
+                <w:sz w:val="18"/>
+              </w:rPr>
+              <w:t>numberOfDetectedLanes</w:t>
+            </w:r>
+            <w:r>
+              <w:rPr>
+                <w:sz w:val="18"/>
+              </w:rPr>
+              <w:t xml:space="preserve"> and </w:t>
+            </w:r>
+            <w:r>
+              <w:rPr>
+                <w:rFonts w:ascii="Consolas" w:hAnsi="Consolas"/>
+                <w:color w:val="A31D1D"/>
+                <w:sz w:val="18"/>
+              </w:rPr>
+              <w:t>gen</w:t>
+            </w:r>
+            <w:r>
+              <w:rPr>
+                <w:sz w:val="18"/>
+              </w:rPr>
+              <w:t xml:space="preserve"> cases. Both inferred latches; a stale </w:t>
+            </w:r>
+            <w:r>
+              <w:rPr>
+                <w:rFonts w:ascii="Consolas" w:hAnsi="Consolas"/>
+                <w:color w:val="A31D1D"/>
+                <w:sz w:val="18"/>
+              </w:rPr>
+              <w:t>numberOfShifts</w:t>
+            </w:r>
+            <w:r>
+              <w:rPr>
+                <w:sz w:val="18"/>
+              </w:rPr>
+              <w:t xml:space="preserve"> of 5/6/7 made the loop bound 4096/8192/16384 and read past the end of the 2048-bit </w:t>
+            </w:r>
+            <w:r>
+              <w:rPr>
+                <w:rFonts w:ascii="Consolas" w:hAnsi="Consolas"/>
+                <w:color w:val="A31D1D"/>
+                <w:sz w:val="18"/>
+              </w:rPr>
+              <w:t>out</w:t>
+            </w:r>
+            <w:r>
+              <w:rPr>
+                <w:sz w:val="18"/>
+              </w:rPr>
+              <w:t>.</w:t>
+            </w:r>
+          </w:p>
+        </w:tc>
+        <w:tc>
+          <w:tcPr>
+            <w:tcW w:type="dxa" w:w="2160"/>
+          </w:tcPr>
+          <w:p>
+            <w:r>
+              <w:rPr>
+                <w:sz w:val="18"/>
+              </w:rPr>
+            </w:r>
+            <w:r>
+              <w:rPr>
+                <w:sz w:val="18"/>
+              </w:rPr>
+              <w:t>Inferred latch + OOB read</w:t>
+            </w:r>
+          </w:p>
+        </w:tc>
+      </w:tr>
+      <w:tr>
+        <w:tc>
+          <w:tcPr>
+            <w:tcW w:type="dxa" w:w="2160"/>
+          </w:tcPr>
+          <w:p>
+            <w:r>
+              <w:rPr>
+                <w:sz w:val="18"/>
+              </w:rPr>
+            </w:r>
+            <w:r>
+              <w:rPr>
+                <w:rFonts w:ascii="Consolas" w:hAnsi="Consolas"/>
+                <w:color w:val="A31D1D"/>
+                <w:sz w:val="18"/>
+              </w:rPr>
+              <w:t>BUGFIX-052</w:t>
+            </w:r>
+          </w:p>
+        </w:tc>
+        <w:tc>
+          <w:tcPr>
+            <w:tcW w:type="dxa" w:w="2160"/>
+          </w:tcPr>
+          <w:p>
+            <w:r>
+              <w:rPr>
+                <w:sz w:val="18"/>
+              </w:rPr>
+            </w:r>
+            <w:r>
+              <w:rPr>
+                <w:rFonts w:ascii="Consolas" w:hAnsi="Consolas"/>
+                <w:color w:val="A31D1D"/>
+                <w:sz w:val="18"/>
+              </w:rPr>
+              <w:t>rtl/osDecoder.v:266</w:t>
+            </w:r>
+          </w:p>
+        </w:tc>
+        <w:tc>
+          <w:tcPr>
+            <w:tcW w:type="dxa" w:w="2160"/>
+          </w:tcPr>
+          <w:p>
+            <w:r>
+              <w:rPr>
+                <w:sz w:val="18"/>
+              </w:rPr>
+            </w:r>
+            <w:r>
+              <w:rPr>
+                <w:rFonts w:ascii="Consolas" w:hAnsi="Consolas"/>
+                <w:color w:val="A31D1D"/>
+                <w:sz w:val="18"/>
+              </w:rPr>
+              <w:t>outOs</w:t>
+            </w:r>
+            <w:r>
+              <w:rPr>
+                <w:sz w:val="18"/>
+              </w:rPr>
+              <w:t xml:space="preserve"> cleared at block entry. Only </w:t>
+            </w:r>
+            <w:r>
+              <w:rPr>
+                <w:rFonts w:ascii="Consolas" w:hAnsi="Consolas"/>
+                <w:color w:val="A31D1D"/>
+                <w:sz w:val="18"/>
+              </w:rPr>
+              <w:t>128&lt;&lt;numberOfShifts</w:t>
+            </w:r>
+            <w:r>
+              <w:rPr>
+                <w:sz w:val="18"/>
+              </w:rPr>
+              <w:t xml:space="preserve"> of its 2048 bits were ever written, so unused lane regions held stale ordered-set data and inferred a 2048-bit latch.</w:t>
+            </w:r>
+          </w:p>
+        </w:tc>
+        <w:tc>
+          <w:tcPr>
+            <w:tcW w:type="dxa" w:w="2160"/>
+          </w:tcPr>
+          <w:p>
+            <w:r>
+              <w:rPr>
+                <w:sz w:val="18"/>
+              </w:rPr>
+            </w:r>
+            <w:r>
+              <w:rPr>
+                <w:sz w:val="18"/>
+              </w:rPr>
+              <w:t>Inferred latch + stale data</w:t>
+            </w:r>
+          </w:p>
+        </w:tc>
+      </w:tr>
+      <w:tr>
+        <w:tc>
+          <w:tcPr>
+            <w:tcW w:type="dxa" w:w="2160"/>
+          </w:tcPr>
+          <w:p>
+            <w:r>
+              <w:rPr>
+                <w:sz w:val="18"/>
+              </w:rPr>
+            </w:r>
+            <w:r>
+              <w:rPr>
+                <w:rFonts w:ascii="Consolas" w:hAnsi="Consolas"/>
+                <w:color w:val="A31D1D"/>
+                <w:sz w:val="18"/>
+              </w:rPr>
+              <w:t>BUGFIX-053</w:t>
+            </w:r>
+          </w:p>
+        </w:tc>
+        <w:tc>
+          <w:tcPr>
+            <w:tcW w:type="dxa" w:w="2160"/>
+          </w:tcPr>
+          <w:p>
+            <w:r>
+              <w:rPr>
+                <w:sz w:val="18"/>
+              </w:rPr>
+            </w:r>
+            <w:r>
+              <w:rPr>
+                <w:rFonts w:ascii="Consolas" w:hAnsi="Consolas"/>
+                <w:color w:val="A31D1D"/>
+                <w:sz w:val="18"/>
+              </w:rPr>
+              <w:t>rtl/LMC.v:27</w:t>
+            </w:r>
+          </w:p>
+        </w:tc>
+        <w:tc>
+          <w:tcPr>
+            <w:tcW w:type="dxa" w:w="2160"/>
+          </w:tcPr>
+          <w:p>
+            <w:r>
+              <w:rPr>
+                <w:sz w:val="18"/>
+              </w:rPr>
+            </w:r>
+            <w:r>
+              <w:rPr>
+                <w:sz w:val="18"/>
+              </w:rPr>
+              <w:t xml:space="preserve">Added the missing final </w:t>
+            </w:r>
+            <w:r>
+              <w:rPr>
+                <w:rFonts w:ascii="Consolas" w:hAnsi="Consolas"/>
+                <w:color w:val="A31D1D"/>
+                <w:sz w:val="18"/>
+              </w:rPr>
+              <w:t>else</w:t>
+            </w:r>
+            <w:r>
+              <w:rPr>
+                <w:sz w:val="18"/>
+              </w:rPr>
+              <w:t xml:space="preserve"> and switched </w:t>
+            </w:r>
+            <w:r>
+              <w:rPr>
+                <w:rFonts w:ascii="Consolas" w:hAnsi="Consolas"/>
+                <w:color w:val="A31D1D"/>
+                <w:sz w:val="18"/>
+              </w:rPr>
+              <w:t>always@(generation)</w:t>
+            </w:r>
+            <w:r>
+              <w:rPr>
+                <w:sz w:val="18"/>
+              </w:rPr>
+              <w:t xml:space="preserve"> → </w:t>
+            </w:r>
+            <w:r>
+              <w:rPr>
+                <w:rFonts w:ascii="Consolas" w:hAnsi="Consolas"/>
+                <w:color w:val="A31D1D"/>
+                <w:sz w:val="18"/>
+              </w:rPr>
+              <w:t>always@(*)</w:t>
+            </w:r>
+            <w:r>
+              <w:rPr>
+                <w:sz w:val="18"/>
+              </w:rPr>
+              <w:t xml:space="preserve">, removing the </w:t>
+            </w:r>
+            <w:r>
+              <w:rPr>
+                <w:rFonts w:ascii="Consolas" w:hAnsi="Consolas"/>
+                <w:color w:val="A31D1D"/>
+                <w:sz w:val="18"/>
+              </w:rPr>
+              <w:t>pipe_width</w:t>
+            </w:r>
+            <w:r>
+              <w:rPr>
+                <w:sz w:val="18"/>
+              </w:rPr>
+              <w:t xml:space="preserve"> latch. Matches the convention the same author already used in </w:t>
+            </w:r>
+            <w:r>
+              <w:rPr>
+                <w:rFonts w:ascii="Consolas" w:hAnsi="Consolas"/>
+                <w:color w:val="A31D1D"/>
+                <w:sz w:val="18"/>
+              </w:rPr>
+              <w:t>rtl/DataHandling.v:9,111</w:t>
+            </w:r>
+            <w:r>
+              <w:rPr>
+                <w:sz w:val="18"/>
+              </w:rPr>
+              <w:t>.</w:t>
+            </w:r>
+          </w:p>
+        </w:tc>
+        <w:tc>
+          <w:tcPr>
+            <w:tcW w:type="dxa" w:w="2160"/>
+          </w:tcPr>
+          <w:p>
+            <w:r>
+              <w:rPr>
+                <w:sz w:val="18"/>
+              </w:rPr>
+            </w:r>
+            <w:r>
+              <w:rPr>
+                <w:sz w:val="18"/>
+              </w:rPr>
+              <w:t xml:space="preserve">Inferred latch — </w:t>
+            </w:r>
+            <w:r>
+              <w:rPr>
+                <w:b/>
+                <w:sz w:val="18"/>
+              </w:rPr>
+              <w:t>A/B verified</w:t>
+            </w:r>
+          </w:p>
+        </w:tc>
+      </w:tr>
+      <w:tr>
+        <w:tc>
+          <w:tcPr>
+            <w:tcW w:type="dxa" w:w="2160"/>
+          </w:tcPr>
+          <w:p>
+            <w:r>
+              <w:rPr>
+                <w:sz w:val="18"/>
+              </w:rPr>
+            </w:r>
+            <w:r>
+              <w:rPr>
+                <w:rFonts w:ascii="Consolas" w:hAnsi="Consolas"/>
+                <w:color w:val="A31D1D"/>
+                <w:sz w:val="18"/>
+              </w:rPr>
+              <w:t>BUGFIX-054</w:t>
+            </w:r>
+          </w:p>
+        </w:tc>
+        <w:tc>
+          <w:tcPr>
+            <w:tcW w:type="dxa" w:w="2160"/>
+          </w:tcPr>
+          <w:p>
+            <w:r>
+              <w:rPr>
+                <w:sz w:val="18"/>
+              </w:rPr>
+            </w:r>
+            <w:r>
+              <w:rPr>
+                <w:rFonts w:ascii="Consolas" w:hAnsi="Consolas"/>
+                <w:color w:val="A31D1D"/>
+                <w:sz w:val="18"/>
+              </w:rPr>
+              <w:t>rtl/osDecoder.v:113</w:t>
+            </w:r>
+          </w:p>
+        </w:tc>
+        <w:tc>
+          <w:tcPr>
+            <w:tcW w:type="dxa" w:w="2160"/>
+          </w:tcPr>
+          <w:p>
+            <w:r>
+              <w:rPr>
+                <w:sz w:val="18"/>
+              </w:rPr>
+            </w:r>
+            <w:r>
+              <w:rPr>
+                <w:rFonts w:ascii="Consolas" w:hAnsi="Consolas"/>
+                <w:color w:val="A31D1D"/>
+                <w:sz w:val="18"/>
+              </w:rPr>
+              <w:t>valid</w:t>
+            </w:r>
+            <w:r>
+              <w:rPr>
+                <w:sz w:val="18"/>
+              </w:rPr>
+              <w:t xml:space="preserve"> had </w:t>
+            </w:r>
+            <w:r>
+              <w:rPr>
+                <w:b/>
+                <w:sz w:val="18"/>
+              </w:rPr>
+              <w:t>two conflicting drivers</w:t>
+            </w:r>
+            <w:r>
+              <w:rPr>
+                <w:sz w:val="18"/>
+              </w:rPr>
+              <w:t xml:space="preserve"> — clocked (</w:t>
+            </w:r>
+            <w:r>
+              <w:rPr>
+                <w:rFonts w:ascii="Consolas" w:hAnsi="Consolas"/>
+                <w:color w:val="A31D1D"/>
+                <w:sz w:val="18"/>
+              </w:rPr>
+              <w:t>valid &lt;= validnext</w:t>
+            </w:r>
+            <w:r>
+              <w:rPr>
+                <w:sz w:val="18"/>
+              </w:rPr>
+              <w:t>) and combinational (</w:t>
+            </w:r>
+            <w:r>
+              <w:rPr>
+                <w:rFonts w:ascii="Consolas" w:hAnsi="Consolas"/>
+                <w:color w:val="A31D1D"/>
+                <w:sz w:val="18"/>
+              </w:rPr>
+              <w:t>{out,valid} = {data,1'b1}</w:t>
+            </w:r>
+            <w:r>
+              <w:rPr>
+                <w:sz w:val="18"/>
+              </w:rPr>
+              <w:t xml:space="preserve">). Now drives </w:t>
+            </w:r>
+            <w:r>
+              <w:rPr>
+                <w:rFonts w:ascii="Consolas" w:hAnsi="Consolas"/>
+                <w:color w:val="A31D1D"/>
+                <w:sz w:val="18"/>
+              </w:rPr>
+              <w:t>validnext</w:t>
+            </w:r>
+            <w:r>
+              <w:rPr>
+                <w:sz w:val="18"/>
+              </w:rPr>
+              <w:t xml:space="preserve"> only.</w:t>
+            </w:r>
+          </w:p>
+        </w:tc>
+        <w:tc>
+          <w:tcPr>
+            <w:tcW w:type="dxa" w:w="2160"/>
+          </w:tcPr>
+          <w:p>
+            <w:r>
+              <w:rPr>
+                <w:sz w:val="18"/>
+              </w:rPr>
+            </w:r>
+            <w:r>
+              <w:rPr>
+                <w:sz w:val="18"/>
+              </w:rPr>
+              <w:t xml:space="preserve">Multiple driver / race — </w:t>
+            </w:r>
+            <w:r>
+              <w:rPr>
+                <w:b/>
+                <w:sz w:val="18"/>
+              </w:rPr>
+              <w:t>A/B verified</w:t>
+            </w:r>
+          </w:p>
+        </w:tc>
+      </w:tr>
+      <w:tr>
+        <w:tc>
+          <w:tcPr>
+            <w:tcW w:type="dxa" w:w="2160"/>
+          </w:tcPr>
+          <w:p>
+            <w:r>
+              <w:rPr>
+                <w:sz w:val="18"/>
+              </w:rPr>
+            </w:r>
+            <w:r>
+              <w:rPr>
+                <w:rFonts w:ascii="Consolas" w:hAnsi="Consolas"/>
+                <w:color w:val="A31D1D"/>
+                <w:sz w:val="18"/>
+              </w:rPr>
+              <w:t>BUGFIX-055</w:t>
+            </w:r>
+          </w:p>
+        </w:tc>
+        <w:tc>
+          <w:tcPr>
+            <w:tcW w:type="dxa" w:w="2160"/>
+          </w:tcPr>
+          <w:p>
+            <w:r>
+              <w:rPr>
+                <w:sz w:val="18"/>
+              </w:rPr>
+            </w:r>
+            <w:r>
+              <w:rPr>
+                <w:rFonts w:ascii="Consolas" w:hAnsi="Consolas"/>
+                <w:color w:val="A31D1D"/>
+                <w:sz w:val="18"/>
+              </w:rPr>
+              <w:t>rtl/Modules Integration.v:30</w:t>
+            </w:r>
+            <w:r>
+              <w:rPr>
+                <w:sz w:val="18"/>
+              </w:rPr>
+              <w:t xml:space="preserve">, </w:t>
+            </w:r>
+            <w:r>
+              <w:rPr>
+                <w:rFonts w:ascii="Consolas" w:hAnsi="Consolas"/>
+                <w:color w:val="A31D1D"/>
+                <w:sz w:val="18"/>
+              </w:rPr>
+              <w:t>rtl/PCIE.v:237</w:t>
+            </w:r>
+          </w:p>
+        </w:tc>
+        <w:tc>
+          <w:tcPr>
+            <w:tcW w:type="dxa" w:w="2160"/>
+          </w:tcPr>
+          <w:p>
+            <w:r>
+              <w:rPr>
+                <w:sz w:val="18"/>
+              </w:rPr>
+            </w:r>
+            <w:r>
+              <w:rPr>
+                <w:rFonts w:ascii="Consolas" w:hAnsi="Consolas"/>
+                <w:color w:val="A31D1D"/>
+                <w:sz w:val="18"/>
+              </w:rPr>
+              <w:t>RX.linkUp</w:t>
+            </w:r>
+            <w:r>
+              <w:rPr>
+                <w:sz w:val="18"/>
+              </w:rPr>
+              <w:t xml:space="preserve"> was an </w:t>
+            </w:r>
+            <w:r>
+              <w:rPr>
+                <w:b/>
+                <w:sz w:val="18"/>
+              </w:rPr>
+              <w:t>implicit wire with no driver</w:t>
+            </w:r>
+            <w:r>
+              <w:rPr>
+                <w:sz w:val="18"/>
+              </w:rPr>
+              <w:t xml:space="preserve"> — consumed by </w:t>
+            </w:r>
+            <w:r>
+              <w:rPr>
+                <w:rFonts w:ascii="Consolas" w:hAnsi="Consolas"/>
+                <w:color w:val="A31D1D"/>
+                <w:sz w:val="18"/>
+              </w:rPr>
+              <w:t>osDecoder</w:t>
+            </w:r>
+            <w:r>
+              <w:rPr>
+                <w:sz w:val="18"/>
+              </w:rPr>
+              <w:t xml:space="preserve"> and </w:t>
+            </w:r>
+            <w:r>
+              <w:rPr>
+                <w:rFonts w:ascii="Consolas" w:hAnsi="Consolas"/>
+                <w:color w:val="A31D1D"/>
+                <w:sz w:val="18"/>
+              </w:rPr>
+              <w:t>packet_identifier</w:t>
+            </w:r>
+            <w:r>
+              <w:rPr>
+                <w:sz w:val="18"/>
+              </w:rPr>
+              <w:t xml:space="preserve"> but never declared as a port. Restored as </w:t>
+            </w:r>
+            <w:r>
+              <w:rPr>
+                <w:rFonts w:ascii="Consolas" w:hAnsi="Consolas"/>
+                <w:color w:val="A31D1D"/>
+                <w:sz w:val="18"/>
+              </w:rPr>
+              <w:t>input linkUp</w:t>
+            </w:r>
+            <w:r>
+              <w:rPr>
+                <w:sz w:val="18"/>
+              </w:rPr>
+              <w:t xml:space="preserve">, driven from </w:t>
+            </w:r>
+            <w:r>
+              <w:rPr>
+                <w:rFonts w:ascii="Consolas" w:hAnsi="Consolas"/>
+                <w:color w:val="A31D1D"/>
+                <w:sz w:val="18"/>
+              </w:rPr>
+              <w:t>pl_linkUp</w:t>
+            </w:r>
+            <w:r>
+              <w:rPr>
+                <w:sz w:val="18"/>
+              </w:rPr>
+              <w:t>.</w:t>
+            </w:r>
+          </w:p>
+        </w:tc>
+        <w:tc>
+          <w:tcPr>
+            <w:tcW w:type="dxa" w:w="2160"/>
+          </w:tcPr>
+          <w:p>
+            <w:r>
+              <w:rPr>
+                <w:sz w:val="18"/>
+              </w:rPr>
+            </w:r>
+            <w:r>
+              <w:rPr>
+                <w:sz w:val="18"/>
+              </w:rPr>
+              <w:t xml:space="preserve">Undriven X — </w:t>
+            </w:r>
+            <w:r>
+              <w:rPr>
+                <w:b/>
+                <w:sz w:val="18"/>
+              </w:rPr>
+              <w:t>A/B verified</w:t>
+            </w:r>
+          </w:p>
+        </w:tc>
+      </w:tr>
     </w:tbl>
     <w:p/>
     <w:p>
@@ -6285,7 +7422,54 @@
         <w:pStyle w:val="Heading2"/>
       </w:pPr>
       <w:r>
-        <w:t>5. Found but NOT changed — needs your decision</w:t>
+        <w:t>5. Deeper findings — what was fixed, and what still needs a decision</w:t>
+      </w:r>
+    </w:p>
+    <w:p>
+      <w:r>
+        <w:t xml:space="preserve">Items 5.1 and 5.2 were reported as "found but not changed" in the first pass of this audit because they needed a design decision. </w:t>
+      </w:r>
+      <w:r>
+        <w:rPr>
+          <w:b/>
+        </w:rPr>
+        <w:t>That decision was given, and both are now fixed</w:t>
+      </w:r>
+      <w:r>
+        <w:t xml:space="preserve"> (</w:t>
+      </w:r>
+      <w:r>
+        <w:rPr>
+          <w:rFonts w:ascii="Consolas" w:hAnsi="Consolas"/>
+          <w:color w:val="A31D1D"/>
+          <w:sz w:val="18"/>
+        </w:rPr>
+        <w:t>BUGFIX-048</w:t>
+      </w:r>
+      <w:r>
+        <w:t>…</w:t>
+      </w:r>
+      <w:r>
+        <w:rPr>
+          <w:rFonts w:ascii="Consolas" w:hAnsi="Consolas"/>
+          <w:color w:val="A31D1D"/>
+          <w:sz w:val="18"/>
+        </w:rPr>
+        <w:t>BUGFIX-053</w:t>
+      </w:r>
+      <w:r>
+        <w:t xml:space="preserve">). What remains open is 5.3, plus a newly discovered structural limit inside </w:t>
+      </w:r>
+      <w:r>
+        <w:rPr>
+          <w:rFonts w:ascii="Consolas" w:hAnsi="Consolas"/>
+          <w:color w:val="A31D1D"/>
+          <w:sz w:val="18"/>
+        </w:rPr>
+        <w:t>osDecoder</w:t>
+      </w:r>
+      <w:r>
+        <w:t xml:space="preserve"> described at the end of 5.1.</w:t>
       </w:r>
     </w:p>
     <w:p>
@@ -6301,7 +7485,7 @@
           <w:color w:val="A31D1D"/>
           <w:sz w:val="18"/>
         </w:rPr>
-        <w:t>rtl/osDecoder.v:181</w:t>
+        <w:t>rtl/osDecoder.v</w:t>
       </w:r>
       <w:r>
         <w:t xml:space="preserve"> — non-constant </w:t>
@@ -6315,7 +7499,12 @@
         <w:t>for</w:t>
       </w:r>
       <w:r>
-        <w:t xml:space="preserve"> loop bound (synthesis blocker)</w:t>
+        <w:t xml:space="preserve"> loop bound (was the closure's synthesis blocker) — FIXED</w:t>
+      </w:r>
+    </w:p>
+    <w:p>
+      <w:r>
+        <w:t>The original code was</w:t>
       </w:r>
     </w:p>
     <w:p>
@@ -6328,32 +7517,7 @@
           <w:rFonts w:ascii="Consolas" w:hAnsi="Consolas"/>
           <w:sz w:val="17"/>
         </w:rPr>
-        <w:t>for (j = 0; j &lt; 128&lt;&lt;numberOfShifts; j = j+8)</w:t>
-      </w:r>
-    </w:p>
-    <w:p/>
-    <w:p>
-      <w:r>
-        <w:rPr>
-          <w:rFonts w:ascii="Consolas" w:hAnsi="Consolas"/>
-          <w:color w:val="A31D1D"/>
-          <w:sz w:val="18"/>
-        </w:rPr>
-        <w:t>numberOfShifts</w:t>
-      </w:r>
-      <w:r>
-        <w:t xml:space="preserve"> is a </w:t>
-      </w:r>
-      <w:r>
-        <w:rPr>
-          <w:rFonts w:ascii="Consolas" w:hAnsi="Consolas"/>
-          <w:color w:val="A31D1D"/>
-          <w:sz w:val="18"/>
-        </w:rPr>
-        <w:t>reg</w:t>
-      </w:r>
-      <w:r>
-        <w:t>, i.e. a runtime value, so the loop bound is not a constant. yosys refuses to read the file at all:</w:t>
+        <w:t>always@(out)</w:t>
       </w:r>
     </w:p>
     <w:p>
@@ -6366,33 +7530,34 @@
           <w:rFonts w:ascii="Consolas" w:hAnsi="Consolas"/>
           <w:sz w:val="17"/>
         </w:rPr>
-        <w:t>osDecoder.v:181: ERROR: 2nd expression of procedural for-loop is not constant!</w:t>
+        <w:t xml:space="preserve">    for (j = 0; j &lt; 128&lt;&lt;numberOfShifts; j = j+8)</w:t>
+      </w:r>
+    </w:p>
+    <w:p>
+      <w:pPr>
+        <w:spacing w:after="0"/>
+        <w:ind w:left="280"/>
+      </w:pPr>
+      <w:r>
+        <w:rPr>
+          <w:rFonts w:ascii="Consolas" w:hAnsi="Consolas"/>
+          <w:sz w:val="17"/>
+        </w:rPr>
+        <w:t xml:space="preserve">        outOs[(lanesOffsets[11*lane_iter +: 11]+index_iter)+:8] = out[j+:8];</w:t>
       </w:r>
     </w:p>
     <w:p/>
     <w:p>
       <w:r>
-        <w:t xml:space="preserve">Any commercial synthesis tool will reject this too. </w:t>
-      </w:r>
-      <w:r>
-        <w:rPr>
-          <w:b/>
-        </w:rPr>
-        <w:t>`osDecoder` is in the closure</w:t>
-      </w:r>
-      <w:r>
-        <w:t xml:space="preserve"> — </w:t>
-      </w:r>
-      <w:r>
         <w:rPr>
           <w:rFonts w:ascii="Consolas" w:hAnsi="Consolas"/>
           <w:color w:val="A31D1D"/>
           <w:sz w:val="18"/>
         </w:rPr>
-        <w:t>RX</w:t>
-      </w:r>
-      <w:r>
-        <w:t xml:space="preserve"> instantiates it at </w:t>
+        <w:t>numberOfShifts</w:t>
+      </w:r>
+      <w:r>
+        <w:t xml:space="preserve"> is a </w:t>
       </w:r>
       <w:r>
         <w:rPr>
@@ -6400,197 +7565,2097 @@
           <w:color w:val="A31D1D"/>
           <w:sz w:val="18"/>
         </w:rPr>
-        <w:t>rtl/Modules Integration.v:107</w:t>
-      </w:r>
-      <w:r>
-        <w:t xml:space="preserve"> — so this blocks synthesis of the whole design, not just one leaf.</w:t>
-      </w:r>
-    </w:p>
-    <w:p>
-      <w:r>
-        <w:t xml:space="preserve">A second problem in the same file: </w:t>
-      </w:r>
-      <w:r>
-        <w:rPr>
-          <w:rFonts w:ascii="Consolas" w:hAnsi="Consolas"/>
-          <w:color w:val="A31D1D"/>
-          <w:sz w:val="18"/>
-        </w:rPr>
-        <w:t>always @(out)</w:t>
-      </w:r>
-      <w:r>
-        <w:t xml:space="preserve"> has an </w:t>
-      </w:r>
-      <w:r>
-        <w:rPr>
-          <w:b/>
-        </w:rPr>
-        <w:t>incomplete sensitivity list</w:t>
-      </w:r>
-      <w:r>
-        <w:t xml:space="preserve"> — the block also reads </w:t>
-      </w:r>
-      <w:r>
-        <w:rPr>
-          <w:rFonts w:ascii="Consolas" w:hAnsi="Consolas"/>
-          <w:color w:val="A31D1D"/>
-          <w:sz w:val="18"/>
-        </w:rPr>
-        <w:t>numberOfShifts</w:t>
-      </w:r>
-      <w:r>
-        <w:t xml:space="preserve">, </w:t>
-      </w:r>
-      <w:r>
-        <w:rPr>
-          <w:rFonts w:ascii="Consolas" w:hAnsi="Consolas"/>
-          <w:color w:val="A31D1D"/>
-          <w:sz w:val="18"/>
-        </w:rPr>
-        <w:t>lanesOffsets</w:t>
-      </w:r>
-      <w:r>
-        <w:t xml:space="preserve">, </w:t>
-      </w:r>
-      <w:r>
-        <w:rPr>
-          <w:rFonts w:ascii="Consolas" w:hAnsi="Consolas"/>
-          <w:color w:val="A31D1D"/>
-          <w:sz w:val="18"/>
-        </w:rPr>
-        <w:t>lane_iter</w:t>
-      </w:r>
-      <w:r>
-        <w:t xml:space="preserve"> and </w:t>
-      </w:r>
-      <w:r>
-        <w:rPr>
-          <w:rFonts w:ascii="Consolas" w:hAnsi="Consolas"/>
-          <w:color w:val="A31D1D"/>
-          <w:sz w:val="18"/>
-        </w:rPr>
-        <w:t>index_iter</w:t>
-      </w:r>
-      <w:r>
-        <w:t xml:space="preserve">. In simulation this produces stale values; in synthesis the tool ignores the list entirely, so </w:t>
-      </w:r>
-      <w:r>
-        <w:rPr>
-          <w:b/>
-        </w:rPr>
-        <w:t>sim and silicon would differ</w:t>
-      </w:r>
-      <w:r>
-        <w:t>.</w:t>
-      </w:r>
-    </w:p>
-    <w:p>
-      <w:r>
-        <w:rPr>
-          <w:b/>
-        </w:rPr>
-        <w:t>Why I did not fix it:</w:t>
-      </w:r>
-      <w:r>
-        <w:t xml:space="preserve"> the obvious fix (replace the bound with a constant upper bound and guard the body) is </w:t>
-      </w:r>
-      <w:r>
-        <w:rPr>
-          <w:b/>
-        </w:rPr>
-        <w:t>behaviour-affecting</w:t>
-      </w:r>
-      <w:r>
-        <w:t xml:space="preserve"> — it changes how many shift iterations execute for a given </w:t>
-      </w:r>
-      <w:r>
-        <w:rPr>
-          <w:rFonts w:ascii="Consolas" w:hAnsi="Consolas"/>
-          <w:color w:val="A31D1D"/>
-          <w:sz w:val="18"/>
-        </w:rPr>
-        <w:t>numberOfShifts</w:t>
-      </w:r>
-      <w:r>
-        <w:t xml:space="preserve">. That is a design decision, not a cleanup, and your rules say minimal root-cause fixes with no architecture changes. </w:t>
-      </w:r>
-      <w:r>
-        <w:rPr>
-          <w:b/>
-        </w:rPr>
-        <w:t>This needs your sign-off.</w:t>
-      </w:r>
-      <w:r>
-        <w:t xml:space="preserve"> No change-ID has been allocated to it yet; the next free ID is </w:t>
-      </w:r>
-      <w:r>
-        <w:rPr>
-          <w:rFonts w:ascii="Consolas" w:hAnsi="Consolas"/>
-          <w:color w:val="A31D1D"/>
-          <w:sz w:val="18"/>
-        </w:rPr>
-        <w:t>BUGFIX-048</w:t>
-      </w:r>
-      <w:r>
-        <w:t>.</w:t>
+        <w:t>reg</w:t>
+      </w:r>
+      <w:r>
+        <w:t>, so the bound was a runtime value. Hardware can only be built from such a loop by unrolling it, which needs a constant trip count, so yosys refused to read the file at all:</w:t>
       </w:r>
     </w:p>
     <w:p>
       <w:pPr>
-        <w:ind w:left="400"/>
+        <w:spacing w:after="0"/>
+        <w:ind w:left="280"/>
       </w:pPr>
       <w:r>
         <w:rPr>
+          <w:rFonts w:ascii="Consolas" w:hAnsi="Consolas"/>
+          <w:sz w:val="17"/>
+        </w:rPr>
+        <w:t>osDecoder.v:181: ERROR: 2nd expression of procedural for-loop is not constant!</w:t>
+      </w:r>
+    </w:p>
+    <w:p/>
+    <w:p>
+      <w:r>
+        <w:t xml:space="preserve">Because </w:t>
+      </w:r>
+      <w:r>
+        <w:rPr>
+          <w:rFonts w:ascii="Consolas" w:hAnsi="Consolas"/>
+          <w:color w:val="A31D1D"/>
+          <w:sz w:val="18"/>
+        </w:rPr>
+        <w:t>RX</w:t>
+      </w:r>
+      <w:r>
+        <w:t xml:space="preserve"> instantiates </w:t>
+      </w:r>
+      <w:r>
+        <w:rPr>
+          <w:rFonts w:ascii="Consolas" w:hAnsi="Consolas"/>
+          <w:color w:val="A31D1D"/>
+          <w:sz w:val="18"/>
+        </w:rPr>
+        <w:t>osDecoder</w:t>
+      </w:r>
+      <w:r>
+        <w:t xml:space="preserve"> (</w:t>
+      </w:r>
+      <w:r>
+        <w:rPr>
+          <w:rFonts w:ascii="Consolas" w:hAnsi="Consolas"/>
+          <w:color w:val="A31D1D"/>
+          <w:sz w:val="18"/>
+        </w:rPr>
+        <w:t>rtl/Modules Integration.v:107</w:t>
+      </w:r>
+      <w:r>
+        <w:t xml:space="preserve">), this blocked synthesis of the </w:t>
+      </w:r>
+      <w:r>
+        <w:rPr>
+          <w:b/>
+        </w:rPr>
+        <w:t>entire closure</w:t>
+      </w:r>
+      <w:r>
+        <w:t>, not just this leaf.</w:t>
+      </w:r>
+    </w:p>
+    <w:p>
+      <w:r>
+        <w:rPr>
+          <w:b/>
+        </w:rPr>
+        <w:t>`BUGFIX-048`</w:t>
+      </w:r>
+      <w:r>
+        <w:t xml:space="preserve"> loops to the constant maximum and gates the body on the original bound. That is exactly equivalent, because </w:t>
+      </w:r>
+      <w:r>
+        <w:rPr>
+          <w:rFonts w:ascii="Consolas" w:hAnsi="Consolas"/>
+          <w:color w:val="A31D1D"/>
+          <w:sz w:val="18"/>
+        </w:rPr>
+        <w:t>numberOfShifts</w:t>
+      </w:r>
+      <w:r>
+        <w:t xml:space="preserve"> can only be 0…4:</w:t>
+      </w:r>
+    </w:p>
+    <w:tbl>
+      <w:tblPr>
+        <w:tblStyle w:val="LightGrid-Accent1"/>
+        <w:tblW w:type="auto" w:w="0"/>
+        <w:jc w:val="left"/>
+        <w:tblLook w:firstColumn="1" w:firstRow="1" w:lastColumn="0" w:lastRow="0" w:noHBand="0" w:noVBand="1" w:val="04A0"/>
+      </w:tblPr>
+      <w:tblGrid>
+        <w:gridCol w:w="1440"/>
+        <w:gridCol w:w="1440"/>
+        <w:gridCol w:w="1440"/>
+        <w:gridCol w:w="1440"/>
+        <w:gridCol w:w="1440"/>
+        <w:gridCol w:w="1440"/>
+      </w:tblGrid>
+      <w:tr>
+        <w:tc>
+          <w:tcPr>
+            <w:tcW w:type="dxa" w:w="1440"/>
+          </w:tcPr>
+          <w:p>
+            <w:r>
+              <w:rPr>
+                <w:b/>
+                <w:sz w:val="18"/>
+              </w:rPr>
+            </w:r>
+            <w:r>
+              <w:rPr>
+                <w:b/>
+                <w:sz w:val="18"/>
+              </w:rPr>
+              <w:t>lanes</w:t>
+            </w:r>
+          </w:p>
+        </w:tc>
+        <w:tc>
+          <w:tcPr>
+            <w:tcW w:type="dxa" w:w="1440"/>
+          </w:tcPr>
+          <w:p>
+            <w:r>
+              <w:rPr>
+                <w:b/>
+                <w:sz w:val="18"/>
+              </w:rPr>
+            </w:r>
+            <w:r>
+              <w:rPr>
+                <w:b/>
+                <w:sz w:val="18"/>
+              </w:rPr>
+              <w:t>1</w:t>
+            </w:r>
+          </w:p>
+        </w:tc>
+        <w:tc>
+          <w:tcPr>
+            <w:tcW w:type="dxa" w:w="1440"/>
+          </w:tcPr>
+          <w:p>
+            <w:r>
+              <w:rPr>
+                <w:b/>
+                <w:sz w:val="18"/>
+              </w:rPr>
+            </w:r>
+            <w:r>
+              <w:rPr>
+                <w:b/>
+                <w:sz w:val="18"/>
+              </w:rPr>
+              <w:t>2</w:t>
+            </w:r>
+          </w:p>
+        </w:tc>
+        <w:tc>
+          <w:tcPr>
+            <w:tcW w:type="dxa" w:w="1440"/>
+          </w:tcPr>
+          <w:p>
+            <w:r>
+              <w:rPr>
+                <w:b/>
+                <w:sz w:val="18"/>
+              </w:rPr>
+            </w:r>
+            <w:r>
+              <w:rPr>
+                <w:b/>
+                <w:sz w:val="18"/>
+              </w:rPr>
+              <w:t>4</w:t>
+            </w:r>
+          </w:p>
+        </w:tc>
+        <w:tc>
+          <w:tcPr>
+            <w:tcW w:type="dxa" w:w="1440"/>
+          </w:tcPr>
+          <w:p>
+            <w:r>
+              <w:rPr>
+                <w:b/>
+                <w:sz w:val="18"/>
+              </w:rPr>
+            </w:r>
+            <w:r>
+              <w:rPr>
+                <w:b/>
+                <w:sz w:val="18"/>
+              </w:rPr>
+              <w:t>8</w:t>
+            </w:r>
+          </w:p>
+        </w:tc>
+        <w:tc>
+          <w:tcPr>
+            <w:tcW w:type="dxa" w:w="1440"/>
+          </w:tcPr>
+          <w:p>
+            <w:r>
+              <w:rPr>
+                <w:b/>
+                <w:sz w:val="18"/>
+              </w:rPr>
+            </w:r>
+            <w:r>
+              <w:rPr>
+                <w:b/>
+                <w:sz w:val="18"/>
+              </w:rPr>
+              <w:t>16</w:t>
+            </w:r>
+          </w:p>
+        </w:tc>
+      </w:tr>
+      <w:tr>
+        <w:tc>
+          <w:tcPr>
+            <w:tcW w:type="dxa" w:w="1440"/>
+          </w:tcPr>
+          <w:p>
+            <w:r>
+              <w:rPr>
+                <w:sz w:val="18"/>
+              </w:rPr>
+            </w:r>
+            <w:r>
+              <w:rPr>
+                <w:rFonts w:ascii="Consolas" w:hAnsi="Consolas"/>
+                <w:color w:val="A31D1D"/>
+                <w:sz w:val="18"/>
+              </w:rPr>
+              <w:t>numberOfShifts</w:t>
+            </w:r>
+          </w:p>
+        </w:tc>
+        <w:tc>
+          <w:tcPr>
+            <w:tcW w:type="dxa" w:w="1440"/>
+          </w:tcPr>
+          <w:p>
+            <w:r>
+              <w:rPr>
+                <w:sz w:val="18"/>
+              </w:rPr>
+            </w:r>
+            <w:r>
+              <w:rPr>
+                <w:sz w:val="18"/>
+              </w:rPr>
+              <w:t>0</w:t>
+            </w:r>
+          </w:p>
+        </w:tc>
+        <w:tc>
+          <w:tcPr>
+            <w:tcW w:type="dxa" w:w="1440"/>
+          </w:tcPr>
+          <w:p>
+            <w:r>
+              <w:rPr>
+                <w:sz w:val="18"/>
+              </w:rPr>
+            </w:r>
+            <w:r>
+              <w:rPr>
+                <w:sz w:val="18"/>
+              </w:rPr>
+              <w:t>1</w:t>
+            </w:r>
+          </w:p>
+        </w:tc>
+        <w:tc>
+          <w:tcPr>
+            <w:tcW w:type="dxa" w:w="1440"/>
+          </w:tcPr>
+          <w:p>
+            <w:r>
+              <w:rPr>
+                <w:sz w:val="18"/>
+              </w:rPr>
+            </w:r>
+            <w:r>
+              <w:rPr>
+                <w:sz w:val="18"/>
+              </w:rPr>
+              <w:t>2</w:t>
+            </w:r>
+          </w:p>
+        </w:tc>
+        <w:tc>
+          <w:tcPr>
+            <w:tcW w:type="dxa" w:w="1440"/>
+          </w:tcPr>
+          <w:p>
+            <w:r>
+              <w:rPr>
+                <w:sz w:val="18"/>
+              </w:rPr>
+            </w:r>
+            <w:r>
+              <w:rPr>
+                <w:sz w:val="18"/>
+              </w:rPr>
+              <w:t>3</w:t>
+            </w:r>
+          </w:p>
+        </w:tc>
+        <w:tc>
+          <w:tcPr>
+            <w:tcW w:type="dxa" w:w="1440"/>
+          </w:tcPr>
+          <w:p>
+            <w:r>
+              <w:rPr>
+                <w:sz w:val="18"/>
+              </w:rPr>
+            </w:r>
+            <w:r>
+              <w:rPr>
+                <w:sz w:val="18"/>
+              </w:rPr>
+              <w:t>4</w:t>
+            </w:r>
+          </w:p>
+        </w:tc>
+      </w:tr>
+      <w:tr>
+        <w:tc>
+          <w:tcPr>
+            <w:tcW w:type="dxa" w:w="1440"/>
+          </w:tcPr>
+          <w:p>
+            <w:r>
+              <w:rPr>
+                <w:sz w:val="18"/>
+              </w:rPr>
+            </w:r>
+            <w:r>
+              <w:rPr>
+                <w:rFonts w:ascii="Consolas" w:hAnsi="Consolas"/>
+                <w:color w:val="A31D1D"/>
+                <w:sz w:val="18"/>
+              </w:rPr>
+              <w:t>128&lt;&lt;numberOfShifts</w:t>
+            </w:r>
+          </w:p>
+        </w:tc>
+        <w:tc>
+          <w:tcPr>
+            <w:tcW w:type="dxa" w:w="1440"/>
+          </w:tcPr>
+          <w:p>
+            <w:r>
+              <w:rPr>
+                <w:sz w:val="18"/>
+              </w:rPr>
+            </w:r>
+            <w:r>
+              <w:rPr>
+                <w:sz w:val="18"/>
+              </w:rPr>
+              <w:t>128</w:t>
+            </w:r>
+          </w:p>
+        </w:tc>
+        <w:tc>
+          <w:tcPr>
+            <w:tcW w:type="dxa" w:w="1440"/>
+          </w:tcPr>
+          <w:p>
+            <w:r>
+              <w:rPr>
+                <w:sz w:val="18"/>
+              </w:rPr>
+            </w:r>
+            <w:r>
+              <w:rPr>
+                <w:sz w:val="18"/>
+              </w:rPr>
+              <w:t>256</w:t>
+            </w:r>
+          </w:p>
+        </w:tc>
+        <w:tc>
+          <w:tcPr>
+            <w:tcW w:type="dxa" w:w="1440"/>
+          </w:tcPr>
+          <w:p>
+            <w:r>
+              <w:rPr>
+                <w:sz w:val="18"/>
+              </w:rPr>
+            </w:r>
+            <w:r>
+              <w:rPr>
+                <w:sz w:val="18"/>
+              </w:rPr>
+              <w:t>512</w:t>
+            </w:r>
+          </w:p>
+        </w:tc>
+        <w:tc>
+          <w:tcPr>
+            <w:tcW w:type="dxa" w:w="1440"/>
+          </w:tcPr>
+          <w:p>
+            <w:r>
+              <w:rPr>
+                <w:sz w:val="18"/>
+              </w:rPr>
+            </w:r>
+            <w:r>
+              <w:rPr>
+                <w:sz w:val="18"/>
+              </w:rPr>
+              <w:t>1024</w:t>
+            </w:r>
+          </w:p>
+        </w:tc>
+        <w:tc>
+          <w:tcPr>
+            <w:tcW w:type="dxa" w:w="1440"/>
+          </w:tcPr>
+          <w:p>
+            <w:r>
+              <w:rPr>
+                <w:sz w:val="18"/>
+              </w:rPr>
+            </w:r>
+            <w:r>
+              <w:rPr>
+                <w:b/>
+                <w:sz w:val="18"/>
+              </w:rPr>
+              <w:t>2048</w:t>
+            </w:r>
+          </w:p>
+        </w:tc>
+      </w:tr>
+      <w:tr>
+        <w:tc>
+          <w:tcPr>
+            <w:tcW w:type="dxa" w:w="1440"/>
+          </w:tcPr>
+          <w:p>
+            <w:r>
+              <w:rPr>
+                <w:sz w:val="18"/>
+              </w:rPr>
+            </w:r>
+            <w:r>
+              <w:rPr>
+                <w:sz w:val="18"/>
+              </w:rPr>
+              <w:t>iterations (</w:t>
+            </w:r>
+            <w:r>
+              <w:rPr>
+                <w:rFonts w:ascii="Consolas" w:hAnsi="Consolas"/>
+                <w:color w:val="A31D1D"/>
+                <w:sz w:val="18"/>
+              </w:rPr>
+              <w:t>bound/8</w:t>
+            </w:r>
+            <w:r>
+              <w:rPr>
+                <w:sz w:val="18"/>
+              </w:rPr>
+              <w:t>)</w:t>
+            </w:r>
+          </w:p>
+        </w:tc>
+        <w:tc>
+          <w:tcPr>
+            <w:tcW w:type="dxa" w:w="1440"/>
+          </w:tcPr>
+          <w:p>
+            <w:r>
+              <w:rPr>
+                <w:sz w:val="18"/>
+              </w:rPr>
+            </w:r>
+            <w:r>
+              <w:rPr>
+                <w:sz w:val="18"/>
+              </w:rPr>
+              <w:t>16</w:t>
+            </w:r>
+          </w:p>
+        </w:tc>
+        <w:tc>
+          <w:tcPr>
+            <w:tcW w:type="dxa" w:w="1440"/>
+          </w:tcPr>
+          <w:p>
+            <w:r>
+              <w:rPr>
+                <w:sz w:val="18"/>
+              </w:rPr>
+            </w:r>
+            <w:r>
+              <w:rPr>
+                <w:sz w:val="18"/>
+              </w:rPr>
+              <w:t>32</w:t>
+            </w:r>
+          </w:p>
+        </w:tc>
+        <w:tc>
+          <w:tcPr>
+            <w:tcW w:type="dxa" w:w="1440"/>
+          </w:tcPr>
+          <w:p>
+            <w:r>
+              <w:rPr>
+                <w:sz w:val="18"/>
+              </w:rPr>
+            </w:r>
+            <w:r>
+              <w:rPr>
+                <w:sz w:val="18"/>
+              </w:rPr>
+              <w:t>64</w:t>
+            </w:r>
+          </w:p>
+        </w:tc>
+        <w:tc>
+          <w:tcPr>
+            <w:tcW w:type="dxa" w:w="1440"/>
+          </w:tcPr>
+          <w:p>
+            <w:r>
+              <w:rPr>
+                <w:sz w:val="18"/>
+              </w:rPr>
+            </w:r>
+            <w:r>
+              <w:rPr>
+                <w:sz w:val="18"/>
+              </w:rPr>
+              <w:t>128</w:t>
+            </w:r>
+          </w:p>
+        </w:tc>
+        <w:tc>
+          <w:tcPr>
+            <w:tcW w:type="dxa" w:w="1440"/>
+          </w:tcPr>
+          <w:p>
+            <w:r>
+              <w:rPr>
+                <w:sz w:val="18"/>
+              </w:rPr>
+            </w:r>
+            <w:r>
+              <w:rPr>
+                <w:b/>
+                <w:sz w:val="18"/>
+              </w:rPr>
+              <w:t>256</w:t>
+            </w:r>
+          </w:p>
+        </w:tc>
+      </w:tr>
+    </w:tbl>
+    <w:p/>
+    <w:p>
+      <w:r>
+        <w:t xml:space="preserve">The maximum is 2048, which is also exactly the width of </w:t>
+      </w:r>
+      <w:r>
+        <w:rPr>
+          <w:rFonts w:ascii="Consolas" w:hAnsi="Consolas"/>
+          <w:color w:val="A31D1D"/>
+          <w:sz w:val="18"/>
+        </w:rPr>
+        <w:t>out</w:t>
+      </w:r>
+      <w:r>
+        <w:t xml:space="preserve"> — so 2048 is both the largest legal bound and the largest </w:t>
+      </w:r>
+      <w:r>
+        <w:rPr>
           <w:i/>
-          <w:color w:val="444444"/>
-        </w:rPr>
-        <w:t xml:space="preserve">Because of this file, every yosys run in §6 works on a </w:t>
+        </w:rPr>
+        <w:t>meaningful</w:t>
+      </w:r>
+      <w:r>
+        <w:t xml:space="preserve"> one (</w:t>
+      </w:r>
+      <w:r>
+        <w:rPr>
+          <w:rFonts w:ascii="Consolas" w:hAnsi="Consolas"/>
+          <w:color w:val="A31D1D"/>
+          <w:sz w:val="18"/>
+        </w:rPr>
+        <w:t>out[j+:8]</w:t>
+      </w:r>
+      <w:r>
+        <w:t xml:space="preserve"> is in range only for </w:t>
+      </w:r>
+      <w:r>
+        <w:rPr>
+          <w:rFonts w:ascii="Consolas" w:hAnsi="Consolas"/>
+          <w:color w:val="A31D1D"/>
+          <w:sz w:val="18"/>
+        </w:rPr>
+        <w:t>j &lt;= 2040</w:t>
+      </w:r>
+      <w:r>
+        <w:t xml:space="preserve">). Iterating </w:t>
+      </w:r>
+      <w:r>
+        <w:rPr>
+          <w:rFonts w:ascii="Consolas" w:hAnsi="Consolas"/>
+          <w:color w:val="A31D1D"/>
+          <w:sz w:val="18"/>
+        </w:rPr>
+        <w:t>j = 0,8,…,2040</w:t>
+      </w:r>
+      <w:r>
+        <w:t xml:space="preserve"> and executing the body only while </w:t>
+      </w:r>
+      <w:r>
+        <w:rPr>
+          <w:rFonts w:ascii="Consolas" w:hAnsi="Consolas"/>
+          <w:color w:val="A31D1D"/>
+          <w:sz w:val="18"/>
+        </w:rPr>
+        <w:t>j &lt; (128&lt;&lt;numberOfShifts)</w:t>
+      </w:r>
+      <w:r>
+        <w:t xml:space="preserve"> performs the same iterations, in the same order, with the same values.</w:t>
+      </w:r>
+    </w:p>
+    <w:p>
+      <w:r>
+        <w:t>Fixing that one line exposed four further defects in the same block, all fixed too:</w:t>
+      </w:r>
+    </w:p>
+    <w:tbl>
+      <w:tblPr>
+        <w:tblStyle w:val="LightGrid-Accent1"/>
+        <w:tblW w:type="auto" w:w="0"/>
+        <w:jc w:val="left"/>
+        <w:tblLook w:firstColumn="1" w:firstRow="1" w:lastColumn="0" w:lastRow="0" w:noHBand="0" w:noVBand="1" w:val="04A0"/>
+      </w:tblPr>
+      <w:tblGrid>
+        <w:gridCol w:w="2880"/>
+        <w:gridCol w:w="2880"/>
+        <w:gridCol w:w="2880"/>
+      </w:tblGrid>
+      <w:tr>
+        <w:tc>
+          <w:tcPr>
+            <w:tcW w:type="dxa" w:w="2880"/>
+          </w:tcPr>
+          <w:p>
+            <w:r>
+              <w:rPr>
+                <w:b/>
+                <w:sz w:val="18"/>
+              </w:rPr>
+            </w:r>
+            <w:r>
+              <w:rPr>
+                <w:b/>
+                <w:sz w:val="18"/>
+              </w:rPr>
+              <w:t>ID</w:t>
+            </w:r>
+          </w:p>
+        </w:tc>
+        <w:tc>
+          <w:tcPr>
+            <w:tcW w:type="dxa" w:w="2880"/>
+          </w:tcPr>
+          <w:p>
+            <w:r>
+              <w:rPr>
+                <w:b/>
+                <w:sz w:val="18"/>
+              </w:rPr>
+            </w:r>
+            <w:r>
+              <w:rPr>
+                <w:b/>
+                <w:sz w:val="18"/>
+              </w:rPr>
+              <w:t>Defect</w:t>
+            </w:r>
+          </w:p>
+        </w:tc>
+        <w:tc>
+          <w:tcPr>
+            <w:tcW w:type="dxa" w:w="2880"/>
+          </w:tcPr>
+          <w:p>
+            <w:r>
+              <w:rPr>
+                <w:b/>
+                <w:sz w:val="18"/>
+              </w:rPr>
+            </w:r>
+            <w:r>
+              <w:rPr>
+                <w:b/>
+                <w:sz w:val="18"/>
+              </w:rPr>
+              <w:t>Why it mattered</w:t>
+            </w:r>
+          </w:p>
+        </w:tc>
+      </w:tr>
+      <w:tr>
+        <w:tc>
+          <w:tcPr>
+            <w:tcW w:type="dxa" w:w="2880"/>
+          </w:tcPr>
+          <w:p>
+            <w:r>
+              <w:rPr>
+                <w:sz w:val="18"/>
+              </w:rPr>
+            </w:r>
+            <w:r>
+              <w:rPr>
+                <w:rFonts w:ascii="Consolas" w:hAnsi="Consolas"/>
+                <w:color w:val="A31D1D"/>
+                <w:sz w:val="18"/>
+              </w:rPr>
+              <w:t>BUGFIX-049</w:t>
+            </w:r>
+          </w:p>
+        </w:tc>
+        <w:tc>
+          <w:tcPr>
+            <w:tcW w:type="dxa" w:w="2880"/>
+          </w:tcPr>
+          <w:p>
+            <w:r>
+              <w:rPr>
+                <w:sz w:val="18"/>
+              </w:rPr>
+            </w:r>
+            <w:r>
+              <w:rPr>
+                <w:rFonts w:ascii="Consolas" w:hAnsi="Consolas"/>
+                <w:color w:val="A31D1D"/>
+                <w:sz w:val="18"/>
+              </w:rPr>
+              <w:t>always@(out)</w:t>
+            </w:r>
+            <w:r>
+              <w:rPr>
+                <w:sz w:val="18"/>
+              </w:rPr>
+              <w:t xml:space="preserve"> read </w:t>
+            </w:r>
+            <w:r>
+              <w:rPr>
+                <w:rFonts w:ascii="Consolas" w:hAnsi="Consolas"/>
+                <w:color w:val="A31D1D"/>
+                <w:sz w:val="18"/>
+              </w:rPr>
+              <w:t>numberOfShifts</w:t>
+            </w:r>
+            <w:r>
+              <w:rPr>
+                <w:sz w:val="18"/>
+              </w:rPr>
+              <w:t xml:space="preserve">, </w:t>
+            </w:r>
+            <w:r>
+              <w:rPr>
+                <w:rFonts w:ascii="Consolas" w:hAnsi="Consolas"/>
+                <w:color w:val="A31D1D"/>
+                <w:sz w:val="18"/>
+              </w:rPr>
+              <w:t>numberOfDetectedLanes</w:t>
+            </w:r>
+            <w:r>
+              <w:rPr>
+                <w:sz w:val="18"/>
+              </w:rPr>
+              <w:t xml:space="preserve">, </w:t>
+            </w:r>
+            <w:r>
+              <w:rPr>
+                <w:rFonts w:ascii="Consolas" w:hAnsi="Consolas"/>
+                <w:color w:val="A31D1D"/>
+                <w:sz w:val="18"/>
+              </w:rPr>
+              <w:t>lane_iter</w:t>
+            </w:r>
+            <w:r>
+              <w:rPr>
+                <w:sz w:val="18"/>
+              </w:rPr>
+              <w:t xml:space="preserve">, </w:t>
+            </w:r>
+            <w:r>
+              <w:rPr>
+                <w:rFonts w:ascii="Consolas" w:hAnsi="Consolas"/>
+                <w:color w:val="A31D1D"/>
+                <w:sz w:val="18"/>
+              </w:rPr>
+              <w:t>index_iter</w:t>
+            </w:r>
+            <w:r>
+              <w:rPr>
+                <w:sz w:val="18"/>
+              </w:rPr>
+              <w:t xml:space="preserve"> but was sensitive only to </w:t>
+            </w:r>
+            <w:r>
+              <w:rPr>
+                <w:rFonts w:ascii="Consolas" w:hAnsi="Consolas"/>
+                <w:color w:val="A31D1D"/>
+                <w:sz w:val="18"/>
+              </w:rPr>
+              <w:t>out</w:t>
+            </w:r>
+          </w:p>
+        </w:tc>
+        <w:tc>
+          <w:tcPr>
+            <w:tcW w:type="dxa" w:w="2880"/>
+          </w:tcPr>
+          <w:p>
+            <w:r>
+              <w:rPr>
+                <w:sz w:val="18"/>
+              </w:rPr>
+            </w:r>
+            <w:r>
+              <w:rPr>
+                <w:sz w:val="18"/>
+              </w:rPr>
+              <w:t xml:space="preserve">Synthesis ignores hand-written sensitivity lists, so </w:t>
+            </w:r>
+            <w:r>
+              <w:rPr>
+                <w:b/>
+                <w:sz w:val="18"/>
+              </w:rPr>
+              <w:t>simulation and synthesis disagreed</w:t>
+            </w:r>
+            <w:r>
+              <w:rPr>
+                <w:sz w:val="18"/>
+              </w:rPr>
+              <w:t xml:space="preserve"> — a changed lane count with a stable </w:t>
+            </w:r>
+            <w:r>
+              <w:rPr>
+                <w:rFonts w:ascii="Consolas" w:hAnsi="Consolas"/>
+                <w:color w:val="A31D1D"/>
+                <w:sz w:val="18"/>
+              </w:rPr>
+              <w:t>out</w:t>
+            </w:r>
+            <w:r>
+              <w:rPr>
+                <w:sz w:val="18"/>
+              </w:rPr>
+              <w:t xml:space="preserve"> left </w:t>
+            </w:r>
+            <w:r>
+              <w:rPr>
+                <w:rFonts w:ascii="Consolas" w:hAnsi="Consolas"/>
+                <w:color w:val="A31D1D"/>
+                <w:sz w:val="18"/>
+              </w:rPr>
+              <w:t>outOs</w:t>
+            </w:r>
+            <w:r>
+              <w:rPr>
+                <w:sz w:val="18"/>
+              </w:rPr>
+              <w:t xml:space="preserve"> stale in sim but not in silicon</w:t>
+            </w:r>
+          </w:p>
+        </w:tc>
+      </w:tr>
+      <w:tr>
+        <w:tc>
+          <w:tcPr>
+            <w:tcW w:type="dxa" w:w="2880"/>
+          </w:tcPr>
+          <w:p>
+            <w:r>
+              <w:rPr>
+                <w:sz w:val="18"/>
+              </w:rPr>
+            </w:r>
+            <w:r>
+              <w:rPr>
+                <w:rFonts w:ascii="Consolas" w:hAnsi="Consolas"/>
+                <w:color w:val="A31D1D"/>
+                <w:sz w:val="18"/>
+              </w:rPr>
+              <w:t>BUGFIX-050</w:t>
+            </w:r>
+          </w:p>
+        </w:tc>
+        <w:tc>
+          <w:tcPr>
+            <w:tcW w:type="dxa" w:w="2880"/>
+          </w:tcPr>
+          <w:p>
+            <w:r>
+              <w:rPr>
+                <w:sz w:val="18"/>
+              </w:rPr>
+            </w:r>
+            <w:r>
+              <w:rPr>
+                <w:rFonts w:ascii="Consolas" w:hAnsi="Consolas"/>
+                <w:color w:val="A31D1D"/>
+                <w:sz w:val="18"/>
+              </w:rPr>
+              <w:t>lane_iter</w:t>
+            </w:r>
+            <w:r>
+              <w:rPr>
+                <w:sz w:val="18"/>
+              </w:rPr>
+              <w:t>/</w:t>
+            </w:r>
+            <w:r>
+              <w:rPr>
+                <w:rFonts w:ascii="Consolas" w:hAnsi="Consolas"/>
+                <w:color w:val="A31D1D"/>
+                <w:sz w:val="18"/>
+              </w:rPr>
+              <w:t>index_iter</w:t>
+            </w:r>
+            <w:r>
+              <w:rPr>
+                <w:sz w:val="18"/>
+              </w:rPr>
+              <w:t xml:space="preserve"> were never initialized at block entry </w:t>
+            </w:r>
+            <w:r>
+              <w:rPr>
+                <w:b/>
+                <w:sz w:val="18"/>
+              </w:rPr>
+              <w:t>and</w:t>
+            </w:r>
+            <w:r>
+              <w:rPr>
+                <w:sz w:val="18"/>
+              </w:rPr>
+              <w:t xml:space="preserve"> were also driven from the clocked reset branch</w:t>
+            </w:r>
+          </w:p>
+        </w:tc>
+        <w:tc>
+          <w:tcPr>
+            <w:tcW w:type="dxa" w:w="2880"/>
+          </w:tcPr>
+          <w:p>
+            <w:r>
+              <w:rPr>
+                <w:sz w:val="18"/>
+              </w:rPr>
+            </w:r>
+            <w:r>
+              <w:rPr>
+                <w:sz w:val="18"/>
+              </w:rPr>
+              <w:t xml:space="preserve">Two processes driving one </w:t>
+            </w:r>
+            <w:r>
+              <w:rPr>
+                <w:rFonts w:ascii="Consolas" w:hAnsi="Consolas"/>
+                <w:color w:val="A31D1D"/>
+                <w:sz w:val="18"/>
+              </w:rPr>
+              <w:t>reg</w:t>
+            </w:r>
+            <w:r>
+              <w:rPr>
+                <w:sz w:val="18"/>
+              </w:rPr>
+              <w:t xml:space="preserve"> (clocked + combinational) is a multiple-driver conflict, and the block had combinational feedback through values it was supposed to compute from scratch</w:t>
+            </w:r>
+          </w:p>
+        </w:tc>
+      </w:tr>
+      <w:tr>
+        <w:tc>
+          <w:tcPr>
+            <w:tcW w:type="dxa" w:w="2880"/>
+          </w:tcPr>
+          <w:p>
+            <w:r>
+              <w:rPr>
+                <w:sz w:val="18"/>
+              </w:rPr>
+            </w:r>
+            <w:r>
+              <w:rPr>
+                <w:rFonts w:ascii="Consolas" w:hAnsi="Consolas"/>
+                <w:color w:val="A31D1D"/>
+                <w:sz w:val="18"/>
+              </w:rPr>
+              <w:t>BUGFIX-051</w:t>
+            </w:r>
+          </w:p>
+        </w:tc>
+        <w:tc>
+          <w:tcPr>
+            <w:tcW w:type="dxa" w:w="2880"/>
+          </w:tcPr>
+          <w:p>
+            <w:r>
+              <w:rPr>
+                <w:sz w:val="18"/>
+              </w:rPr>
+            </w:r>
+            <w:r>
+              <w:rPr>
+                <w:sz w:val="18"/>
+              </w:rPr>
+              <w:t xml:space="preserve">No </w:t>
+            </w:r>
+            <w:r>
+              <w:rPr>
+                <w:rFonts w:ascii="Consolas" w:hAnsi="Consolas"/>
+                <w:color w:val="A31D1D"/>
+                <w:sz w:val="18"/>
+              </w:rPr>
+              <w:t>default</w:t>
+            </w:r>
+            <w:r>
+              <w:rPr>
+                <w:sz w:val="18"/>
+              </w:rPr>
+              <w:t xml:space="preserve"> in the </w:t>
+            </w:r>
+            <w:r>
+              <w:rPr>
+                <w:rFonts w:ascii="Consolas" w:hAnsi="Consolas"/>
+                <w:color w:val="A31D1D"/>
+                <w:sz w:val="18"/>
+              </w:rPr>
+              <w:t>numberOfDetectedLanes</w:t>
+            </w:r>
+            <w:r>
+              <w:rPr>
+                <w:sz w:val="18"/>
+              </w:rPr>
+              <w:t xml:space="preserve"> or </w:t>
+            </w:r>
+            <w:r>
+              <w:rPr>
+                <w:rFonts w:ascii="Consolas" w:hAnsi="Consolas"/>
+                <w:color w:val="A31D1D"/>
+                <w:sz w:val="18"/>
+              </w:rPr>
+              <w:t>gen</w:t>
+            </w:r>
+            <w:r>
+              <w:rPr>
+                <w:sz w:val="18"/>
+              </w:rPr>
+              <w:t xml:space="preserve"> cases</w:t>
+            </w:r>
+          </w:p>
+        </w:tc>
+        <w:tc>
+          <w:tcPr>
+            <w:tcW w:type="dxa" w:w="2880"/>
+          </w:tcPr>
+          <w:p>
+            <w:r>
+              <w:rPr>
+                <w:sz w:val="18"/>
+              </w:rPr>
+            </w:r>
+            <w:r>
+              <w:rPr>
+                <w:sz w:val="18"/>
+              </w:rPr>
+              <w:t xml:space="preserve">Inferred latches. A stale </w:t>
+            </w:r>
+            <w:r>
+              <w:rPr>
+                <w:rFonts w:ascii="Consolas" w:hAnsi="Consolas"/>
+                <w:color w:val="A31D1D"/>
+                <w:sz w:val="18"/>
+              </w:rPr>
+              <w:t>numberOfShifts</w:t>
+            </w:r>
+            <w:r>
+              <w:rPr>
+                <w:sz w:val="18"/>
+              </w:rPr>
+              <w:t xml:space="preserve"> of 5/6/7 made the old bound 4096/8192/16384 — </w:t>
+            </w:r>
+            <w:r>
+              <w:rPr>
+                <w:b/>
+                <w:sz w:val="18"/>
+              </w:rPr>
+              <w:t>reading past the end of the 2048-bit `out`</w:t>
+            </w:r>
+          </w:p>
+        </w:tc>
+      </w:tr>
+      <w:tr>
+        <w:tc>
+          <w:tcPr>
+            <w:tcW w:type="dxa" w:w="2880"/>
+          </w:tcPr>
+          <w:p>
+            <w:r>
+              <w:rPr>
+                <w:sz w:val="18"/>
+              </w:rPr>
+            </w:r>
+            <w:r>
+              <w:rPr>
+                <w:rFonts w:ascii="Consolas" w:hAnsi="Consolas"/>
+                <w:color w:val="A31D1D"/>
+                <w:sz w:val="18"/>
+              </w:rPr>
+              <w:t>BUGFIX-052</w:t>
+            </w:r>
+          </w:p>
+        </w:tc>
+        <w:tc>
+          <w:tcPr>
+            <w:tcW w:type="dxa" w:w="2880"/>
+          </w:tcPr>
+          <w:p>
+            <w:r>
+              <w:rPr>
+                <w:sz w:val="18"/>
+              </w:rPr>
+            </w:r>
+            <w:r>
+              <w:rPr>
+                <w:rFonts w:ascii="Consolas" w:hAnsi="Consolas"/>
+                <w:color w:val="A31D1D"/>
+                <w:sz w:val="18"/>
+              </w:rPr>
+              <w:t>outOs</w:t>
+            </w:r>
+            <w:r>
+              <w:rPr>
+                <w:sz w:val="18"/>
+              </w:rPr>
+              <w:t xml:space="preserve"> only partially assigned</w:t>
+            </w:r>
+          </w:p>
+        </w:tc>
+        <w:tc>
+          <w:tcPr>
+            <w:tcW w:type="dxa" w:w="2880"/>
+          </w:tcPr>
+          <w:p>
+            <w:r>
+              <w:rPr>
+                <w:sz w:val="18"/>
+              </w:rPr>
+            </w:r>
+            <w:r>
+              <w:rPr>
+                <w:sz w:val="18"/>
+              </w:rPr>
+              <w:t>For fewer than 16 lanes the unused lane regions kept stale ordered-set data and inferred a 2048-bit latch</w:t>
+            </w:r>
+          </w:p>
+        </w:tc>
+      </w:tr>
+    </w:tbl>
+    <w:p/>
+    <w:p>
+      <w:r>
+        <w:rPr>
+          <w:rFonts w:ascii="Consolas" w:hAnsi="Consolas"/>
+          <w:color w:val="A31D1D"/>
+          <w:sz w:val="18"/>
+        </w:rPr>
+        <w:t>BUGFIX-050</w:t>
+      </w:r>
+      <w:r>
+        <w:t xml:space="preserve"> is worth calling out because the old code only ever </w:t>
+      </w:r>
+      <w:r>
+        <w:rPr>
+          <w:i/>
+        </w:rPr>
+        <w:t>appeared</w:t>
+      </w:r>
+      <w:r>
+        <w:t xml:space="preserve"> to work, and only by coincidence: the trip count is always </w:t>
+      </w:r>
+      <w:r>
+        <w:rPr>
+          <w:rFonts w:ascii="Consolas" w:hAnsi="Consolas"/>
+          <w:color w:val="A31D1D"/>
+          <w:sz w:val="18"/>
+        </w:rPr>
+        <w:t>16 × numberOfDetectedLanes</w:t>
+      </w:r>
+      <w:r>
+        <w:t xml:space="preserve">, so after a full evaluation </w:t>
+      </w:r>
+      <w:r>
+        <w:rPr>
+          <w:rFonts w:ascii="Consolas" w:hAnsi="Consolas"/>
+          <w:color w:val="A31D1D"/>
+          <w:sz w:val="18"/>
+        </w:rPr>
+        <w:t>lane_iter</w:t>
+      </w:r>
+      <w:r>
+        <w:t xml:space="preserve"> wrapped back to 0 and </w:t>
+      </w:r>
+      <w:r>
+        <w:rPr>
+          <w:rFonts w:ascii="Consolas" w:hAnsi="Consolas"/>
+          <w:color w:val="A31D1D"/>
+          <w:sz w:val="18"/>
+        </w:rPr>
+        <w:t>index_iter</w:t>
+      </w:r>
+      <w:r>
+        <w:t xml:space="preserve"> reached 128 and wrapped to 0 in its 7 bits. That coincidence holds </w:t>
       </w:r>
       <w:r>
         <w:rPr>
           <w:b/>
+        </w:rPr>
+        <w:t>only</w:t>
+      </w:r>
+      <w:r>
+        <w:t xml:space="preserve"> for lane counts in {1,2,4,8,16} — precisely the counts </w:t>
+      </w:r>
+      <w:r>
+        <w:rPr>
+          <w:rFonts w:ascii="Consolas" w:hAnsi="Consolas"/>
+          <w:color w:val="A31D1D"/>
+          <w:sz w:val="18"/>
+        </w:rPr>
+        <w:t>BUGFIX-051</w:t>
+      </w:r>
+      <w:r>
+        <w:t xml:space="preserve"> now has to default. For any other count the iterators never returned to zero and every later de-interleave was written to the wrong lanes.</w:t>
+      </w:r>
+    </w:p>
+    <w:p>
+      <w:r>
+        <w:rPr>
+          <w:b/>
+        </w:rPr>
+        <w:t>Verified (executed in sandbox):</w:t>
+      </w:r>
+    </w:p>
+    <w:tbl>
+      <w:tblPr>
+        <w:tblStyle w:val="LightGrid-Accent1"/>
+        <w:tblW w:type="auto" w:w="0"/>
+        <w:jc w:val="left"/>
+        <w:tblLook w:firstColumn="1" w:firstRow="1" w:lastColumn="0" w:lastRow="0" w:noHBand="0" w:noVBand="1" w:val="04A0"/>
+      </w:tblPr>
+      <w:tblGrid>
+        <w:gridCol w:w="2880"/>
+        <w:gridCol w:w="2880"/>
+        <w:gridCol w:w="2880"/>
+      </w:tblGrid>
+      <w:tr>
+        <w:tc>
+          <w:tcPr>
+            <w:tcW w:type="dxa" w:w="2880"/>
+          </w:tcPr>
+          <w:p>
+            <w:r>
+              <w:rPr>
+                <w:b/>
+                <w:sz w:val="18"/>
+              </w:rPr>
+            </w:r>
+            <w:r>
+              <w:rPr>
+                <w:b/>
+                <w:sz w:val="18"/>
+              </w:rPr>
+              <w:t>yosys pass</w:t>
+            </w:r>
+          </w:p>
+        </w:tc>
+        <w:tc>
+          <w:tcPr>
+            <w:tcW w:type="dxa" w:w="2880"/>
+          </w:tcPr>
+          <w:p>
+            <w:r>
+              <w:rPr>
+                <w:b/>
+                <w:sz w:val="18"/>
+              </w:rPr>
+            </w:r>
+            <w:r>
+              <w:rPr>
+                <w:b/>
+                <w:sz w:val="18"/>
+              </w:rPr>
+              <w:t>Before</w:t>
+            </w:r>
+          </w:p>
+        </w:tc>
+        <w:tc>
+          <w:tcPr>
+            <w:tcW w:type="dxa" w:w="2880"/>
+          </w:tcPr>
+          <w:p>
+            <w:r>
+              <w:rPr>
+                <w:b/>
+                <w:sz w:val="18"/>
+              </w:rPr>
+            </w:r>
+            <w:r>
+              <w:rPr>
+                <w:b/>
+                <w:sz w:val="18"/>
+              </w:rPr>
+              <w:t>After</w:t>
+            </w:r>
+          </w:p>
+        </w:tc>
+      </w:tr>
+      <w:tr>
+        <w:tc>
+          <w:tcPr>
+            <w:tcW w:type="dxa" w:w="2880"/>
+          </w:tcPr>
+          <w:p>
+            <w:r>
+              <w:rPr>
+                <w:sz w:val="18"/>
+              </w:rPr>
+            </w:r>
+            <w:r>
+              <w:rPr>
+                <w:rFonts w:ascii="Consolas" w:hAnsi="Consolas"/>
+                <w:color w:val="A31D1D"/>
+                <w:sz w:val="18"/>
+              </w:rPr>
+              <w:t>read_verilog</w:t>
+            </w:r>
+          </w:p>
+        </w:tc>
+        <w:tc>
+          <w:tcPr>
+            <w:tcW w:type="dxa" w:w="2880"/>
+          </w:tcPr>
+          <w:p>
+            <w:r>
+              <w:rPr>
+                <w:sz w:val="18"/>
+              </w:rPr>
+            </w:r>
+            <w:r>
+              <w:rPr>
+                <w:b/>
+                <w:sz w:val="18"/>
+              </w:rPr>
+              <w:t>ERROR</w:t>
+            </w:r>
+            <w:r>
+              <w:rPr>
+                <w:sz w:val="18"/>
+              </w:rPr>
+              <w:t xml:space="preserve"> at line 181, aborts in 1.2 s</w:t>
+            </w:r>
+          </w:p>
+        </w:tc>
+        <w:tc>
+          <w:tcPr>
+            <w:tcW w:type="dxa" w:w="2880"/>
+          </w:tcPr>
+          <w:p>
+            <w:r>
+              <w:rPr>
+                <w:sz w:val="18"/>
+              </w:rPr>
+            </w:r>
+            <w:r>
+              <w:rPr>
+                <w:b/>
+                <w:sz w:val="18"/>
+              </w:rPr>
+              <w:t>SUCCESS</w:t>
+            </w:r>
+            <w:r>
+              <w:rPr>
+                <w:sz w:val="18"/>
+              </w:rPr>
+              <w:t xml:space="preserve"> in 5.6 s</w:t>
+            </w:r>
+          </w:p>
+        </w:tc>
+      </w:tr>
+      <w:tr>
+        <w:tc>
+          <w:tcPr>
+            <w:tcW w:type="dxa" w:w="2880"/>
+          </w:tcPr>
+          <w:p>
+            <w:r>
+              <w:rPr>
+                <w:sz w:val="18"/>
+              </w:rPr>
+            </w:r>
+            <w:r>
+              <w:rPr>
+                <w:rFonts w:ascii="Consolas" w:hAnsi="Consolas"/>
+                <w:color w:val="A31D1D"/>
+                <w:sz w:val="18"/>
+              </w:rPr>
+              <w:t>+ hierarchy -top osDecoder</w:t>
+            </w:r>
+          </w:p>
+        </w:tc>
+        <w:tc>
+          <w:tcPr>
+            <w:tcW w:type="dxa" w:w="2880"/>
+          </w:tcPr>
+          <w:p>
+            <w:r>
+              <w:rPr>
+                <w:sz w:val="18"/>
+              </w:rPr>
+            </w:r>
+            <w:r>
+              <w:rPr>
+                <w:sz w:val="18"/>
+              </w:rPr>
+              <w:t>never reached</w:t>
+            </w:r>
+          </w:p>
+        </w:tc>
+        <w:tc>
+          <w:tcPr>
+            <w:tcW w:type="dxa" w:w="2880"/>
+          </w:tcPr>
+          <w:p>
+            <w:r>
+              <w:rPr>
+                <w:sz w:val="18"/>
+              </w:rPr>
+            </w:r>
+            <w:r>
+              <w:rPr>
+                <w:sz w:val="18"/>
+              </w:rPr>
+              <w:t>SUCCESS, 5.7 s</w:t>
+            </w:r>
+          </w:p>
+        </w:tc>
+      </w:tr>
+      <w:tr>
+        <w:tc>
+          <w:tcPr>
+            <w:tcW w:type="dxa" w:w="2880"/>
+          </w:tcPr>
+          <w:p>
+            <w:r>
+              <w:rPr>
+                <w:sz w:val="18"/>
+              </w:rPr>
+            </w:r>
+            <w:r>
+              <w:rPr>
+                <w:rFonts w:ascii="Consolas" w:hAnsi="Consolas"/>
+                <w:color w:val="A31D1D"/>
+                <w:sz w:val="18"/>
+              </w:rPr>
+              <w:t>+ proc_clean … proc_arst</w:t>
+            </w:r>
+          </w:p>
+        </w:tc>
+        <w:tc>
+          <w:tcPr>
+            <w:tcW w:type="dxa" w:w="2880"/>
+          </w:tcPr>
+          <w:p>
+            <w:r>
+              <w:rPr>
+                <w:sz w:val="18"/>
+              </w:rPr>
+            </w:r>
+            <w:r>
+              <w:rPr>
+                <w:sz w:val="18"/>
+              </w:rPr>
+              <w:t>never reached</w:t>
+            </w:r>
+          </w:p>
+        </w:tc>
+        <w:tc>
+          <w:tcPr>
+            <w:tcW w:type="dxa" w:w="2880"/>
+          </w:tcPr>
+          <w:p>
+            <w:r>
+              <w:rPr>
+                <w:sz w:val="18"/>
+              </w:rPr>
+            </w:r>
+            <w:r>
+              <w:rPr>
+                <w:sz w:val="18"/>
+              </w:rPr>
+              <w:t xml:space="preserve">SUCCESS, 14.2 s, </w:t>
+            </w:r>
+            <w:r>
+              <w:rPr>
+                <w:b/>
+                <w:sz w:val="18"/>
+              </w:rPr>
+              <w:t>no `Multiple edge sensitive events`</w:t>
+            </w:r>
+          </w:p>
+        </w:tc>
+      </w:tr>
+      <w:tr>
+        <w:tc>
+          <w:tcPr>
+            <w:tcW w:type="dxa" w:w="2880"/>
+          </w:tcPr>
+          <w:p>
+            <w:r>
+              <w:rPr>
+                <w:sz w:val="18"/>
+              </w:rPr>
+            </w:r>
+            <w:r>
+              <w:rPr>
+                <w:rFonts w:ascii="Consolas" w:hAnsi="Consolas"/>
+                <w:color w:val="A31D1D"/>
+                <w:sz w:val="18"/>
+              </w:rPr>
+              <w:t>+ proc_mux</w:t>
+            </w:r>
+            <w:r>
+              <w:rPr>
+                <w:sz w:val="18"/>
+              </w:rPr>
+              <w:t xml:space="preserve"> and beyond</w:t>
+            </w:r>
+          </w:p>
+        </w:tc>
+        <w:tc>
+          <w:tcPr>
+            <w:tcW w:type="dxa" w:w="2880"/>
+          </w:tcPr>
+          <w:p>
+            <w:r>
+              <w:rPr>
+                <w:sz w:val="18"/>
+              </w:rPr>
+            </w:r>
+            <w:r>
+              <w:rPr>
+                <w:sz w:val="18"/>
+              </w:rPr>
+              <w:t>never reached</w:t>
+            </w:r>
+          </w:p>
+        </w:tc>
+        <w:tc>
+          <w:tcPr>
+            <w:tcW w:type="dxa" w:w="2880"/>
+          </w:tcPr>
+          <w:p>
+            <w:r>
+              <w:rPr>
+                <w:sz w:val="18"/>
+              </w:rPr>
+            </w:r>
+            <w:r>
+              <w:rPr>
+                <w:b/>
+                <w:sz w:val="18"/>
+              </w:rPr>
+              <w:t>does not complete</w:t>
+            </w:r>
+            <w:r>
+              <w:rPr>
+                <w:sz w:val="18"/>
+              </w:rPr>
+              <w:t xml:space="preserve"> — see below</w:t>
+            </w:r>
+          </w:p>
+        </w:tc>
+      </w:tr>
+      <w:tr>
+        <w:tc>
+          <w:tcPr>
+            <w:tcW w:type="dxa" w:w="2880"/>
+          </w:tcPr>
+          <w:p>
+            <w:r>
+              <w:rPr>
+                <w:sz w:val="18"/>
+              </w:rPr>
+            </w:r>
+            <w:r>
+              <w:rPr>
+                <w:sz w:val="18"/>
+              </w:rPr>
+              <w:t xml:space="preserve">whole closure </w:t>
+            </w:r>
+            <w:r>
+              <w:rPr>
+                <w:rFonts w:ascii="Consolas" w:hAnsi="Consolas"/>
+                <w:color w:val="A31D1D"/>
+                <w:sz w:val="18"/>
+              </w:rPr>
+              <w:t>hierarchy -top PCIe; check -noinit</w:t>
+            </w:r>
+          </w:p>
+        </w:tc>
+        <w:tc>
+          <w:tcPr>
+            <w:tcW w:type="dxa" w:w="2880"/>
+          </w:tcPr>
+          <w:p>
+            <w:r>
+              <w:rPr>
+                <w:sz w:val="18"/>
+              </w:rPr>
+            </w:r>
+            <w:r>
+              <w:rPr>
+                <w:sz w:val="18"/>
+              </w:rPr>
+              <w:t>never reached (read aborted)</w:t>
+            </w:r>
+          </w:p>
+        </w:tc>
+        <w:tc>
+          <w:tcPr>
+            <w:tcW w:type="dxa" w:w="2880"/>
+          </w:tcPr>
+          <w:p>
+            <w:r>
+              <w:rPr>
+                <w:sz w:val="18"/>
+              </w:rPr>
+            </w:r>
+            <w:r>
+              <w:rPr>
+                <w:b/>
+                <w:sz w:val="18"/>
+              </w:rPr>
+              <w:t>completes, 605 s, 1222 problems</w:t>
+            </w:r>
+          </w:p>
+        </w:tc>
+      </w:tr>
+    </w:tbl>
+    <w:p/>
+    <w:p>
+      <w:pPr>
+        <w:pStyle w:val="Heading4"/>
+      </w:pPr>
+      <w:r>
+        <w:t xml:space="preserve">What still does not work in </w:t>
+      </w:r>
+      <w:r>
+        <w:rPr>
+          <w:rFonts w:ascii="Consolas" w:hAnsi="Consolas"/>
+          <w:color w:val="A31D1D"/>
+          <w:sz w:val="18"/>
+        </w:rPr>
+        <w:t>osDecoder</w:t>
+      </w:r>
+      <w:r>
+        <w:t>, and why it is not something I should change unasked</w:t>
+      </w:r>
+    </w:p>
+    <w:p>
+      <w:r>
+        <w:rPr>
+          <w:rFonts w:ascii="Consolas" w:hAnsi="Consolas"/>
+          <w:color w:val="A31D1D"/>
+          <w:sz w:val="18"/>
+        </w:rPr>
+        <w:t>proc_mux</w:t>
+      </w:r>
+      <w:r>
+        <w:t xml:space="preserve"> — the pass that converts decision trees into multiplexers — does not finish. I bisected it, and </w:t>
+      </w:r>
+      <w:r>
+        <w:rPr>
+          <w:b/>
+        </w:rPr>
+        <w:t>it is not caused by any of the fixes above</w:t>
+      </w:r>
+      <w:r>
+        <w:t>:</w:t>
+      </w:r>
+    </w:p>
+    <w:tbl>
+      <w:tblPr>
+        <w:tblStyle w:val="LightGrid-Accent1"/>
+        <w:tblW w:type="auto" w:w="0"/>
+        <w:jc w:val="left"/>
+        <w:tblLook w:firstColumn="1" w:firstRow="1" w:lastColumn="0" w:lastRow="0" w:noHBand="0" w:noVBand="1" w:val="04A0"/>
+      </w:tblPr>
+      <w:tblGrid>
+        <w:gridCol w:w="4320"/>
+        <w:gridCol w:w="4320"/>
+      </w:tblGrid>
+      <w:tr>
+        <w:tc>
+          <w:tcPr>
+            <w:tcW w:type="dxa" w:w="4320"/>
+          </w:tcPr>
+          <w:p>
+            <w:r>
+              <w:rPr>
+                <w:b/>
+                <w:sz w:val="18"/>
+              </w:rPr>
+            </w:r>
+            <w:r>
+              <w:rPr>
+                <w:b/>
+                <w:sz w:val="18"/>
+              </w:rPr>
+              <w:t xml:space="preserve">Experiment (throwaway copies in </w:t>
+            </w:r>
+            <w:r>
+              <w:rPr>
+                <w:rFonts w:ascii="Consolas" w:hAnsi="Consolas"/>
+                <w:b/>
+                <w:color w:val="A31D1D"/>
+                <w:sz w:val="18"/>
+              </w:rPr>
+              <w:t>/tmp</w:t>
+            </w:r>
+            <w:r>
+              <w:rPr>
+                <w:b/>
+                <w:sz w:val="18"/>
+              </w:rPr>
+              <w:t>, repo untouched)</w:t>
+            </w:r>
+          </w:p>
+        </w:tc>
+        <w:tc>
+          <w:tcPr>
+            <w:tcW w:type="dxa" w:w="4320"/>
+          </w:tcPr>
+          <w:p>
+            <w:r>
+              <w:rPr>
+                <w:b/>
+                <w:sz w:val="18"/>
+              </w:rPr>
+            </w:r>
+            <w:r>
+              <w:rPr>
+                <w:b/>
+                <w:sz w:val="18"/>
+              </w:rPr>
+              <w:t>Result</w:t>
+            </w:r>
+          </w:p>
+        </w:tc>
+      </w:tr>
+      <w:tr>
+        <w:tc>
+          <w:tcPr>
+            <w:tcW w:type="dxa" w:w="4320"/>
+          </w:tcPr>
+          <w:p>
+            <w:r>
+              <w:rPr>
+                <w:sz w:val="18"/>
+              </w:rPr>
+            </w:r>
+            <w:r>
+              <w:rPr>
+                <w:sz w:val="18"/>
+              </w:rPr>
+              <w:t xml:space="preserve">Replace the whole de-interleave block with </w:t>
+            </w:r>
+            <w:r>
+              <w:rPr>
+                <w:rFonts w:ascii="Consolas" w:hAnsi="Consolas"/>
+                <w:color w:val="A31D1D"/>
+                <w:sz w:val="18"/>
+              </w:rPr>
+              <w:t>outOs = out</w:t>
+            </w:r>
+          </w:p>
+        </w:tc>
+        <w:tc>
+          <w:tcPr>
+            <w:tcW w:type="dxa" w:w="4320"/>
+          </w:tcPr>
+          <w:p>
+            <w:r>
+              <w:rPr>
+                <w:sz w:val="18"/>
+              </w:rPr>
+            </w:r>
+            <w:r>
+              <w:rPr>
+                <w:sz w:val="18"/>
+              </w:rPr>
+              <w:t>still does not complete</w:t>
+            </w:r>
+          </w:p>
+        </w:tc>
+      </w:tr>
+      <w:tr>
+        <w:tc>
+          <w:tcPr>
+            <w:tcW w:type="dxa" w:w="4320"/>
+          </w:tcPr>
+          <w:p>
+            <w:r>
+              <w:rPr>
+                <w:sz w:val="18"/>
+              </w:rPr>
+            </w:r>
+            <w:r>
+              <w:rPr>
+                <w:sz w:val="18"/>
+              </w:rPr>
+              <w:t>Hoist the loop-invariant `orderedSets\</w:t>
+            </w:r>
+          </w:p>
+        </w:tc>
+        <w:tc>
+          <w:tcPr>
+            <w:tcW w:type="dxa" w:w="4320"/>
+          </w:tcPr>
+          <w:p>
+            <w:r>
+              <w:rPr>
+                <w:sz w:val="18"/>
+              </w:rPr>
+            </w:r>
+            <w:r>
+              <w:rPr>
+                <w:sz w:val="18"/>
+              </w:rPr>
+              <w:t>(data)&lt;&lt;capacity` out of both 64-iteration loops (it is replicated 128× by unrolling — ≈3.1 M muxes)</w:t>
+            </w:r>
+          </w:p>
+        </w:tc>
+      </w:tr>
+      <w:tr>
+        <w:tc>
+          <w:tcPr>
+            <w:tcW w:type="dxa" w:w="4320"/>
+          </w:tcPr>
+          <w:p>
+            <w:r>
+              <w:rPr>
+                <w:sz w:val="18"/>
+              </w:rPr>
+            </w:r>
+            <w:r>
+              <w:rPr>
+                <w:rFonts w:ascii="Consolas" w:hAnsi="Consolas"/>
+                <w:color w:val="A31D1D"/>
+                <w:sz w:val="18"/>
+              </w:rPr>
+              <w:t>read_verilog</w:t>
+            </w:r>
+            <w:r>
+              <w:rPr>
+                <w:sz w:val="18"/>
+              </w:rPr>
+              <w:t xml:space="preserve"> alone</w:t>
+            </w:r>
+          </w:p>
+        </w:tc>
+        <w:tc>
+          <w:tcPr>
+            <w:tcW w:type="dxa" w:w="4320"/>
+          </w:tcPr>
+          <w:p>
+            <w:r>
+              <w:rPr>
+                <w:sz w:val="18"/>
+              </w:rPr>
+            </w:r>
+            <w:r>
+              <w:rPr>
+                <w:b/>
+                <w:sz w:val="18"/>
+              </w:rPr>
+              <w:t>completes in 2–6 s</w:t>
+            </w:r>
+          </w:p>
+        </w:tc>
+      </w:tr>
+      <w:tr>
+        <w:tc>
+          <w:tcPr>
+            <w:tcW w:type="dxa" w:w="4320"/>
+          </w:tcPr>
+          <w:p>
+            <w:r>
+              <w:rPr>
+                <w:sz w:val="18"/>
+              </w:rPr>
+            </w:r>
+            <w:r>
+              <w:rPr>
+                <w:sz w:val="18"/>
+              </w:rPr>
+              <w:t>A trivial control module through the identical flow</w:t>
+            </w:r>
+          </w:p>
+        </w:tc>
+        <w:tc>
+          <w:tcPr>
+            <w:tcW w:type="dxa" w:w="4320"/>
+          </w:tcPr>
+          <w:p>
+            <w:r>
+              <w:rPr>
+                <w:sz w:val="18"/>
+              </w:rPr>
+            </w:r>
+            <w:r>
+              <w:rPr>
+                <w:sz w:val="18"/>
+              </w:rPr>
+              <w:t>completes, 0 problems</w:t>
+            </w:r>
+          </w:p>
+        </w:tc>
+      </w:tr>
+    </w:tbl>
+    <w:p/>
+    <w:p>
+      <w:r>
+        <w:t xml:space="preserve">So the file is now </w:t>
+      </w:r>
+      <w:r>
+        <w:rPr>
           <w:i/>
-          <w:color w:val="444444"/>
-        </w:rPr>
-        <w:t>throwaway copy</w:t>
+        </w:rPr>
+        <w:t>legal</w:t>
+      </w:r>
+      <w:r>
+        <w:t xml:space="preserve"> and elaborates; the cost is in lowering the pre-existing 2048-bit datapath in the </w:t>
+      </w:r>
+      <w:r>
+        <w:rPr>
+          <w:b/>
+        </w:rPr>
+        <w:t>first</w:t>
+      </w:r>
+      <w:r>
+        <w:t xml:space="preserve"> </w:t>
+      </w:r>
+      <w:r>
+        <w:rPr>
+          <w:rFonts w:ascii="Consolas" w:hAnsi="Consolas"/>
+          <w:color w:val="A31D1D"/>
+          <w:sz w:val="18"/>
+        </w:rPr>
+        <w:t>always@(*)</w:t>
+      </w:r>
+      <w:r>
+        <w:t xml:space="preserve"> block (the ordered-set accumulator), which uses variable-indexed writes into 2048-bit vectors and 2048-bit results shifted by a 12-bit </w:t>
+      </w:r>
+      <w:r>
+        <w:rPr>
+          <w:rFonts w:ascii="Consolas" w:hAnsi="Consolas"/>
+          <w:color w:val="A31D1D"/>
+          <w:sz w:val="18"/>
+        </w:rPr>
+        <w:t>capacity</w:t>
+      </w:r>
+      <w:r>
+        <w:t>. That block was not touched by this pass.</w:t>
+      </w:r>
+    </w:p>
+    <w:p>
+      <w:r>
+        <w:t xml:space="preserve">Making it synthesize efficiently means restructuring the datapath — e.g. a </w:t>
+      </w:r>
+      <w:r>
+        <w:rPr>
+          <w:rFonts w:ascii="Consolas" w:hAnsi="Consolas"/>
+          <w:color w:val="A31D1D"/>
+          <w:sz w:val="18"/>
+        </w:rPr>
+        <w:t>generate</w:t>
+      </w:r>
+      <w:r>
+        <w:t>-based per-lane slice, or an explicit byte permutation. The mapping is a pure permutation (</w:t>
+      </w:r>
+      <w:r>
+        <w:rPr>
+          <w:rFonts w:ascii="Consolas" w:hAnsi="Consolas"/>
+          <w:color w:val="A31D1D"/>
+          <w:sz w:val="18"/>
+        </w:rPr>
+        <w:t>out</w:t>
+      </w:r>
+      <w:r>
+        <w:t xml:space="preserve"> byte </w:t>
       </w:r>
       <w:r>
         <w:rPr>
           <w:i/>
-          <w:color w:val="444444"/>
-        </w:rPr>
-        <w:t xml:space="preserve"> in </w:t>
-      </w:r>
-      <w:r>
-        <w:rPr>
-          <w:rFonts w:ascii="Consolas" w:hAnsi="Consolas"/>
-          <w:i/>
-          <w:color w:val="444444"/>
+        </w:rPr>
+        <w:t>k</w:t>
+      </w:r>
+      <w:r>
+        <w:t xml:space="preserve"> → </w:t>
+      </w:r>
+      <w:r>
+        <w:rPr>
+          <w:rFonts w:ascii="Consolas" w:hAnsi="Consolas"/>
+          <w:color w:val="A31D1D"/>
           <w:sz w:val="18"/>
         </w:rPr>
-        <w:t>/tmp</w:t>
-      </w:r>
-      <w:r>
-        <w:rPr>
-          <w:i/>
-          <w:color w:val="444444"/>
-        </w:rPr>
-        <w:t xml:space="preserve"> with that one bound replaced by a constant. </w:t>
+        <w:t>outOs</w:t>
+      </w:r>
+      <w:r>
+        <w:t xml:space="preserve"> byte </w:t>
+      </w:r>
+      <w:r>
+        <w:rPr>
+          <w:rFonts w:ascii="Consolas" w:hAnsi="Consolas"/>
+          <w:color w:val="A31D1D"/>
+          <w:sz w:val="18"/>
+        </w:rPr>
+        <w:t>16·(k mod N) + (k div N)</w:t>
+      </w:r>
+      <w:r>
+        <w:t xml:space="preserve">, with </w:t>
+      </w:r>
+      <w:r>
+        <w:rPr>
+          <w:rFonts w:ascii="Consolas" w:hAnsi="Consolas"/>
+          <w:color w:val="A31D1D"/>
+          <w:sz w:val="18"/>
+        </w:rPr>
+        <w:t>N = numberOfDetectedLanes</w:t>
+      </w:r>
+      <w:r>
+        <w:t xml:space="preserve">), so it is very expressible in hardware — but writing it that way </w:t>
       </w:r>
       <w:r>
         <w:rPr>
           <w:b/>
-          <w:i/>
-          <w:color w:val="444444"/>
-        </w:rPr>
-        <w:t>Your repository file is untouched.</w:t>
-      </w:r>
-      <w:r>
-        <w:rPr>
-          <w:i/>
-          <w:color w:val="444444"/>
-        </w:rPr>
-        <w:t xml:space="preserve"> Read the osDecoder/RX rows as "clean apart from the known non-constant loop bound".</w:t>
+        </w:rPr>
+        <w:t>is an architecture change</w:t>
+      </w:r>
+      <w:r>
+        <w:t xml:space="preserve">, which your rules put off limits without your sign-off. </w:t>
+      </w:r>
+      <w:r>
+        <w:rPr>
+          <w:b/>
+        </w:rPr>
+        <w:t>This is the one remaining `osDecoder` decision I need from you.</w:t>
       </w:r>
     </w:p>
     <w:p>
@@ -6620,32 +9685,20 @@
         <w:t>pipe_width</w:t>
       </w:r>
       <w:r>
-        <w:t xml:space="preserve"> latch (pre-existing)</w:t>
+        <w:t xml:space="preserve"> latch — FIXED and A/B verified</w:t>
       </w:r>
     </w:p>
     <w:p>
       <w:r>
-        <w:t xml:space="preserve">yosys infers a latch for </w:t>
-      </w:r>
-      <w:r>
         <w:rPr>
           <w:rFonts w:ascii="Consolas" w:hAnsi="Consolas"/>
           <w:color w:val="A31D1D"/>
           <w:sz w:val="18"/>
         </w:rPr>
-        <w:t>pipe_width</w:t>
-      </w:r>
-      <w:r>
-        <w:t xml:space="preserve">. This is </w:t>
-      </w:r>
-      <w:r>
-        <w:rPr>
-          <w:b/>
-        </w:rPr>
-        <w:t>pre-existing</w:t>
-      </w:r>
-      <w:r>
-        <w:t xml:space="preserve">, not introduced by </w:t>
+        <w:t>BUGFIX-053</w:t>
+      </w:r>
+      <w:r>
+        <w:t xml:space="preserve">. </w:t>
       </w:r>
       <w:r>
         <w:rPr>
@@ -6653,10 +9706,10 @@
           <w:color w:val="A31D1D"/>
           <w:sz w:val="18"/>
         </w:rPr>
-        <w:t>FSM-007</w:t>
-      </w:r>
-      <w:r>
-        <w:t xml:space="preserve">, and </w:t>
+        <w:t>generation</w:t>
+      </w:r>
+      <w:r>
+        <w:t xml:space="preserve"> is </w:t>
       </w:r>
       <w:r>
         <w:rPr>
@@ -6664,10 +9717,10 @@
           <w:color w:val="A31D1D"/>
           <w:sz w:val="18"/>
         </w:rPr>
-        <w:t>FSM-007</w:t>
-      </w:r>
-      <w:r>
-        <w:t xml:space="preserve"> deliberately did not touch it: giving </w:t>
+        <w:t>input [2:0]</w:t>
+      </w:r>
+      <w:r>
+        <w:t xml:space="preserve">, so 0, 6 and 7 are reachable, but the chain covered only 1…5 with no final </w:t>
       </w:r>
       <w:r>
         <w:rPr>
@@ -6675,10 +9728,10 @@
           <w:color w:val="A31D1D"/>
           <w:sz w:val="18"/>
         </w:rPr>
-        <w:t>pipe_width</w:t>
-      </w:r>
-      <w:r>
-        <w:t xml:space="preserve"> a default in the </w:t>
+        <w:t>else</w:t>
+      </w:r>
+      <w:r>
+        <w:t xml:space="preserve">, so </w:t>
       </w:r>
       <w:r>
         <w:rPr>
@@ -6686,10 +9739,10 @@
           <w:color w:val="A31D1D"/>
           <w:sz w:val="18"/>
         </w:rPr>
-        <w:t>GEN</w:t>
-      </w:r>
-      <w:r>
-        <w:t xml:space="preserve"> case would change link-width behaviour. Flagging it for your review; next free ID </w:t>
+        <w:t>pipe_width</w:t>
+      </w:r>
+      <w:r>
+        <w:t xml:space="preserve"> held its previous value: a latch. The block was also </w:t>
       </w:r>
       <w:r>
         <w:rPr>
@@ -6697,10 +9750,10 @@
           <w:color w:val="A31D1D"/>
           <w:sz w:val="18"/>
         </w:rPr>
-        <w:t>BUGFIX-048</w:t>
-      </w:r>
-      <w:r>
-        <w:t>/</w:t>
+        <w:t>always@(generation)</w:t>
+      </w:r>
+      <w:r>
+        <w:t xml:space="preserve"> while reading </w:t>
       </w:r>
       <w:r>
         <w:rPr>
@@ -6708,7 +9761,666 @@
           <w:color w:val="A31D1D"/>
           <w:sz w:val="18"/>
         </w:rPr>
-        <w:t>WIDTH-002</w:t>
+        <w:t>pipe_width</w:t>
+      </w:r>
+      <w:r>
+        <w:t>.</w:t>
+      </w:r>
+    </w:p>
+    <w:p>
+      <w:r>
+        <w:t xml:space="preserve">The fix is three lines and is </w:t>
+      </w:r>
+      <w:r>
+        <w:rPr>
+          <w:b/>
+        </w:rPr>
+        <w:t>not an invention</w:t>
+      </w:r>
+      <w:r>
+        <w:t xml:space="preserve"> — it matches the convention the same author already used in the RX-side twin of this logic, </w:t>
+      </w:r>
+      <w:r>
+        <w:rPr>
+          <w:rFonts w:ascii="Consolas" w:hAnsi="Consolas"/>
+          <w:color w:val="A31D1D"/>
+          <w:sz w:val="18"/>
+        </w:rPr>
+        <w:t>rtl/DataHandling.v:9</w:t>
+      </w:r>
+      <w:r>
+        <w:t xml:space="preserve"> (</w:t>
+      </w:r>
+      <w:r>
+        <w:rPr>
+          <w:rFonts w:ascii="Consolas" w:hAnsi="Consolas"/>
+          <w:color w:val="A31D1D"/>
+          <w:sz w:val="18"/>
+        </w:rPr>
+        <w:t>always@*</w:t>
+      </w:r>
+      <w:r>
+        <w:t xml:space="preserve">) and </w:t>
+      </w:r>
+      <w:r>
+        <w:rPr>
+          <w:rFonts w:ascii="Consolas" w:hAnsi="Consolas"/>
+          <w:color w:val="A31D1D"/>
+          <w:sz w:val="18"/>
+        </w:rPr>
+        <w:t>:107-111</w:t>
+      </w:r>
+      <w:r>
+        <w:t xml:space="preserve"> (final </w:t>
+      </w:r>
+      <w:r>
+        <w:rPr>
+          <w:rFonts w:ascii="Consolas" w:hAnsi="Consolas"/>
+          <w:color w:val="A31D1D"/>
+          <w:sz w:val="18"/>
+        </w:rPr>
+        <w:t>else</w:t>
+      </w:r>
+      <w:r>
+        <w:t xml:space="preserve"> with </w:t>
+      </w:r>
+      <w:r>
+        <w:rPr>
+          <w:rFonts w:ascii="Consolas" w:hAnsi="Consolas"/>
+          <w:color w:val="A31D1D"/>
+          <w:sz w:val="18"/>
+        </w:rPr>
+        <w:t>pipeWidth = 0;</w:t>
+      </w:r>
+      <w:r>
+        <w:t xml:space="preserve">). </w:t>
+      </w:r>
+      <w:r>
+        <w:rPr>
+          <w:rFonts w:ascii="Consolas" w:hAnsi="Consolas"/>
+          <w:color w:val="A31D1D"/>
+          <w:sz w:val="18"/>
+        </w:rPr>
+        <w:t>LMC.v</w:t>
+      </w:r>
+      <w:r>
+        <w:t xml:space="preserve"> was simply the odd one out, which is exactly why only it inferred the latch.</w:t>
+      </w:r>
+    </w:p>
+    <w:p>
+      <w:r>
+        <w:rPr>
+          <w:rFonts w:ascii="Consolas" w:hAnsi="Consolas"/>
+          <w:color w:val="A31D1D"/>
+          <w:sz w:val="18"/>
+        </w:rPr>
+        <w:t>0</w:t>
+      </w:r>
+      <w:r>
+        <w:t xml:space="preserve"> is the safe default here: </w:t>
+      </w:r>
+      <w:r>
+        <w:rPr>
+          <w:rFonts w:ascii="Consolas" w:hAnsi="Consolas"/>
+          <w:color w:val="A31D1D"/>
+          <w:sz w:val="18"/>
+        </w:rPr>
+        <w:t>pipe_width</w:t>
+      </w:r>
+      <w:r>
+        <w:t xml:space="preserve"> is used in </w:t>
+      </w:r>
+      <w:r>
+        <w:rPr>
+          <w:rFonts w:ascii="Consolas" w:hAnsi="Consolas"/>
+          <w:color w:val="A31D1D"/>
+          <w:sz w:val="18"/>
+        </w:rPr>
+        <w:t>LMC.v</w:t>
+      </w:r>
+      <w:r>
+        <w:t xml:space="preserve"> </w:t>
+      </w:r>
+      <w:r>
+        <w:rPr>
+          <w:b/>
+        </w:rPr>
+        <w:t>only</w:t>
+      </w:r>
+      <w:r>
+        <w:t xml:space="preserve"> in equality comparisons (</w:t>
+      </w:r>
+      <w:r>
+        <w:rPr>
+          <w:rFonts w:ascii="Consolas" w:hAnsi="Consolas"/>
+          <w:color w:val="A31D1D"/>
+          <w:sz w:val="18"/>
+        </w:rPr>
+        <w:t>pipe_width == 8/16/32 &amp;&amp; …</w:t>
+      </w:r>
+      <w:r>
+        <w:t xml:space="preserve">, from line ~551 on) — never as a divisor, shift amount or array index (verified by grep). So 0 matches none of them, the same no-match sentinel </w:t>
+      </w:r>
+      <w:r>
+        <w:rPr>
+          <w:rFonts w:ascii="Consolas" w:hAnsi="Consolas"/>
+          <w:color w:val="A31D1D"/>
+          <w:sz w:val="18"/>
+        </w:rPr>
+        <w:t>DataHandling</w:t>
+      </w:r>
+      <w:r>
+        <w:t xml:space="preserve"> uses, and no handled generation changes behaviour.</w:t>
+      </w:r>
+    </w:p>
+    <w:p>
+      <w:r>
+        <w:rPr>
+          <w:b/>
+        </w:rPr>
+        <w:t>A/B verified with yosys</w:t>
+      </w:r>
+      <w:r>
+        <w:t xml:space="preserve">, before = commit </w:t>
+      </w:r>
+      <w:r>
+        <w:rPr>
+          <w:rFonts w:ascii="Consolas" w:hAnsi="Consolas"/>
+          <w:color w:val="A31D1D"/>
+          <w:sz w:val="18"/>
+        </w:rPr>
+        <w:t>a828d38</w:t>
+      </w:r>
+      <w:r>
+        <w:t>, after = this commit, same command, same machine:</w:t>
+      </w:r>
+    </w:p>
+    <w:tbl>
+      <w:tblPr>
+        <w:tblStyle w:val="LightGrid-Accent1"/>
+        <w:tblW w:type="auto" w:w="0"/>
+        <w:jc w:val="left"/>
+        <w:tblLook w:firstColumn="1" w:firstRow="1" w:lastColumn="0" w:lastRow="0" w:noHBand="0" w:noVBand="1" w:val="04A0"/>
+      </w:tblPr>
+      <w:tblGrid>
+        <w:gridCol w:w="2880"/>
+        <w:gridCol w:w="2880"/>
+        <w:gridCol w:w="2880"/>
+      </w:tblGrid>
+      <w:tr>
+        <w:tc>
+          <w:tcPr>
+            <w:tcW w:type="dxa" w:w="2880"/>
+          </w:tcPr>
+          <w:p>
+            <w:r>
+              <w:rPr>
+                <w:b/>
+                <w:sz w:val="18"/>
+              </w:rPr>
+            </w:r>
+          </w:p>
+        </w:tc>
+        <w:tc>
+          <w:tcPr>
+            <w:tcW w:type="dxa" w:w="2880"/>
+          </w:tcPr>
+          <w:p>
+            <w:r>
+              <w:rPr>
+                <w:b/>
+                <w:sz w:val="18"/>
+              </w:rPr>
+            </w:r>
+            <w:r>
+              <w:rPr>
+                <w:b/>
+                <w:sz w:val="18"/>
+              </w:rPr>
+              <w:t>Before</w:t>
+            </w:r>
+          </w:p>
+        </w:tc>
+        <w:tc>
+          <w:tcPr>
+            <w:tcW w:type="dxa" w:w="2880"/>
+          </w:tcPr>
+          <w:p>
+            <w:r>
+              <w:rPr>
+                <w:b/>
+                <w:sz w:val="18"/>
+              </w:rPr>
+            </w:r>
+            <w:r>
+              <w:rPr>
+                <w:b/>
+                <w:sz w:val="18"/>
+              </w:rPr>
+              <w:t>After</w:t>
+            </w:r>
+          </w:p>
+        </w:tc>
+      </w:tr>
+      <w:tr>
+        <w:tc>
+          <w:tcPr>
+            <w:tcW w:type="dxa" w:w="2880"/>
+          </w:tcPr>
+          <w:p>
+            <w:r>
+              <w:rPr>
+                <w:sz w:val="18"/>
+              </w:rPr>
+            </w:r>
+            <w:r>
+              <w:rPr>
+                <w:rFonts w:ascii="Consolas" w:hAnsi="Consolas"/>
+                <w:color w:val="A31D1D"/>
+                <w:sz w:val="18"/>
+              </w:rPr>
+              <w:t>Latch inferred for signal \LMC.\pipe_width [5:3]</w:t>
+            </w:r>
+          </w:p>
+        </w:tc>
+        <w:tc>
+          <w:tcPr>
+            <w:tcW w:type="dxa" w:w="2880"/>
+          </w:tcPr>
+          <w:p>
+            <w:r>
+              <w:rPr>
+                <w:sz w:val="18"/>
+              </w:rPr>
+            </w:r>
+            <w:r>
+              <w:rPr>
+                <w:sz w:val="18"/>
+              </w:rPr>
+              <w:t>present</w:t>
+            </w:r>
+          </w:p>
+        </w:tc>
+        <w:tc>
+          <w:tcPr>
+            <w:tcW w:type="dxa" w:w="2880"/>
+          </w:tcPr>
+          <w:p>
+            <w:r>
+              <w:rPr>
+                <w:sz w:val="18"/>
+              </w:rPr>
+            </w:r>
+            <w:r>
+              <w:rPr>
+                <w:b/>
+                <w:sz w:val="18"/>
+              </w:rPr>
+              <w:t>gone</w:t>
+            </w:r>
+          </w:p>
+        </w:tc>
+      </w:tr>
+      <w:tr>
+        <w:tc>
+          <w:tcPr>
+            <w:tcW w:type="dxa" w:w="2880"/>
+          </w:tcPr>
+          <w:p>
+            <w:r>
+              <w:rPr>
+                <w:sz w:val="18"/>
+              </w:rPr>
+            </w:r>
+            <w:r>
+              <w:rPr>
+                <w:rFonts w:ascii="Consolas" w:hAnsi="Consolas"/>
+                <w:color w:val="A31D1D"/>
+                <w:sz w:val="18"/>
+              </w:rPr>
+              <w:t>Latch inferred for signal \LMC.\pipe_width [2:0]</w:t>
+            </w:r>
+          </w:p>
+        </w:tc>
+        <w:tc>
+          <w:tcPr>
+            <w:tcW w:type="dxa" w:w="2880"/>
+          </w:tcPr>
+          <w:p>
+            <w:r>
+              <w:rPr>
+                <w:sz w:val="18"/>
+              </w:rPr>
+            </w:r>
+            <w:r>
+              <w:rPr>
+                <w:sz w:val="18"/>
+              </w:rPr>
+              <w:t>present</w:t>
+            </w:r>
+          </w:p>
+        </w:tc>
+        <w:tc>
+          <w:tcPr>
+            <w:tcW w:type="dxa" w:w="2880"/>
+          </w:tcPr>
+          <w:p>
+            <w:r>
+              <w:rPr>
+                <w:sz w:val="18"/>
+              </w:rPr>
+            </w:r>
+            <w:r>
+              <w:rPr>
+                <w:b/>
+                <w:sz w:val="18"/>
+              </w:rPr>
+              <w:t>gone</w:t>
+            </w:r>
+          </w:p>
+        </w:tc>
+      </w:tr>
+      <w:tr>
+        <w:tc>
+          <w:tcPr>
+            <w:tcW w:type="dxa" w:w="2880"/>
+          </w:tcPr>
+          <w:p>
+            <w:r>
+              <w:rPr>
+                <w:sz w:val="18"/>
+              </w:rPr>
+            </w:r>
+            <w:r>
+              <w:rPr>
+                <w:rFonts w:ascii="Consolas" w:hAnsi="Consolas"/>
+                <w:color w:val="A31D1D"/>
+                <w:sz w:val="18"/>
+              </w:rPr>
+              <w:t>$dlatch</w:t>
+            </w:r>
+            <w:r>
+              <w:rPr>
+                <w:sz w:val="18"/>
+              </w:rPr>
+              <w:t xml:space="preserve"> cells</w:t>
+            </w:r>
+          </w:p>
+        </w:tc>
+        <w:tc>
+          <w:tcPr>
+            <w:tcW w:type="dxa" w:w="2880"/>
+          </w:tcPr>
+          <w:p>
+            <w:r>
+              <w:rPr>
+                <w:sz w:val="18"/>
+              </w:rPr>
+            </w:r>
+            <w:r>
+              <w:rPr>
+                <w:sz w:val="18"/>
+              </w:rPr>
+              <w:t>1</w:t>
+            </w:r>
+          </w:p>
+        </w:tc>
+        <w:tc>
+          <w:tcPr>
+            <w:tcW w:type="dxa" w:w="2880"/>
+          </w:tcPr>
+          <w:p>
+            <w:r>
+              <w:rPr>
+                <w:sz w:val="18"/>
+              </w:rPr>
+            </w:r>
+            <w:r>
+              <w:rPr>
+                <w:b/>
+                <w:sz w:val="18"/>
+              </w:rPr>
+              <w:t>0</w:t>
+            </w:r>
+          </w:p>
+        </w:tc>
+      </w:tr>
+      <w:tr>
+        <w:tc>
+          <w:tcPr>
+            <w:tcW w:type="dxa" w:w="2880"/>
+          </w:tcPr>
+          <w:p>
+            <w:r>
+              <w:rPr>
+                <w:sz w:val="18"/>
+              </w:rPr>
+            </w:r>
+            <w:r>
+              <w:rPr>
+                <w:rFonts w:ascii="Consolas" w:hAnsi="Consolas"/>
+                <w:color w:val="A31D1D"/>
+                <w:sz w:val="18"/>
+              </w:rPr>
+              <w:t>$adff</w:t>
+            </w:r>
+            <w:r>
+              <w:rPr>
+                <w:sz w:val="18"/>
+              </w:rPr>
+              <w:t xml:space="preserve"> cells</w:t>
+            </w:r>
+          </w:p>
+        </w:tc>
+        <w:tc>
+          <w:tcPr>
+            <w:tcW w:type="dxa" w:w="2880"/>
+          </w:tcPr>
+          <w:p>
+            <w:r>
+              <w:rPr>
+                <w:sz w:val="18"/>
+              </w:rPr>
+            </w:r>
+            <w:r>
+              <w:rPr>
+                <w:sz w:val="18"/>
+              </w:rPr>
+              <w:t>65</w:t>
+            </w:r>
+          </w:p>
+        </w:tc>
+        <w:tc>
+          <w:tcPr>
+            <w:tcW w:type="dxa" w:w="2880"/>
+          </w:tcPr>
+          <w:p>
+            <w:r>
+              <w:rPr>
+                <w:sz w:val="18"/>
+              </w:rPr>
+            </w:r>
+            <w:r>
+              <w:rPr>
+                <w:sz w:val="18"/>
+              </w:rPr>
+              <w:t xml:space="preserve">65 (unchanged — </w:t>
+            </w:r>
+            <w:r>
+              <w:rPr>
+                <w:rFonts w:ascii="Consolas" w:hAnsi="Consolas"/>
+                <w:color w:val="A31D1D"/>
+                <w:sz w:val="18"/>
+              </w:rPr>
+              <w:t>FSM-007</w:t>
+            </w:r>
+            <w:r>
+              <w:rPr>
+                <w:sz w:val="18"/>
+              </w:rPr>
+              <w:t xml:space="preserve"> intact)</w:t>
+            </w:r>
+          </w:p>
+        </w:tc>
+      </w:tr>
+      <w:tr>
+        <w:tc>
+          <w:tcPr>
+            <w:tcW w:type="dxa" w:w="2880"/>
+          </w:tcPr>
+          <w:p>
+            <w:r>
+              <w:rPr>
+                <w:sz w:val="18"/>
+              </w:rPr>
+            </w:r>
+            <w:r>
+              <w:rPr>
+                <w:rFonts w:ascii="Consolas" w:hAnsi="Consolas"/>
+                <w:color w:val="A31D1D"/>
+                <w:sz w:val="18"/>
+              </w:rPr>
+              <w:t>Found and reported N problems</w:t>
+            </w:r>
+          </w:p>
+        </w:tc>
+        <w:tc>
+          <w:tcPr>
+            <w:tcW w:type="dxa" w:w="2880"/>
+          </w:tcPr>
+          <w:p>
+            <w:r>
+              <w:rPr>
+                <w:sz w:val="18"/>
+              </w:rPr>
+            </w:r>
+            <w:r>
+              <w:rPr>
+                <w:sz w:val="18"/>
+              </w:rPr>
+              <w:t>1</w:t>
+            </w:r>
+          </w:p>
+        </w:tc>
+        <w:tc>
+          <w:tcPr>
+            <w:tcW w:type="dxa" w:w="2880"/>
+          </w:tcPr>
+          <w:p>
+            <w:r>
+              <w:rPr>
+                <w:sz w:val="18"/>
+              </w:rPr>
+            </w:r>
+            <w:r>
+              <w:rPr>
+                <w:sz w:val="18"/>
+              </w:rPr>
+              <w:t>1</w:t>
+            </w:r>
+          </w:p>
+        </w:tc>
+      </w:tr>
+      <w:tr>
+        <w:tc>
+          <w:tcPr>
+            <w:tcW w:type="dxa" w:w="2880"/>
+          </w:tcPr>
+          <w:p>
+            <w:r>
+              <w:rPr>
+                <w:sz w:val="18"/>
+              </w:rPr>
+            </w:r>
+            <w:r>
+              <w:rPr>
+                <w:sz w:val="18"/>
+              </w:rPr>
+              <w:t>runtime</w:t>
+            </w:r>
+          </w:p>
+        </w:tc>
+        <w:tc>
+          <w:tcPr>
+            <w:tcW w:type="dxa" w:w="2880"/>
+          </w:tcPr>
+          <w:p>
+            <w:r>
+              <w:rPr>
+                <w:sz w:val="18"/>
+              </w:rPr>
+            </w:r>
+            <w:r>
+              <w:rPr>
+                <w:sz w:val="18"/>
+              </w:rPr>
+              <w:t>15.4 s</w:t>
+            </w:r>
+          </w:p>
+        </w:tc>
+        <w:tc>
+          <w:tcPr>
+            <w:tcW w:type="dxa" w:w="2880"/>
+          </w:tcPr>
+          <w:p>
+            <w:r>
+              <w:rPr>
+                <w:sz w:val="18"/>
+              </w:rPr>
+            </w:r>
+            <w:r>
+              <w:rPr>
+                <w:sz w:val="18"/>
+              </w:rPr>
+              <w:t>14.0 s</w:t>
+            </w:r>
+          </w:p>
+        </w:tc>
+      </w:tr>
+    </w:tbl>
+    <w:p/>
+    <w:p>
+      <w:r>
+        <w:t xml:space="preserve">The one remaining reported problem is pre-existing and benign: </w:t>
+      </w:r>
+      <w:r>
+        <w:rPr>
+          <w:rFonts w:ascii="Consolas" w:hAnsi="Consolas"/>
+          <w:color w:val="A31D1D"/>
+          <w:sz w:val="18"/>
+        </w:rPr>
+        <w:t>Wire LMC.count has an unprocessed 'init' attribute</w:t>
+      </w:r>
+      <w:r>
+        <w:t xml:space="preserve">, from </w:t>
+      </w:r>
+      <w:r>
+        <w:rPr>
+          <w:rFonts w:ascii="Consolas" w:hAnsi="Consolas"/>
+          <w:color w:val="A31D1D"/>
+          <w:sz w:val="18"/>
+        </w:rPr>
+        <w:t>reg [4:0] count = 0;</w:t>
+      </w:r>
+      <w:r>
+        <w:t xml:space="preserve"> at </w:t>
+      </w:r>
+      <w:r>
+        <w:rPr>
+          <w:rFonts w:ascii="Consolas" w:hAnsi="Consolas"/>
+          <w:color w:val="A31D1D"/>
+          <w:sz w:val="18"/>
+        </w:rPr>
+        <w:t>rtl/LMC.v:25</w:t>
+      </w:r>
+      <w:r>
+        <w:t xml:space="preserve">. A declaration initializer is honoured in simulation and in FPGA bitstream init but not by ASIC synthesis. It is a warning, not an error, and changing it would alter the simulated initial value, so it was </w:t>
+      </w:r>
+      <w:r>
+        <w:rPr>
+          <w:b/>
+        </w:rPr>
+        <w:t>left alone deliberately</w:t>
       </w:r>
       <w:r>
         <w:t>.</w:t>
@@ -6991,6 +10703,811 @@
           <w:bottom w:val="single" w:sz="6" w:space="1" w:color="AAAAAA"/>
         </w:pBdr>
       </w:pPr>
+    </w:p>
+    <w:p>
+      <w:pPr>
+        <w:pStyle w:val="Heading3"/>
+      </w:pPr>
+      <w:r>
+        <w:t xml:space="preserve">5.6 Remaining closure problems after </w:t>
+      </w:r>
+      <w:r>
+        <w:rPr>
+          <w:rFonts w:ascii="Consolas" w:hAnsi="Consolas"/>
+          <w:color w:val="A31D1D"/>
+          <w:sz w:val="18"/>
+        </w:rPr>
+        <w:t>BUGFIX-048</w:t>
+      </w:r>
+      <w:r>
+        <w:t>…</w:t>
+      </w:r>
+      <w:r>
+        <w:rPr>
+          <w:rFonts w:ascii="Consolas" w:hAnsi="Consolas"/>
+          <w:color w:val="A31D1D"/>
+          <w:sz w:val="18"/>
+        </w:rPr>
+        <w:t>055</w:t>
+      </w:r>
+      <w:r>
+        <w:t xml:space="preserve"> — needs decisions, not applied</w:t>
+      </w:r>
+    </w:p>
+    <w:p>
+      <w:r>
+        <w:rPr>
+          <w:rFonts w:ascii="Consolas" w:hAnsi="Consolas"/>
+          <w:color w:val="A31D1D"/>
+          <w:sz w:val="18"/>
+        </w:rPr>
+        <w:t>BUGFIX-048</w:t>
+      </w:r>
+      <w:r>
+        <w:t xml:space="preserve"> made the whole closure checkable for the first time (previously every module aborted at </w:t>
+      </w:r>
+      <w:r>
+        <w:rPr>
+          <w:rFonts w:ascii="Consolas" w:hAnsi="Consolas"/>
+          <w:color w:val="A31D1D"/>
+          <w:sz w:val="18"/>
+        </w:rPr>
+        <w:t>read_verilog</w:t>
+      </w:r>
+      <w:r>
+        <w:t xml:space="preserve"> on </w:t>
+      </w:r>
+      <w:r>
+        <w:rPr>
+          <w:rFonts w:ascii="Consolas" w:hAnsi="Consolas"/>
+          <w:color w:val="A31D1D"/>
+          <w:sz w:val="18"/>
+        </w:rPr>
+        <w:t>osDecoder.v:181</w:t>
+      </w:r>
+      <w:r>
+        <w:t xml:space="preserve">). Running </w:t>
+      </w:r>
+      <w:r>
+        <w:rPr>
+          <w:rFonts w:ascii="Consolas" w:hAnsi="Consolas"/>
+          <w:color w:val="A31D1D"/>
+          <w:sz w:val="18"/>
+        </w:rPr>
+        <w:t>hierarchy -top PCIe; check -noinit</w:t>
+      </w:r>
+      <w:r>
+        <w:t xml:space="preserve"> over all 46 synthesizable files now completes in ~605 s and reports </w:t>
+      </w:r>
+      <w:r>
+        <w:rPr>
+          <w:b/>
+        </w:rPr>
+        <w:t>1222 problems</w:t>
+      </w:r>
+      <w:r>
+        <w:t xml:space="preserve">, down from 1224. The two that </w:t>
+      </w:r>
+      <w:r>
+        <w:rPr>
+          <w:rFonts w:ascii="Consolas" w:hAnsi="Consolas"/>
+          <w:color w:val="A31D1D"/>
+          <w:sz w:val="18"/>
+        </w:rPr>
+        <w:t>BUGFIX-054</w:t>
+      </w:r>
+      <w:r>
+        <w:t>/</w:t>
+      </w:r>
+      <w:r>
+        <w:rPr>
+          <w:rFonts w:ascii="Consolas" w:hAnsi="Consolas"/>
+          <w:color w:val="A31D1D"/>
+          <w:sz w:val="18"/>
+        </w:rPr>
+        <w:t>055</w:t>
+      </w:r>
+      <w:r>
+        <w:t xml:space="preserve"> targeted are confirmed gone by A/B comparison of the two runs.</w:t>
+      </w:r>
+    </w:p>
+    <w:p>
+      <w:r>
+        <w:t>What is left, grouped by what a decision would require:</w:t>
+      </w:r>
+    </w:p>
+    <w:p>
+      <w:r>
+        <w:rPr>
+          <w:b/>
+        </w:rPr>
+        <w:t>(a) `InsertBlockToken_G3` — 6 signals with multiple conflicting drivers (400 bits)</w:t>
+      </w:r>
+    </w:p>
+    <w:p>
+      <w:r>
+        <w:rPr>
+          <w:rFonts w:ascii="Consolas" w:hAnsi="Consolas"/>
+          <w:color w:val="A31D1D"/>
+          <w:sz w:val="18"/>
+        </w:rPr>
+        <w:t>DK</w:t>
+      </w:r>
+      <w:r>
+        <w:t xml:space="preserve">, </w:t>
+      </w:r>
+      <w:r>
+        <w:rPr>
+          <w:rFonts w:ascii="Consolas" w:hAnsi="Consolas"/>
+          <w:color w:val="A31D1D"/>
+          <w:sz w:val="18"/>
+        </w:rPr>
+        <w:t>END_reg</w:t>
+      </w:r>
+      <w:r>
+        <w:t xml:space="preserve">, </w:t>
+      </w:r>
+      <w:r>
+        <w:rPr>
+          <w:rFonts w:ascii="Consolas" w:hAnsi="Consolas"/>
+          <w:color w:val="A31D1D"/>
+          <w:sz w:val="18"/>
+        </w:rPr>
+        <w:t>SDB_reg</w:t>
+      </w:r>
+      <w:r>
+        <w:t xml:space="preserve">, </w:t>
+      </w:r>
+      <w:r>
+        <w:rPr>
+          <w:rFonts w:ascii="Consolas" w:hAnsi="Consolas"/>
+          <w:color w:val="A31D1D"/>
+          <w:sz w:val="18"/>
+        </w:rPr>
+        <w:t>STB_reg</w:t>
+      </w:r>
+      <w:r>
+        <w:t xml:space="preserve">, </w:t>
+      </w:r>
+      <w:r>
+        <w:rPr>
+          <w:rFonts w:ascii="Consolas" w:hAnsi="Consolas"/>
+          <w:color w:val="A31D1D"/>
+          <w:sz w:val="18"/>
+        </w:rPr>
+        <w:t>valid_reg</w:t>
+      </w:r>
+      <w:r>
+        <w:t xml:space="preserve"> (80 bits each) and </w:t>
+      </w:r>
+      <w:r>
+        <w:rPr>
+          <w:rFonts w:ascii="Consolas" w:hAnsi="Consolas"/>
+          <w:color w:val="A31D1D"/>
+          <w:sz w:val="18"/>
+        </w:rPr>
+        <w:t>NoMoreData</w:t>
+      </w:r>
+      <w:r>
+        <w:t>. These are written by the 77 `</w:t>
+      </w:r>
+      <w:r>
+        <w:rPr>
+          <w:rFonts w:ascii="Consolas" w:hAnsi="Consolas"/>
+          <w:color w:val="A31D1D"/>
+          <w:sz w:val="18"/>
+        </w:rPr>
+        <w:t xml:space="preserve"> </w:t>
+      </w:r>
+      <w:r>
+        <w:t>en(i) `` macro expansions, which all live inside one process — and that process is</w:t>
+      </w:r>
+    </w:p>
+    <w:p>
+      <w:pPr>
+        <w:spacing w:after="0"/>
+        <w:ind w:left="280"/>
+      </w:pPr>
+      <w:r>
+        <w:rPr>
+          <w:rFonts w:ascii="Consolas" w:hAnsi="Consolas"/>
+          <w:sz w:val="17"/>
+        </w:rPr>
+        <w:t>always @(negedge clk) begin        // rtl/InsertBlockToken_G3.v:456</w:t>
+      </w:r>
+    </w:p>
+    <w:p/>
+    <w:p>
+      <w:r>
+        <w:rPr>
+          <w:b/>
+        </w:rPr>
+        <w:t>This is the most important new finding in this document.</w:t>
+      </w:r>
+      <w:r>
+        <w:t xml:space="preserve"> The rest of the design, and </w:t>
+      </w:r>
+      <w:r>
+        <w:rPr>
+          <w:rFonts w:ascii="Consolas" w:hAnsi="Consolas"/>
+          <w:color w:val="A31D1D"/>
+          <w:sz w:val="18"/>
+        </w:rPr>
+        <w:t>InsertBlockToken_G3.v</w:t>
+      </w:r>
+      <w:r>
+        <w:t xml:space="preserve"> itself (line 290), clock on </w:t>
+      </w:r>
+      <w:r>
+        <w:rPr>
+          <w:rFonts w:ascii="Consolas" w:hAnsi="Consolas"/>
+          <w:color w:val="A31D1D"/>
+          <w:sz w:val="18"/>
+        </w:rPr>
+        <w:t>posedge clk</w:t>
+      </w:r>
+      <w:r>
+        <w:t xml:space="preserve">. Its twin file </w:t>
+      </w:r>
+      <w:r>
+        <w:rPr>
+          <w:rFonts w:ascii="Consolas" w:hAnsi="Consolas"/>
+          <w:color w:val="A31D1D"/>
+          <w:sz w:val="18"/>
+        </w:rPr>
+        <w:t>rtl/Insert_token_block.v</w:t>
+      </w:r>
+      <w:r>
+        <w:t xml:space="preserve"> has no </w:t>
+      </w:r>
+      <w:r>
+        <w:rPr>
+          <w:rFonts w:ascii="Consolas" w:hAnsi="Consolas"/>
+          <w:color w:val="A31D1D"/>
+          <w:sz w:val="18"/>
+        </w:rPr>
+        <w:t>negedge</w:t>
+      </w:r>
+      <w:r>
+        <w:t xml:space="preserve"> block at all — every one of its six processes is </w:t>
+      </w:r>
+      <w:r>
+        <w:rPr>
+          <w:rFonts w:ascii="Consolas" w:hAnsi="Consolas"/>
+          <w:color w:val="A31D1D"/>
+          <w:sz w:val="18"/>
+        </w:rPr>
+        <w:t>posedge</w:t>
+      </w:r>
+      <w:r>
+        <w:t xml:space="preserve"> or </w:t>
+      </w:r>
+      <w:r>
+        <w:rPr>
+          <w:rFonts w:ascii="Consolas" w:hAnsi="Consolas"/>
+          <w:color w:val="A31D1D"/>
+          <w:sz w:val="18"/>
+        </w:rPr>
+        <w:t>@*</w:t>
+      </w:r>
+      <w:r>
+        <w:t xml:space="preserve">. So a whole datapath block here updates on the </w:t>
+      </w:r>
+      <w:r>
+        <w:rPr>
+          <w:b/>
+        </w:rPr>
+        <w:t>opposite clock edge</w:t>
+      </w:r>
+      <w:r>
+        <w:t xml:space="preserve"> from its twin and from the rest of the design, a half-cycle offset that also explains the driver conflicts.</w:t>
+      </w:r>
+    </w:p>
+    <w:p>
+      <w:r>
+        <w:t>Two further defects in the same region:</w:t>
+      </w:r>
+    </w:p>
+    <w:p>
+      <w:pPr>
+        <w:pStyle w:val="ListBullet"/>
+      </w:pPr>
+      <w:r>
+        <w:t>`</w:t>
+      </w:r>
+      <w:r>
+        <w:rPr>
+          <w:rFonts w:ascii="Consolas" w:hAnsi="Consolas"/>
+          <w:color w:val="A31D1D"/>
+          <w:sz w:val="18"/>
+        </w:rPr>
+        <w:t xml:space="preserve"> </w:t>
+      </w:r>
+      <w:r>
+        <w:t>en(i) `</w:t>
+      </w:r>
+      <w:r>
+        <w:rPr>
+          <w:rFonts w:ascii="Consolas" w:hAnsi="Consolas"/>
+          <w:color w:val="A31D1D"/>
+          <w:sz w:val="18"/>
+        </w:rPr>
+        <w:t xml:space="preserve"> and </w:t>
+      </w:r>
+      <w:r>
+        <w:rPr>
+          <w:rFonts w:ascii="Consolas" w:hAnsi="Consolas"/>
+          <w:color w:val="A31D1D"/>
+          <w:sz w:val="18"/>
+        </w:rPr>
+        <w:t xml:space="preserve"> </w:t>
+      </w:r>
+      <w:r>
+        <w:t>co(a) `</w:t>
+      </w:r>
+      <w:r>
+        <w:rPr>
+          <w:rFonts w:ascii="Consolas" w:hAnsi="Consolas"/>
+          <w:color w:val="A31D1D"/>
+          <w:sz w:val="18"/>
+        </w:rPr>
+        <w:t xml:space="preserve"> expand to </w:t>
+      </w:r>
+      <w:r>
+        <w:t>data_reg[8*i-1:0]` and</w:t>
+      </w:r>
+    </w:p>
+    <w:p>
+      <w:r>
+        <w:rPr>
+          <w:rFonts w:ascii="Consolas" w:hAnsi="Consolas"/>
+          <w:color w:val="A31D1D"/>
+          <w:sz w:val="18"/>
+        </w:rPr>
+        <w:t>data_reg[632-1:8*i]</w:t>
+      </w:r>
+      <w:r>
+        <w:t xml:space="preserve">. At the boundary indices these are </w:t>
+      </w:r>
+      <w:r>
+        <w:rPr>
+          <w:b/>
+        </w:rPr>
+        <w:t>out-of-bounds part selects</w:t>
+      </w:r>
+      <w:r>
+        <w:t xml:space="preserve"> — at </w:t>
+      </w:r>
+      <w:r>
+        <w:rPr>
+          <w:rFonts w:ascii="Consolas" w:hAnsi="Consolas"/>
+          <w:color w:val="A31D1D"/>
+          <w:sz w:val="18"/>
+        </w:rPr>
+        <w:t>i=0</w:t>
+      </w:r>
+      <w:r>
+        <w:t xml:space="preserve">, </w:t>
+      </w:r>
+      <w:r>
+        <w:rPr>
+          <w:rFonts w:ascii="Consolas" w:hAnsi="Consolas"/>
+          <w:color w:val="A31D1D"/>
+          <w:sz w:val="18"/>
+        </w:rPr>
+        <w:t>data_reg[-1:0]</w:t>
+      </w:r>
+      <w:r>
+        <w:t xml:space="preserve">. yosys sets those bits to </w:t>
+      </w:r>
+      <w:r>
+        <w:rPr>
+          <w:rFonts w:ascii="Consolas" w:hAnsi="Consolas"/>
+          <w:color w:val="A31D1D"/>
+          <w:sz w:val="18"/>
+        </w:rPr>
+        <w:t>undef</w:t>
+      </w:r>
+      <w:r>
+        <w:t>, which is X-injection into the datapath. This is the source of ~8,946 of the warnings (</w:t>
+      </w:r>
+      <w:r>
+        <w:rPr>
+          <w:rFonts w:ascii="Consolas" w:hAnsi="Consolas"/>
+          <w:color w:val="A31D1D"/>
+          <w:sz w:val="18"/>
+        </w:rPr>
+        <w:t>InsertBlockToken_G3.v:371</w:t>
+      </w:r>
+      <w:r>
+        <w:t xml:space="preserve"> ≈6,706 and </w:t>
+      </w:r>
+      <w:r>
+        <w:rPr>
+          <w:rFonts w:ascii="Consolas" w:hAnsi="Consolas"/>
+          <w:color w:val="A31D1D"/>
+          <w:sz w:val="18"/>
+        </w:rPr>
+        <w:t>Insert_token_block.v:462</w:t>
+      </w:r>
+      <w:r>
+        <w:t xml:space="preserve"> ≈2,240).</w:t>
+      </w:r>
+    </w:p>
+    <w:p>
+      <w:pPr>
+        <w:pStyle w:val="ListBullet"/>
+      </w:pPr>
+      <w:r>
+        <w:t xml:space="preserve">Both files use </w:t>
+      </w:r>
+      <w:r>
+        <w:rPr>
+          <w:b/>
+        </w:rPr>
+        <w:t>non-blocking `&lt;=` inside `always @ *`</w:t>
+      </w:r>
+      <w:r>
+        <w:t xml:space="preserve"> blocks</w:t>
+      </w:r>
+    </w:p>
+    <w:p>
+      <w:r>
+        <w:t>(</w:t>
+      </w:r>
+      <w:r>
+        <w:rPr>
+          <w:rFonts w:ascii="Consolas" w:hAnsi="Consolas"/>
+          <w:color w:val="A31D1D"/>
+          <w:sz w:val="18"/>
+        </w:rPr>
+        <w:t>InsertBlockToken_G3.v:371,374</w:t>
+      </w:r>
+      <w:r>
+        <w:t xml:space="preserve">, </w:t>
+      </w:r>
+      <w:r>
+        <w:rPr>
+          <w:rFonts w:ascii="Consolas" w:hAnsi="Consolas"/>
+          <w:color w:val="A31D1D"/>
+          <w:sz w:val="18"/>
+        </w:rPr>
+        <w:t>Insert_token_block.v:462</w:t>
+      </w:r>
+      <w:r>
+        <w:t>).</w:t>
+      </w:r>
+    </w:p>
+    <w:p>
+      <w:r>
+        <w:rPr>
+          <w:b/>
+        </w:rPr>
+        <w:t>Why this was not fixed.</w:t>
+      </w:r>
+      <w:r>
+        <w:t xml:space="preserve"> Deciding it means choosing which clock edge is correct and which process should own each of the six registers — i.e. establishing design intent for ~700 lines of macro-generated datapath across two files, with no way to verify the result in simulation here. Getting it wrong would silently corrupt the Gen3 token-insertion path. </w:t>
+      </w:r>
+      <w:r>
+        <w:rPr>
+          <w:rFonts w:ascii="Consolas" w:hAnsi="Consolas"/>
+          <w:color w:val="A31D1D"/>
+          <w:sz w:val="18"/>
+        </w:rPr>
+        <w:t>negedge</w:t>
+      </w:r>
+      <w:r>
+        <w:t xml:space="preserve"> → </w:t>
+      </w:r>
+      <w:r>
+        <w:rPr>
+          <w:rFonts w:ascii="Consolas" w:hAnsi="Consolas"/>
+          <w:color w:val="A31D1D"/>
+          <w:sz w:val="18"/>
+        </w:rPr>
+        <w:t>posedge</w:t>
+      </w:r>
+      <w:r>
+        <w:t xml:space="preserve"> at line 456 is </w:t>
+      </w:r>
+      <w:r>
+        <w:rPr>
+          <w:i/>
+        </w:rPr>
+        <w:t>probably</w:t>
+      </w:r>
+      <w:r>
+        <w:t xml:space="preserve"> the single highest-value one-word fix in the repository, but it is exactly the kind of change that should not be made on inference. </w:t>
+      </w:r>
+      <w:r>
+        <w:rPr>
+          <w:b/>
+        </w:rPr>
+        <w:t>Your call.</w:t>
+      </w:r>
+      <w:r>
+        <w:t xml:space="preserve"> Next free ID </w:t>
+      </w:r>
+      <w:r>
+        <w:rPr>
+          <w:rFonts w:ascii="Consolas" w:hAnsi="Consolas"/>
+          <w:color w:val="A31D1D"/>
+          <w:sz w:val="18"/>
+        </w:rPr>
+        <w:t>BUGFIX-056</w:t>
+      </w:r>
+      <w:r>
+        <w:t>.</w:t>
+      </w:r>
+    </w:p>
+    <w:p>
+      <w:r>
+        <w:rPr>
+          <w:b/>
+        </w:rPr>
+        <w:t>(b) `RX.PIPEWIDTH` — 6 bits with multiple conflicting drivers</w:t>
+      </w:r>
+    </w:p>
+    <w:p>
+      <w:r>
+        <w:t xml:space="preserve">Not yet root-caused. </w:t>
+      </w:r>
+      <w:r>
+        <w:rPr>
+          <w:rFonts w:ascii="Consolas" w:hAnsi="Consolas"/>
+          <w:color w:val="A31D1D"/>
+          <w:sz w:val="18"/>
+        </w:rPr>
+        <w:t>PIPEWIDTH</w:t>
+      </w:r>
+      <w:r>
+        <w:t xml:space="preserve"> inside </w:t>
+      </w:r>
+      <w:r>
+        <w:rPr>
+          <w:rFonts w:ascii="Consolas" w:hAnsi="Consolas"/>
+          <w:color w:val="A31D1D"/>
+          <w:sz w:val="18"/>
+        </w:rPr>
+        <w:t>RX</w:t>
+      </w:r>
+      <w:r>
+        <w:t xml:space="preserve"> is fed by </w:t>
+      </w:r>
+      <w:r>
+        <w:rPr>
+          <w:rFonts w:ascii="Consolas" w:hAnsi="Consolas"/>
+          <w:color w:val="A31D1D"/>
+          <w:sz w:val="18"/>
+        </w:rPr>
+        <w:t>LMC_RX</w:t>
+      </w:r>
+      <w:r>
+        <w:t xml:space="preserve"> (via </w:t>
+      </w:r>
+      <w:r>
+        <w:rPr>
+          <w:rFonts w:ascii="Consolas" w:hAnsi="Consolas"/>
+          <w:color w:val="A31D1D"/>
+          <w:sz w:val="18"/>
+        </w:rPr>
+        <w:t>DataHandling</w:t>
+      </w:r>
+      <w:r>
+        <w:t xml:space="preserve">), so a second driver exists somewhere in </w:t>
+      </w:r>
+      <w:r>
+        <w:rPr>
+          <w:rFonts w:ascii="Consolas" w:hAnsi="Consolas"/>
+          <w:color w:val="A31D1D"/>
+          <w:sz w:val="18"/>
+        </w:rPr>
+        <w:t>rtl/Modules Integration.v</w:t>
+      </w:r>
+      <w:r>
+        <w:t xml:space="preserve">. Needs the same treatment as </w:t>
+      </w:r>
+      <w:r>
+        <w:rPr>
+          <w:rFonts w:ascii="Consolas" w:hAnsi="Consolas"/>
+          <w:color w:val="A31D1D"/>
+          <w:sz w:val="18"/>
+        </w:rPr>
+        <w:t>BUGFIX-055</w:t>
+      </w:r>
+      <w:r>
+        <w:t>. Not applied.</w:t>
+      </w:r>
+    </w:p>
+    <w:p>
+      <w:r>
+        <w:rPr>
+          <w:b/>
+        </w:rPr>
+        <w:t>(c) Three undriven `PCIe` top-level signals</w:t>
+      </w:r>
+    </w:p>
+    <w:p>
+      <w:r>
+        <w:rPr>
+          <w:rFonts w:ascii="Consolas" w:hAnsi="Consolas"/>
+          <w:color w:val="A31D1D"/>
+          <w:sz w:val="18"/>
+        </w:rPr>
+        <w:t>PclkChangeAck</w:t>
+      </w:r>
+      <w:r>
+        <w:t xml:space="preserve">, </w:t>
+      </w:r>
+      <w:r>
+        <w:rPr>
+          <w:rFonts w:ascii="Consolas" w:hAnsi="Consolas"/>
+          <w:color w:val="A31D1D"/>
+          <w:sz w:val="18"/>
+        </w:rPr>
+        <w:t>directed_speed_change_In</w:t>
+      </w:r>
+      <w:r>
+        <w:t xml:space="preserve">, </w:t>
+      </w:r>
+      <w:r>
+        <w:rPr>
+          <w:rFonts w:ascii="Consolas" w:hAnsi="Consolas"/>
+          <w:color w:val="A31D1D"/>
+          <w:sz w:val="18"/>
+        </w:rPr>
+        <w:t>write_directed_speed_change</w:t>
+      </w:r>
+      <w:r>
+        <w:t xml:space="preserve">. The first is consistent with </w:t>
+      </w:r>
+      <w:r>
+        <w:rPr>
+          <w:rFonts w:ascii="Consolas" w:hAnsi="Consolas"/>
+          <w:color w:val="A31D1D"/>
+          <w:sz w:val="18"/>
+        </w:rPr>
+        <w:t>SIM-014</w:t>
+      </w:r>
+      <w:r>
+        <w:t>'s finding that the PCLK-change handshake is not implemented in this design. The other two are inputs the LTSSM expects but nothing drives. Whether to implement, tie off, or remove them is a design decision. Not applied.</w:t>
+      </w:r>
+    </w:p>
+    <w:p>
+      <w:r>
+        <w:rPr>
+          <w:b/>
+        </w:rPr>
+        <w:t>(d) `RX_TB_Integration` is dead code with a latent elaboration error</w:t>
+      </w:r>
+    </w:p>
+    <w:p>
+      <w:r>
+        <w:rPr>
+          <w:rFonts w:ascii="Consolas" w:hAnsi="Consolas"/>
+          <w:color w:val="A31D1D"/>
+          <w:sz w:val="18"/>
+        </w:rPr>
+        <w:t>rtl/Modules Integration.v:193</w:t>
+      </w:r>
+      <w:r>
+        <w:t xml:space="preserve">. It is </w:t>
+      </w:r>
+      <w:r>
+        <w:rPr>
+          <w:b/>
+        </w:rPr>
+        <w:t>never instantiated anywhere</w:t>
+      </w:r>
+      <w:r>
+        <w:t xml:space="preserve"> in </w:t>
+      </w:r>
+      <w:r>
+        <w:rPr>
+          <w:rFonts w:ascii="Consolas" w:hAnsi="Consolas"/>
+          <w:color w:val="A31D1D"/>
+          <w:sz w:val="18"/>
+        </w:rPr>
+        <w:t>rtl/</w:t>
+      </w:r>
+      <w:r>
+        <w:t xml:space="preserve"> or </w:t>
+      </w:r>
+      <w:r>
+        <w:rPr>
+          <w:rFonts w:ascii="Consolas" w:hAnsi="Consolas"/>
+          <w:color w:val="A31D1D"/>
+          <w:sz w:val="18"/>
+        </w:rPr>
+        <w:t>tb/</w:t>
+      </w:r>
+      <w:r>
+        <w:t xml:space="preserve">, which is why slang does not elaborate it (it is absent from the 11 elaborated tops) and why QuestaSim never reported it — </w:t>
+      </w:r>
+      <w:r>
+        <w:rPr>
+          <w:rFonts w:ascii="Consolas" w:hAnsi="Consolas"/>
+          <w:color w:val="A31D1D"/>
+          <w:sz w:val="18"/>
+        </w:rPr>
+        <w:t>vlog</w:t>
+      </w:r>
+      <w:r>
+        <w:t xml:space="preserve"> compiles it, but nothing elaborates it unless it is a simulation top. Had it been elaborated it would fail: its </w:t>
+      </w:r>
+      <w:r>
+        <w:rPr>
+          <w:rFonts w:ascii="Consolas" w:hAnsi="Consolas"/>
+          <w:color w:val="A31D1D"/>
+          <w:sz w:val="18"/>
+        </w:rPr>
+        <w:t>RX</w:t>
+      </w:r>
+      <w:r>
+        <w:t xml:space="preserve"> instance at line 238 uses </w:t>
+      </w:r>
+      <w:r>
+        <w:rPr>
+          <w:b/>
+        </w:rPr>
+        <w:t>positional</w:t>
+      </w:r>
+      <w:r>
+        <w:t xml:space="preserve"> connections and passes </w:t>
+      </w:r>
+      <w:r>
+        <w:rPr>
+          <w:b/>
+        </w:rPr>
+        <w:t>32 arguments to a 50-port module</w:t>
+      </w:r>
+      <w:r>
+        <w:t xml:space="preserve">, with an extra </w:t>
+      </w:r>
+      <w:r>
+        <w:rPr>
+          <w:rFonts w:ascii="Consolas" w:hAnsi="Consolas"/>
+          <w:color w:val="A31D1D"/>
+          <w:sz w:val="18"/>
+        </w:rPr>
+        <w:t>pl_state_sts</w:t>
+      </w:r>
+      <w:r>
+        <w:t xml:space="preserve"> at position 23 that shifts everything after it. Its </w:t>
+      </w:r>
+      <w:r>
+        <w:rPr>
+          <w:rFonts w:ascii="Consolas" w:hAnsi="Consolas"/>
+          <w:color w:val="A31D1D"/>
+          <w:sz w:val="18"/>
+        </w:rPr>
+        <w:t>linkUp</w:t>
+      </w:r>
+      <w:r>
+        <w:t xml:space="preserve"> at position 29 is what revealed the missing port fixed by </w:t>
+      </w:r>
+      <w:r>
+        <w:rPr>
+          <w:rFonts w:ascii="Consolas" w:hAnsi="Consolas"/>
+          <w:color w:val="A31D1D"/>
+          <w:sz w:val="18"/>
+        </w:rPr>
+        <w:t>BUGFIX-055</w:t>
+      </w:r>
+      <w:r>
+        <w:t xml:space="preserve">. Repairing it means converting to named connections and supplying 18 missing arguments. Not applied; flagging so you know it is unusable as-is. Next free ID </w:t>
+      </w:r>
+      <w:r>
+        <w:rPr>
+          <w:rFonts w:ascii="Consolas" w:hAnsi="Consolas"/>
+          <w:color w:val="A31D1D"/>
+          <w:sz w:val="18"/>
+        </w:rPr>
+        <w:t>SIM-016</w:t>
+      </w:r>
+      <w:r>
+        <w:t>.</w:t>
+      </w:r>
     </w:p>
     <w:p>
       <w:pPr>
@@ -7184,9 +11701,30 @@
             </w:r>
             <w:r>
               <w:rPr>
-                <w:sz w:val="18"/>
-              </w:rPr>
-              <w:t xml:space="preserve">1311 (was 1308 before </w:t>
+                <w:b/>
+                <w:sz w:val="18"/>
+              </w:rPr>
+              <w:t>1310</w:t>
+            </w:r>
+            <w:r>
+              <w:rPr>
+                <w:sz w:val="18"/>
+              </w:rPr>
+              <w:t xml:space="preserve"> (1311 before </w:t>
+            </w:r>
+            <w:r>
+              <w:rPr>
+                <w:rFonts w:ascii="Consolas" w:hAnsi="Consolas"/>
+                <w:color w:val="A31D1D"/>
+                <w:sz w:val="18"/>
+              </w:rPr>
+              <w:t>BUGFIX-049</w:t>
+            </w:r>
+            <w:r>
+              <w:rPr>
+                <w:sz w:val="18"/>
+              </w:rPr>
+              <w:t xml:space="preserve"> removed the incomplete-sensitivity warning; 1308 before </w:t>
             </w:r>
             <w:r>
               <w:rPr>
@@ -7330,12 +11868,50 @@
         <w:pStyle w:val="Heading3"/>
       </w:pPr>
       <w:r>
-        <w:t>6.2 yosys synthesis check — PARTIALLY VERIFIED (executed in sandbox)</w:t>
+        <w:t>6.2 yosys synthesis check — VERIFIED for leaf modules; NOT obtained for the whole closure</w:t>
       </w:r>
     </w:p>
     <w:p>
       <w:r>
-        <w:t>See §7 for the exact command and the live result. Summary of what was established:</w:t>
+        <w:t xml:space="preserve">An important methodological correction to the first pass of this audit. The earlier "~25 minutes of CPU, killed" measurements were for runs that elaborate the </w:t>
+      </w:r>
+      <w:r>
+        <w:rPr>
+          <w:b/>
+        </w:rPr>
+        <w:t>whole closure</w:t>
+      </w:r>
+      <w:r>
+        <w:t xml:space="preserve"> (</w:t>
+      </w:r>
+      <w:r>
+        <w:rPr>
+          <w:rFonts w:ascii="Consolas" w:hAnsi="Consolas"/>
+          <w:color w:val="A31D1D"/>
+          <w:sz w:val="18"/>
+        </w:rPr>
+        <w:t>hierarchy -top PCIe</w:t>
+      </w:r>
+      <w:r>
+        <w:t xml:space="preserve">) or a large module while reading all 46 files. Once the sweep was narrowed to </w:t>
+      </w:r>
+      <w:r>
+        <w:rPr>
+          <w:i/>
+        </w:rPr>
+        <w:t>leaf</w:t>
+      </w:r>
+      <w:r>
+        <w:t xml:space="preserve"> modules read on their own, the same WASM yosys finishes in </w:t>
+      </w:r>
+      <w:r>
+        <w:rPr>
+          <w:b/>
+        </w:rPr>
+        <w:t>seconds</w:t>
+      </w:r>
+      <w:r>
+        <w:t>. Every result below was obtained that way and is reproducible.</w:t>
       </w:r>
     </w:p>
     <w:tbl>
@@ -7346,14 +11922,15 @@
         <w:tblLook w:firstColumn="1" w:firstRow="1" w:lastColumn="0" w:lastRow="0" w:noHBand="0" w:noVBand="1" w:val="04A0"/>
       </w:tblPr>
       <w:tblGrid>
-        <w:gridCol w:w="2880"/>
-        <w:gridCol w:w="2880"/>
-        <w:gridCol w:w="2880"/>
+        <w:gridCol w:w="2160"/>
+        <w:gridCol w:w="2160"/>
+        <w:gridCol w:w="2160"/>
+        <w:gridCol w:w="2160"/>
       </w:tblGrid>
       <w:tr>
         <w:tc>
           <w:tcPr>
-            <w:tcW w:type="dxa" w:w="2880"/>
+            <w:tcW w:type="dxa" w:w="2160"/>
           </w:tcPr>
           <w:p>
             <w:r>
@@ -7373,7 +11950,7 @@
         </w:tc>
         <w:tc>
           <w:tcPr>
-            <w:tcW w:type="dxa" w:w="2880"/>
+            <w:tcW w:type="dxa" w:w="2160"/>
           </w:tcPr>
           <w:p>
             <w:r>
@@ -7387,13 +11964,33 @@
                 <w:b/>
                 <w:sz w:val="18"/>
               </w:rPr>
+              <w:t>Command scope</w:t>
+            </w:r>
+          </w:p>
+        </w:tc>
+        <w:tc>
+          <w:tcPr>
+            <w:tcW w:type="dxa" w:w="2160"/>
+          </w:tcPr>
+          <w:p>
+            <w:r>
+              <w:rPr>
+                <w:b/>
+                <w:sz w:val="18"/>
+              </w:rPr>
+            </w:r>
+            <w:r>
+              <w:rPr>
+                <w:b/>
+                <w:sz w:val="18"/>
+              </w:rPr>
               <w:t>Result</w:t>
             </w:r>
           </w:p>
         </w:tc>
         <w:tc>
           <w:tcPr>
-            <w:tcW w:type="dxa" w:w="2880"/>
+            <w:tcW w:type="dxa" w:w="2160"/>
           </w:tcPr>
           <w:p>
             <w:r>
@@ -7407,7 +12004,7 @@
                 <w:b/>
                 <w:sz w:val="18"/>
               </w:rPr>
-              <w:t>When</w:t>
+              <w:t>Status</w:t>
             </w:r>
           </w:p>
         </w:tc>
@@ -7415,7 +12012,7 @@
       <w:tr>
         <w:tc>
           <w:tcPr>
-            <w:tcW w:type="dxa" w:w="2880"/>
+            <w:tcW w:type="dxa" w:w="2160"/>
           </w:tcPr>
           <w:p>
             <w:r>
@@ -7429,40 +12026,86 @@
                 <w:color w:val="A31D1D"/>
                 <w:sz w:val="18"/>
               </w:rPr>
-              <w:t>mainLTSSM</w:t>
-            </w:r>
-          </w:p>
-        </w:tc>
-        <w:tc>
-          <w:tcPr>
-            <w:tcW w:type="dxa" w:w="2880"/>
-          </w:tcPr>
-          <w:p>
-            <w:r>
-              <w:rPr>
-                <w:sz w:val="18"/>
-              </w:rPr>
-            </w:r>
-            <w:r>
-              <w:rPr>
-                <w:sz w:val="18"/>
-              </w:rPr>
-              <w:t>clean — 0 problems reported, 29 registers inferred</w:t>
-            </w:r>
-          </w:p>
-        </w:tc>
-        <w:tc>
-          <w:tcPr>
-            <w:tcW w:type="dxa" w:w="2880"/>
-          </w:tcPr>
-          <w:p>
-            <w:r>
-              <w:rPr>
-                <w:sz w:val="18"/>
-              </w:rPr>
-            </w:r>
-            <w:r>
-              <w:rPr>
+              <w:t>LMC</w:t>
+            </w:r>
+          </w:p>
+        </w:tc>
+        <w:tc>
+          <w:tcPr>
+            <w:tcW w:type="dxa" w:w="2160"/>
+          </w:tcPr>
+          <w:p>
+            <w:r>
+              <w:rPr>
+                <w:sz w:val="18"/>
+              </w:rPr>
+            </w:r>
+            <w:r>
+              <w:rPr>
+                <w:sz w:val="18"/>
+              </w:rPr>
+              <w:t>leaf, own file</w:t>
+            </w:r>
+          </w:p>
+        </w:tc>
+        <w:tc>
+          <w:tcPr>
+            <w:tcW w:type="dxa" w:w="2160"/>
+          </w:tcPr>
+          <w:p>
+            <w:r>
+              <w:rPr>
+                <w:sz w:val="18"/>
+              </w:rPr>
+            </w:r>
+            <w:r>
+              <w:rPr>
+                <w:sz w:val="18"/>
+              </w:rPr>
+              <w:t xml:space="preserve">65 </w:t>
+            </w:r>
+            <w:r>
+              <w:rPr>
+                <w:rFonts w:ascii="Consolas" w:hAnsi="Consolas"/>
+                <w:color w:val="A31D1D"/>
+                <w:sz w:val="18"/>
+              </w:rPr>
+              <w:t>$adff</w:t>
+            </w:r>
+            <w:r>
+              <w:rPr>
+                <w:sz w:val="18"/>
+              </w:rPr>
+              <w:t xml:space="preserve">, </w:t>
+            </w:r>
+            <w:r>
+              <w:rPr>
+                <w:b/>
+                <w:sz w:val="18"/>
+              </w:rPr>
+              <w:t>0 `$dlatch`</w:t>
+            </w:r>
+            <w:r>
+              <w:rPr>
+                <w:sz w:val="18"/>
+              </w:rPr>
+              <w:t>, 1 benign pre-existing problem, 14.0 s</w:t>
+            </w:r>
+          </w:p>
+        </w:tc>
+        <w:tc>
+          <w:tcPr>
+            <w:tcW w:type="dxa" w:w="2160"/>
+          </w:tcPr>
+          <w:p>
+            <w:r>
+              <w:rPr>
+                <w:sz w:val="18"/>
+              </w:rPr>
+            </w:r>
+            <w:r>
+              <w:rPr>
+                <w:b/>
                 <w:sz w:val="18"/>
               </w:rPr>
               <w:t>completed</w:t>
@@ -7473,7 +12116,7 @@
       <w:tr>
         <w:tc>
           <w:tcPr>
-            <w:tcW w:type="dxa" w:w="2880"/>
+            <w:tcW w:type="dxa" w:w="2160"/>
           </w:tcPr>
           <w:p>
             <w:r>
@@ -7489,23 +12132,11 @@
               </w:rPr>
               <w:t>LMC</w:t>
             </w:r>
-          </w:p>
-        </w:tc>
-        <w:tc>
-          <w:tcPr>
-            <w:tcW w:type="dxa" w:w="2880"/>
-          </w:tcPr>
-          <w:p>
-            <w:r>
-              <w:rPr>
-                <w:sz w:val="18"/>
-              </w:rPr>
-            </w:r>
-            <w:r>
-              <w:rPr>
-                <w:sz w:val="18"/>
-              </w:rPr>
-              <w:t xml:space="preserve">clean after </w:t>
+            <w:r>
+              <w:rPr>
+                <w:sz w:val="18"/>
+              </w:rPr>
+              <w:t xml:space="preserve"> (before </w:t>
             </w:r>
             <w:r>
               <w:rPr>
@@ -7513,13 +12144,31 @@
                 <w:color w:val="A31D1D"/>
                 <w:sz w:val="18"/>
               </w:rPr>
-              <w:t>FSM-007</w:t>
-            </w:r>
-            <w:r>
-              <w:rPr>
-                <w:sz w:val="18"/>
-              </w:rPr>
-              <w:t xml:space="preserve"> — 65 </w:t>
+              <w:t>BUGFIX-053</w:t>
+            </w:r>
+            <w:r>
+              <w:rPr>
+                <w:sz w:val="18"/>
+              </w:rPr>
+              <w:t>)</w:t>
+            </w:r>
+          </w:p>
+        </w:tc>
+        <w:tc>
+          <w:tcPr>
+            <w:tcW w:type="dxa" w:w="2160"/>
+          </w:tcPr>
+          <w:p>
+            <w:r>
+              <w:rPr>
+                <w:sz w:val="18"/>
+              </w:rPr>
+            </w:r>
+            <w:r>
+              <w:rPr>
+                <w:sz w:val="18"/>
+              </w:rPr>
+              <w:t xml:space="preserve">leaf, own file, commit </w:t>
             </w:r>
             <w:r>
               <w:rPr>
@@ -7527,13 +12176,25 @@
                 <w:color w:val="A31D1D"/>
                 <w:sz w:val="18"/>
               </w:rPr>
-              <w:t>$adff</w:t>
-            </w:r>
-            <w:r>
-              <w:rPr>
-                <w:sz w:val="18"/>
-              </w:rPr>
-              <w:t xml:space="preserve"> inferred; </w:t>
+              <w:t>a828d38</w:t>
+            </w:r>
+          </w:p>
+        </w:tc>
+        <w:tc>
+          <w:tcPr>
+            <w:tcW w:type="dxa" w:w="2160"/>
+          </w:tcPr>
+          <w:p>
+            <w:r>
+              <w:rPr>
+                <w:sz w:val="18"/>
+              </w:rPr>
+            </w:r>
+            <w:r>
+              <w:rPr>
+                <w:sz w:val="18"/>
+              </w:rPr>
+              <w:t xml:space="preserve">65 </w:t>
             </w:r>
             <w:r>
               <w:rPr>
@@ -7541,31 +12202,65 @@
                 <w:color w:val="A31D1D"/>
                 <w:sz w:val="18"/>
               </w:rPr>
+              <w:t>$adff</w:t>
+            </w:r>
+            <w:r>
+              <w:rPr>
+                <w:sz w:val="18"/>
+              </w:rPr>
+              <w:t xml:space="preserve">, </w:t>
+            </w:r>
+            <w:r>
+              <w:rPr>
+                <w:b/>
+                <w:sz w:val="18"/>
+              </w:rPr>
+              <w:t>1 `$dlatch`</w:t>
+            </w:r>
+            <w:r>
+              <w:rPr>
+                <w:sz w:val="18"/>
+              </w:rPr>
+              <w:t xml:space="preserve"> on </w:t>
+            </w:r>
+            <w:r>
+              <w:rPr>
+                <w:rFonts w:ascii="Consolas" w:hAnsi="Consolas"/>
+                <w:color w:val="A31D1D"/>
+                <w:sz w:val="18"/>
+              </w:rPr>
               <w:t>pipe_width</w:t>
             </w:r>
             <w:r>
               <w:rPr>
                 <w:sz w:val="18"/>
               </w:rPr>
-              <w:t xml:space="preserve"> latch is pre-existing (§5.2)</w:t>
-            </w:r>
-          </w:p>
-        </w:tc>
-        <w:tc>
-          <w:tcPr>
-            <w:tcW w:type="dxa" w:w="2880"/>
-          </w:tcPr>
-          <w:p>
-            <w:r>
-              <w:rPr>
-                <w:sz w:val="18"/>
-              </w:rPr>
-            </w:r>
-            <w:r>
-              <w:rPr>
+              <w:t>, 15.4 s</w:t>
+            </w:r>
+          </w:p>
+        </w:tc>
+        <w:tc>
+          <w:tcPr>
+            <w:tcW w:type="dxa" w:w="2160"/>
+          </w:tcPr>
+          <w:p>
+            <w:r>
+              <w:rPr>
+                <w:sz w:val="18"/>
+              </w:rPr>
+            </w:r>
+            <w:r>
+              <w:rPr>
+                <w:b/>
                 <w:sz w:val="18"/>
               </w:rPr>
               <w:t>completed</w:t>
+            </w:r>
+            <w:r>
+              <w:rPr>
+                <w:sz w:val="18"/>
+              </w:rPr>
+              <w:t xml:space="preserve"> — the A/B baseline</w:t>
             </w:r>
           </w:p>
         </w:tc>
@@ -7573,7 +12268,7 @@
       <w:tr>
         <w:tc>
           <w:tcPr>
-            <w:tcW w:type="dxa" w:w="2880"/>
+            <w:tcW w:type="dxa" w:w="2160"/>
           </w:tcPr>
           <w:p>
             <w:r>
@@ -7587,19 +12282,25 @@
                 <w:color w:val="A31D1D"/>
                 <w:sz w:val="18"/>
               </w:rPr>
-              <w:t>OS_GENERATOR</w:t>
-            </w:r>
-          </w:p>
-        </w:tc>
-        <w:tc>
-          <w:tcPr>
-            <w:tcW w:type="dxa" w:w="2880"/>
-          </w:tcPr>
-          <w:p>
-            <w:r>
-              <w:rPr>
-                <w:sz w:val="18"/>
-              </w:rPr>
+              <w:t>osDecoder</w:t>
+            </w:r>
+          </w:p>
+        </w:tc>
+        <w:tc>
+          <w:tcPr>
+            <w:tcW w:type="dxa" w:w="2160"/>
+          </w:tcPr>
+          <w:p>
+            <w:r>
+              <w:rPr>
+                <w:sz w:val="18"/>
+              </w:rPr>
+            </w:r>
+            <w:r>
+              <w:rPr>
+                <w:sz w:val="18"/>
+              </w:rPr>
+              <w:t xml:space="preserve">leaf, own file, </w:t>
             </w:r>
             <w:r>
               <w:rPr>
@@ -7607,26 +12308,65 @@
                 <w:color w:val="A31D1D"/>
                 <w:sz w:val="18"/>
               </w:rPr>
-              <w:t>Multiple edge sensitive events</w:t>
-            </w:r>
-            <w:r>
-              <w:rPr>
-                <w:sz w:val="18"/>
-              </w:rPr>
-              <w:t xml:space="preserve"> reproduced </w:t>
+              <w:t>read_verilog</w:t>
+            </w:r>
+          </w:p>
+        </w:tc>
+        <w:tc>
+          <w:tcPr>
+            <w:tcW w:type="dxa" w:w="2160"/>
+          </w:tcPr>
+          <w:p>
+            <w:r>
+              <w:rPr>
+                <w:sz w:val="18"/>
+              </w:rPr>
             </w:r>
             <w:r>
               <w:rPr>
                 <w:b/>
                 <w:sz w:val="18"/>
               </w:rPr>
-              <w:t>before</w:t>
-            </w:r>
-            <w:r>
-              <w:rPr>
-                <w:sz w:val="18"/>
-              </w:rPr>
-              <w:t xml:space="preserve"> </w:t>
+              <w:t>no error</w:t>
+            </w:r>
+            <w:r>
+              <w:rPr>
+                <w:sz w:val="18"/>
+              </w:rPr>
+              <w:t>, 5.6 s</w:t>
+            </w:r>
+          </w:p>
+        </w:tc>
+        <w:tc>
+          <w:tcPr>
+            <w:tcW w:type="dxa" w:w="2160"/>
+          </w:tcPr>
+          <w:p>
+            <w:r>
+              <w:rPr>
+                <w:sz w:val="18"/>
+              </w:rPr>
+            </w:r>
+            <w:r>
+              <w:rPr>
+                <w:b/>
+                <w:sz w:val="18"/>
+              </w:rPr>
+              <w:t>completed</w:t>
+            </w:r>
+          </w:p>
+        </w:tc>
+      </w:tr>
+      <w:tr>
+        <w:tc>
+          <w:tcPr>
+            <w:tcW w:type="dxa" w:w="2160"/>
+          </w:tcPr>
+          <w:p>
+            <w:r>
+              <w:rPr>
+                <w:sz w:val="18"/>
+              </w:rPr>
             </w:r>
             <w:r>
               <w:rPr>
@@ -7634,44 +12374,64 @@
                 <w:color w:val="A31D1D"/>
                 <w:sz w:val="18"/>
               </w:rPr>
-              <w:t>BUGFIX-047</w:t>
-            </w:r>
-            <w:r>
-              <w:rPr>
-                <w:sz w:val="18"/>
-              </w:rPr>
-              <w:t xml:space="preserve">; the post-fix confirmation run did </w:t>
+              <w:t>osDecoder</w:t>
+            </w:r>
+          </w:p>
+        </w:tc>
+        <w:tc>
+          <w:tcPr>
+            <w:tcW w:type="dxa" w:w="2160"/>
+          </w:tcPr>
+          <w:p>
+            <w:r>
+              <w:rPr>
+                <w:sz w:val="18"/>
+              </w:rPr>
+            </w:r>
+            <w:r>
+              <w:rPr>
+                <w:rFonts w:ascii="Consolas" w:hAnsi="Consolas"/>
+                <w:color w:val="A31D1D"/>
+                <w:sz w:val="18"/>
+              </w:rPr>
+              <w:t>+ hierarchy -top osDecoder</w:t>
+            </w:r>
+          </w:p>
+        </w:tc>
+        <w:tc>
+          <w:tcPr>
+            <w:tcW w:type="dxa" w:w="2160"/>
+          </w:tcPr>
+          <w:p>
+            <w:r>
+              <w:rPr>
+                <w:sz w:val="18"/>
+              </w:rPr>
+            </w:r>
+            <w:r>
+              <w:rPr>
+                <w:sz w:val="18"/>
+              </w:rPr>
+              <w:t>no error, 5.7 s</w:t>
+            </w:r>
+          </w:p>
+        </w:tc>
+        <w:tc>
+          <w:tcPr>
+            <w:tcW w:type="dxa" w:w="2160"/>
+          </w:tcPr>
+          <w:p>
+            <w:r>
+              <w:rPr>
+                <w:sz w:val="18"/>
+              </w:rPr>
             </w:r>
             <w:r>
               <w:rPr>
                 <w:b/>
                 <w:sz w:val="18"/>
               </w:rPr>
-              <w:t>not</w:t>
-            </w:r>
-            <w:r>
-              <w:rPr>
-                <w:sz w:val="18"/>
-              </w:rPr>
-              <w:t xml:space="preserve"> converge in the sandbox (see below)</w:t>
-            </w:r>
-          </w:p>
-        </w:tc>
-        <w:tc>
-          <w:tcPr>
-            <w:tcW w:type="dxa" w:w="2880"/>
-          </w:tcPr>
-          <w:p>
-            <w:r>
-              <w:rPr>
-                <w:sz w:val="18"/>
-              </w:rPr>
-            </w:r>
-            <w:r>
-              <w:rPr>
-                <w:sz w:val="18"/>
-              </w:rPr>
-              <w:t>partial</w:t>
+              <w:t>completed</w:t>
             </w:r>
           </w:p>
         </w:tc>
@@ -7679,7 +12439,7 @@
       <w:tr>
         <w:tc>
           <w:tcPr>
-            <w:tcW w:type="dxa" w:w="2880"/>
+            <w:tcW w:type="dxa" w:w="2160"/>
           </w:tcPr>
           <w:p>
             <w:r>
@@ -7699,37 +12459,71 @@
         </w:tc>
         <w:tc>
           <w:tcPr>
-            <w:tcW w:type="dxa" w:w="2880"/>
-          </w:tcPr>
-          <w:p>
-            <w:r>
-              <w:rPr>
-                <w:sz w:val="18"/>
-              </w:rPr>
-            </w:r>
-            <w:r>
-              <w:rPr>
-                <w:sz w:val="18"/>
-              </w:rPr>
-              <w:t>blocked at read by the non-constant loop bound (§5.1)</w:t>
-            </w:r>
-          </w:p>
-        </w:tc>
-        <w:tc>
-          <w:tcPr>
-            <w:tcW w:type="dxa" w:w="2880"/>
-          </w:tcPr>
-          <w:p>
-            <w:r>
-              <w:rPr>
-                <w:sz w:val="18"/>
-              </w:rPr>
-            </w:r>
-            <w:r>
-              <w:rPr>
-                <w:sz w:val="18"/>
-              </w:rPr>
-              <w:t>reproduced</w:t>
+            <w:tcW w:type="dxa" w:w="2160"/>
+          </w:tcPr>
+          <w:p>
+            <w:r>
+              <w:rPr>
+                <w:sz w:val="18"/>
+              </w:rPr>
+            </w:r>
+            <w:r>
+              <w:rPr>
+                <w:rFonts w:ascii="Consolas" w:hAnsi="Consolas"/>
+                <w:color w:val="A31D1D"/>
+                <w:sz w:val="18"/>
+              </w:rPr>
+              <w:t>+ proc_clean … proc_arst</w:t>
+            </w:r>
+          </w:p>
+        </w:tc>
+        <w:tc>
+          <w:tcPr>
+            <w:tcW w:type="dxa" w:w="2160"/>
+          </w:tcPr>
+          <w:p>
+            <w:r>
+              <w:rPr>
+                <w:sz w:val="18"/>
+              </w:rPr>
+            </w:r>
+            <w:r>
+              <w:rPr>
+                <w:sz w:val="18"/>
+              </w:rPr>
+              <w:t xml:space="preserve">no error, </w:t>
+            </w:r>
+            <w:r>
+              <w:rPr>
+                <w:b/>
+                <w:sz w:val="18"/>
+              </w:rPr>
+              <w:t>no `Multiple edge sensitive events`</w:t>
+            </w:r>
+            <w:r>
+              <w:rPr>
+                <w:sz w:val="18"/>
+              </w:rPr>
+              <w:t>, 14.2 s</w:t>
+            </w:r>
+          </w:p>
+        </w:tc>
+        <w:tc>
+          <w:tcPr>
+            <w:tcW w:type="dxa" w:w="2160"/>
+          </w:tcPr>
+          <w:p>
+            <w:r>
+              <w:rPr>
+                <w:sz w:val="18"/>
+              </w:rPr>
+            </w:r>
+            <w:r>
+              <w:rPr>
+                <w:b/>
+                <w:sz w:val="18"/>
+              </w:rPr>
+              <w:t>completed</w:t>
             </w:r>
           </w:p>
         </w:tc>
@@ -7737,19 +12531,13 @@
       <w:tr>
         <w:tc>
           <w:tcPr>
-            <w:tcW w:type="dxa" w:w="2880"/>
-          </w:tcPr>
-          <w:p>
-            <w:r>
-              <w:rPr>
-                <w:sz w:val="18"/>
-              </w:rPr>
-            </w:r>
-            <w:r>
-              <w:rPr>
-                <w:sz w:val="18"/>
-              </w:rPr>
-              <w:t>whole closure (</w:t>
+            <w:tcW w:type="dxa" w:w="2160"/>
+          </w:tcPr>
+          <w:p>
+            <w:r>
+              <w:rPr>
+                <w:sz w:val="18"/>
+              </w:rPr>
             </w:r>
             <w:r>
               <w:rPr>
@@ -7757,6 +12545,368 @@
                 <w:color w:val="A31D1D"/>
                 <w:sz w:val="18"/>
               </w:rPr>
+              <w:t>osDecoder</w:t>
+            </w:r>
+          </w:p>
+        </w:tc>
+        <w:tc>
+          <w:tcPr>
+            <w:tcW w:type="dxa" w:w="2160"/>
+          </w:tcPr>
+          <w:p>
+            <w:r>
+              <w:rPr>
+                <w:sz w:val="18"/>
+              </w:rPr>
+            </w:r>
+            <w:r>
+              <w:rPr>
+                <w:rFonts w:ascii="Consolas" w:hAnsi="Consolas"/>
+                <w:color w:val="A31D1D"/>
+                <w:sz w:val="18"/>
+              </w:rPr>
+              <w:t>+ proc_mux</w:t>
+            </w:r>
+            <w:r>
+              <w:rPr>
+                <w:sz w:val="18"/>
+              </w:rPr>
+              <w:t xml:space="preserve"> and beyond</w:t>
+            </w:r>
+          </w:p>
+        </w:tc>
+        <w:tc>
+          <w:tcPr>
+            <w:tcW w:type="dxa" w:w="2160"/>
+          </w:tcPr>
+          <w:p>
+            <w:r>
+              <w:rPr>
+                <w:sz w:val="18"/>
+              </w:rPr>
+            </w:r>
+            <w:r>
+              <w:rPr>
+                <w:sz w:val="18"/>
+              </w:rPr>
+              <w:t>does not complete; bisected to the pre-existing 2048-bit accumulator datapath (§5.1)</w:t>
+            </w:r>
+          </w:p>
+        </w:tc>
+        <w:tc>
+          <w:tcPr>
+            <w:tcW w:type="dxa" w:w="2160"/>
+          </w:tcPr>
+          <w:p>
+            <w:r>
+              <w:rPr>
+                <w:sz w:val="18"/>
+              </w:rPr>
+            </w:r>
+            <w:r>
+              <w:rPr>
+                <w:b/>
+                <w:sz w:val="18"/>
+              </w:rPr>
+              <w:t>did not complete</w:t>
+            </w:r>
+          </w:p>
+        </w:tc>
+      </w:tr>
+      <w:tr>
+        <w:tc>
+          <w:tcPr>
+            <w:tcW w:type="dxa" w:w="2160"/>
+          </w:tcPr>
+          <w:p>
+            <w:r>
+              <w:rPr>
+                <w:sz w:val="18"/>
+              </w:rPr>
+            </w:r>
+            <w:r>
+              <w:rPr>
+                <w:rFonts w:ascii="Consolas" w:hAnsi="Consolas"/>
+                <w:color w:val="A31D1D"/>
+                <w:sz w:val="18"/>
+              </w:rPr>
+              <w:t>osDecoder</w:t>
+            </w:r>
+            <w:r>
+              <w:rPr>
+                <w:sz w:val="18"/>
+              </w:rPr>
+              <w:t xml:space="preserve"> (before </w:t>
+            </w:r>
+            <w:r>
+              <w:rPr>
+                <w:rFonts w:ascii="Consolas" w:hAnsi="Consolas"/>
+                <w:color w:val="A31D1D"/>
+                <w:sz w:val="18"/>
+              </w:rPr>
+              <w:t>BUGFIX-048</w:t>
+            </w:r>
+            <w:r>
+              <w:rPr>
+                <w:sz w:val="18"/>
+              </w:rPr>
+              <w:t>)</w:t>
+            </w:r>
+          </w:p>
+        </w:tc>
+        <w:tc>
+          <w:tcPr>
+            <w:tcW w:type="dxa" w:w="2160"/>
+          </w:tcPr>
+          <w:p>
+            <w:r>
+              <w:rPr>
+                <w:sz w:val="18"/>
+              </w:rPr>
+            </w:r>
+            <w:r>
+              <w:rPr>
+                <w:sz w:val="18"/>
+              </w:rPr>
+              <w:t xml:space="preserve">leaf, </w:t>
+            </w:r>
+            <w:r>
+              <w:rPr>
+                <w:rFonts w:ascii="Consolas" w:hAnsi="Consolas"/>
+                <w:color w:val="A31D1D"/>
+                <w:sz w:val="18"/>
+              </w:rPr>
+              <w:t>read_verilog</w:t>
+            </w:r>
+          </w:p>
+        </w:tc>
+        <w:tc>
+          <w:tcPr>
+            <w:tcW w:type="dxa" w:w="2160"/>
+          </w:tcPr>
+          <w:p>
+            <w:r>
+              <w:rPr>
+                <w:sz w:val="18"/>
+              </w:rPr>
+            </w:r>
+            <w:r>
+              <w:rPr>
+                <w:b/>
+                <w:sz w:val="18"/>
+              </w:rPr>
+              <w:t>`ERROR: 2nd expression of procedural for-loop is not constant!`</w:t>
+            </w:r>
+            <w:r>
+              <w:rPr>
+                <w:sz w:val="18"/>
+              </w:rPr>
+              <w:t xml:space="preserve"> at line 181, aborts in 1.2 s</w:t>
+            </w:r>
+          </w:p>
+        </w:tc>
+        <w:tc>
+          <w:tcPr>
+            <w:tcW w:type="dxa" w:w="2160"/>
+          </w:tcPr>
+          <w:p>
+            <w:r>
+              <w:rPr>
+                <w:sz w:val="18"/>
+              </w:rPr>
+            </w:r>
+            <w:r>
+              <w:rPr>
+                <w:b/>
+                <w:sz w:val="18"/>
+              </w:rPr>
+              <w:t>completed</w:t>
+            </w:r>
+            <w:r>
+              <w:rPr>
+                <w:sz w:val="18"/>
+              </w:rPr>
+              <w:t xml:space="preserve"> — the A/B baseline</w:t>
+            </w:r>
+          </w:p>
+        </w:tc>
+      </w:tr>
+      <w:tr>
+        <w:tc>
+          <w:tcPr>
+            <w:tcW w:type="dxa" w:w="2160"/>
+          </w:tcPr>
+          <w:p>
+            <w:r>
+              <w:rPr>
+                <w:sz w:val="18"/>
+              </w:rPr>
+            </w:r>
+            <w:r>
+              <w:rPr>
+                <w:rFonts w:ascii="Consolas" w:hAnsi="Consolas"/>
+                <w:color w:val="A31D1D"/>
+                <w:sz w:val="18"/>
+              </w:rPr>
+              <w:t>mainLTSSM</w:t>
+            </w:r>
+          </w:p>
+        </w:tc>
+        <w:tc>
+          <w:tcPr>
+            <w:tcW w:type="dxa" w:w="2160"/>
+          </w:tcPr>
+          <w:p>
+            <w:r>
+              <w:rPr>
+                <w:sz w:val="18"/>
+              </w:rPr>
+            </w:r>
+            <w:r>
+              <w:rPr>
+                <w:sz w:val="18"/>
+              </w:rPr>
+              <w:t>full read set</w:t>
+            </w:r>
+          </w:p>
+        </w:tc>
+        <w:tc>
+          <w:tcPr>
+            <w:tcW w:type="dxa" w:w="2160"/>
+          </w:tcPr>
+          <w:p>
+            <w:r>
+              <w:rPr>
+                <w:sz w:val="18"/>
+              </w:rPr>
+            </w:r>
+            <w:r>
+              <w:rPr>
+                <w:sz w:val="18"/>
+              </w:rPr>
+              <w:t>clean, 0 problems, 29 registers</w:t>
+            </w:r>
+          </w:p>
+        </w:tc>
+        <w:tc>
+          <w:tcPr>
+            <w:tcW w:type="dxa" w:w="2160"/>
+          </w:tcPr>
+          <w:p>
+            <w:r>
+              <w:rPr>
+                <w:sz w:val="18"/>
+              </w:rPr>
+            </w:r>
+            <w:r>
+              <w:rPr>
+                <w:sz w:val="18"/>
+              </w:rPr>
+              <w:t>completed earlier</w:t>
+            </w:r>
+          </w:p>
+        </w:tc>
+      </w:tr>
+      <w:tr>
+        <w:tc>
+          <w:tcPr>
+            <w:tcW w:type="dxa" w:w="2160"/>
+          </w:tcPr>
+          <w:p>
+            <w:r>
+              <w:rPr>
+                <w:sz w:val="18"/>
+              </w:rPr>
+            </w:r>
+            <w:r>
+              <w:rPr>
+                <w:rFonts w:ascii="Consolas" w:hAnsi="Consolas"/>
+                <w:color w:val="A31D1D"/>
+                <w:sz w:val="18"/>
+              </w:rPr>
+              <w:t>OS_GENERATOR</w:t>
+            </w:r>
+          </w:p>
+        </w:tc>
+        <w:tc>
+          <w:tcPr>
+            <w:tcW w:type="dxa" w:w="2160"/>
+          </w:tcPr>
+          <w:p>
+            <w:r>
+              <w:rPr>
+                <w:sz w:val="18"/>
+              </w:rPr>
+            </w:r>
+            <w:r>
+              <w:rPr>
+                <w:sz w:val="18"/>
+              </w:rPr>
+              <w:t>full read set</w:t>
+            </w:r>
+          </w:p>
+        </w:tc>
+        <w:tc>
+          <w:tcPr>
+            <w:tcW w:type="dxa" w:w="2160"/>
+          </w:tcPr>
+          <w:p>
+            <w:r>
+              <w:rPr>
+                <w:sz w:val="18"/>
+              </w:rPr>
+            </w:r>
+            <w:r>
+              <w:rPr>
+                <w:sz w:val="18"/>
+              </w:rPr>
+              <w:t>see the caveat below</w:t>
+            </w:r>
+          </w:p>
+        </w:tc>
+        <w:tc>
+          <w:tcPr>
+            <w:tcW w:type="dxa" w:w="2160"/>
+          </w:tcPr>
+          <w:p>
+            <w:r>
+              <w:rPr>
+                <w:sz w:val="18"/>
+              </w:rPr>
+            </w:r>
+            <w:r>
+              <w:rPr>
+                <w:b/>
+                <w:sz w:val="18"/>
+              </w:rPr>
+              <w:t>partial</w:t>
+            </w:r>
+          </w:p>
+        </w:tc>
+      </w:tr>
+      <w:tr>
+        <w:tc>
+          <w:tcPr>
+            <w:tcW w:type="dxa" w:w="2160"/>
+          </w:tcPr>
+          <w:p>
+            <w:r>
+              <w:rPr>
+                <w:sz w:val="18"/>
+              </w:rPr>
+            </w:r>
+            <w:r>
+              <w:rPr>
+                <w:sz w:val="18"/>
+              </w:rPr>
+              <w:t>whole closure (</w:t>
+            </w:r>
+            <w:r>
+              <w:rPr>
+                <w:rFonts w:ascii="Consolas" w:hAnsi="Consolas"/>
+                <w:color w:val="A31D1D"/>
+                <w:sz w:val="18"/>
+              </w:rPr>
               <w:t>PCIe</w:t>
             </w:r>
             <w:r>
@@ -7769,7 +12919,39 @@
         </w:tc>
         <w:tc>
           <w:tcPr>
-            <w:tcW w:type="dxa" w:w="2880"/>
+            <w:tcW w:type="dxa" w:w="2160"/>
+          </w:tcPr>
+          <w:p>
+            <w:r>
+              <w:rPr>
+                <w:sz w:val="18"/>
+              </w:rPr>
+            </w:r>
+            <w:r>
+              <w:rPr>
+                <w:sz w:val="18"/>
+              </w:rPr>
+              <w:t xml:space="preserve">all 46 files, </w:t>
+            </w:r>
+            <w:r>
+              <w:rPr>
+                <w:rFonts w:ascii="Consolas" w:hAnsi="Consolas"/>
+                <w:color w:val="A31D1D"/>
+                <w:sz w:val="18"/>
+              </w:rPr>
+              <w:t>read_verilog</w:t>
+            </w:r>
+            <w:r>
+              <w:rPr>
+                <w:sz w:val="18"/>
+              </w:rPr>
+              <w:t xml:space="preserve"> only</w:t>
+            </w:r>
+          </w:p>
+        </w:tc>
+        <w:tc>
+          <w:tcPr>
+            <w:tcW w:type="dxa" w:w="2160"/>
           </w:tcPr>
           <w:p>
             <w:r>
@@ -7782,31 +12964,158 @@
                 <w:b/>
                 <w:sz w:val="18"/>
               </w:rPr>
-              <w:t>not obtained</w:t>
-            </w:r>
-            <w:r>
-              <w:rPr>
-                <w:sz w:val="18"/>
-              </w:rPr>
-              <w:t xml:space="preserve"> — see below</w:t>
-            </w:r>
-          </w:p>
-        </w:tc>
-        <w:tc>
-          <w:tcPr>
-            <w:tcW w:type="dxa" w:w="2880"/>
-          </w:tcPr>
-          <w:p>
-            <w:r>
-              <w:rPr>
-                <w:sz w:val="18"/>
-              </w:rPr>
-            </w:r>
-            <w:r>
-              <w:rPr>
-                <w:sz w:val="18"/>
-              </w:rPr>
-              <w:t>did not complete</w:t>
+              <w:t>0 errors</w:t>
+            </w:r>
+            <w:r>
+              <w:rPr>
+                <w:sz w:val="18"/>
+              </w:rPr>
+              <w:t>, 34 s</w:t>
+            </w:r>
+          </w:p>
+        </w:tc>
+        <w:tc>
+          <w:tcPr>
+            <w:tcW w:type="dxa" w:w="2160"/>
+          </w:tcPr>
+          <w:p>
+            <w:r>
+              <w:rPr>
+                <w:sz w:val="18"/>
+              </w:rPr>
+            </w:r>
+            <w:r>
+              <w:rPr>
+                <w:b/>
+                <w:sz w:val="18"/>
+              </w:rPr>
+              <w:t>completed</w:t>
+            </w:r>
+          </w:p>
+        </w:tc>
+      </w:tr>
+      <w:tr>
+        <w:tc>
+          <w:tcPr>
+            <w:tcW w:type="dxa" w:w="2160"/>
+          </w:tcPr>
+          <w:p>
+            <w:r>
+              <w:rPr>
+                <w:sz w:val="18"/>
+              </w:rPr>
+            </w:r>
+            <w:r>
+              <w:rPr>
+                <w:sz w:val="18"/>
+              </w:rPr>
+              <w:t>whole closure (</w:t>
+            </w:r>
+            <w:r>
+              <w:rPr>
+                <w:rFonts w:ascii="Consolas" w:hAnsi="Consolas"/>
+                <w:color w:val="A31D1D"/>
+                <w:sz w:val="18"/>
+              </w:rPr>
+              <w:t>PCIe</w:t>
+            </w:r>
+            <w:r>
+              <w:rPr>
+                <w:sz w:val="18"/>
+              </w:rPr>
+              <w:t>)</w:t>
+            </w:r>
+          </w:p>
+        </w:tc>
+        <w:tc>
+          <w:tcPr>
+            <w:tcW w:type="dxa" w:w="2160"/>
+          </w:tcPr>
+          <w:p>
+            <w:r>
+              <w:rPr>
+                <w:sz w:val="18"/>
+              </w:rPr>
+            </w:r>
+            <w:r>
+              <w:rPr>
+                <w:rFonts w:ascii="Consolas" w:hAnsi="Consolas"/>
+                <w:color w:val="A31D1D"/>
+                <w:sz w:val="18"/>
+              </w:rPr>
+              <w:t>hierarchy -top PCIe; check -noinit</w:t>
+            </w:r>
+          </w:p>
+        </w:tc>
+        <w:tc>
+          <w:tcPr>
+            <w:tcW w:type="dxa" w:w="2160"/>
+          </w:tcPr>
+          <w:p>
+            <w:r>
+              <w:rPr>
+                <w:sz w:val="18"/>
+              </w:rPr>
+            </w:r>
+            <w:r>
+              <w:rPr>
+                <w:b/>
+                <w:sz w:val="18"/>
+              </w:rPr>
+              <w:t>completes</w:t>
+            </w:r>
+            <w:r>
+              <w:rPr>
+                <w:sz w:val="18"/>
+              </w:rPr>
+              <w:t xml:space="preserve">, 605 s, 1222 problems (was 1224 before </w:t>
+            </w:r>
+            <w:r>
+              <w:rPr>
+                <w:rFonts w:ascii="Consolas" w:hAnsi="Consolas"/>
+                <w:color w:val="A31D1D"/>
+                <w:sz w:val="18"/>
+              </w:rPr>
+              <w:t>BUGFIX-054</w:t>
+            </w:r>
+            <w:r>
+              <w:rPr>
+                <w:sz w:val="18"/>
+              </w:rPr>
+              <w:t>/</w:t>
+            </w:r>
+            <w:r>
+              <w:rPr>
+                <w:rFonts w:ascii="Consolas" w:hAnsi="Consolas"/>
+                <w:color w:val="A31D1D"/>
+                <w:sz w:val="18"/>
+              </w:rPr>
+              <w:t>055</w:t>
+            </w:r>
+            <w:r>
+              <w:rPr>
+                <w:sz w:val="18"/>
+              </w:rPr>
+              <w:t>)</w:t>
+            </w:r>
+          </w:p>
+        </w:tc>
+        <w:tc>
+          <w:tcPr>
+            <w:tcW w:type="dxa" w:w="2160"/>
+          </w:tcPr>
+          <w:p>
+            <w:r>
+              <w:rPr>
+                <w:sz w:val="18"/>
+              </w:rPr>
+            </w:r>
+            <w:r>
+              <w:rPr>
+                <w:b/>
+                <w:sz w:val="18"/>
+              </w:rPr>
+              <w:t>completed</w:t>
             </w:r>
           </w:p>
         </w:tc>
@@ -7818,30 +13127,26 @@
         <w:rPr>
           <w:b/>
         </w:rPr>
-        <w:t>Be precise about the `OS_GENERATOR` row.</w:t>
-      </w:r>
-      <w:r>
-        <w:t xml:space="preserve"> What was actually executed and observed is the </w:t>
-      </w:r>
-      <w:r>
-        <w:rPr>
-          <w:i/>
-        </w:rPr>
-        <w:t>failure before the fix</w:t>
-      </w:r>
-      <w:r>
-        <w:t xml:space="preserve">: yosys aborted with </w:t>
-      </w:r>
+        <w:t>The two A/B pairs are the strongest evidence in this document</w:t>
+      </w:r>
+      <w:r>
+        <w:t>, because both sides were executed in the same sandbox with the same command and differ only by the fix:</w:t>
+      </w:r>
+    </w:p>
+    <w:p>
+      <w:pPr>
+        <w:pStyle w:val="ListBullet"/>
+      </w:pPr>
       <w:r>
         <w:rPr>
           <w:rFonts w:ascii="Consolas" w:hAnsi="Consolas"/>
           <w:color w:val="A31D1D"/>
           <w:sz w:val="18"/>
         </w:rPr>
-        <w:t>ERROR: Multiple edge sensitive events found for this signal!</w:t>
-      </w:r>
-      <w:r>
-        <w:t xml:space="preserve"> on register </w:t>
+        <w:t>osDecoder</w:t>
+      </w:r>
+      <w:r>
+        <w:t xml:space="preserve"> </w:t>
       </w:r>
       <w:r>
         <w:rPr>
@@ -7849,10 +13154,10 @@
           <w:color w:val="A31D1D"/>
           <w:sz w:val="18"/>
         </w:rPr>
-        <w:t>D</w:t>
-      </w:r>
-      <w:r>
-        <w:t xml:space="preserve"> in the process at </w:t>
+        <w:t>read_verilog</w:t>
+      </w:r>
+      <w:r>
+        <w:t>: ERROR in 1.2 s → success in 5.6 s (</w:t>
       </w:r>
       <w:r>
         <w:rPr>
@@ -7860,21 +13165,26 @@
           <w:color w:val="A31D1D"/>
           <w:sz w:val="18"/>
         </w:rPr>
-        <w:t>OS_GENERATOR.v:267</w:t>
-      </w:r>
-      <w:r>
-        <w:t xml:space="preserve">. That is the evidence </w:t>
-      </w:r>
+        <w:t>BUGFIX-048</w:t>
+      </w:r>
+      <w:r>
+        <w:t>)</w:t>
+      </w:r>
+    </w:p>
+    <w:p>
+      <w:pPr>
+        <w:pStyle w:val="ListBullet"/>
+      </w:pPr>
       <w:r>
         <w:rPr>
           <w:rFonts w:ascii="Consolas" w:hAnsi="Consolas"/>
           <w:color w:val="A31D1D"/>
           <w:sz w:val="18"/>
         </w:rPr>
-        <w:t>BUGFIX-047</w:t>
-      </w:r>
-      <w:r>
-        <w:t xml:space="preserve"> was written against, and it is recorded verbatim in the </w:t>
+        <w:t>LMC</w:t>
+      </w:r>
+      <w:r>
+        <w:t xml:space="preserve"> </w:t>
       </w:r>
       <w:r>
         <w:rPr>
@@ -7882,28 +13192,10 @@
           <w:color w:val="A31D1D"/>
           <w:sz w:val="18"/>
         </w:rPr>
-        <w:t>BUGFIX-047</w:t>
-      </w:r>
-      <w:r>
-        <w:t xml:space="preserve"> comment banner in the source. The </w:t>
-      </w:r>
-      <w:r>
-        <w:rPr>
-          <w:i/>
-        </w:rPr>
-        <w:t>post-fix</w:t>
-      </w:r>
-      <w:r>
-        <w:t xml:space="preserve"> re-run was started twice and killed both times without producing output — not because it reported an error, but because it did not finish. So the claim "the error is gone" is </w:t>
-      </w:r>
-      <w:r>
-        <w:rPr>
-          <w:b/>
-        </w:rPr>
-        <w:t>reasoned from the fix's structure</w:t>
-      </w:r>
-      <w:r>
-        <w:t xml:space="preserve"> (the functional branch is now chained onto the reset test, which is exactly the condition </w:t>
+        <w:t>$dlatch</w:t>
+      </w:r>
+      <w:r>
+        <w:t xml:space="preserve"> count: 1 → 0, with </w:t>
       </w:r>
       <w:r>
         <w:rPr>
@@ -7911,10 +13203,10 @@
           <w:color w:val="A31D1D"/>
           <w:sz w:val="18"/>
         </w:rPr>
-        <w:t>PROC_ARST</w:t>
-      </w:r>
-      <w:r>
-        <w:t xml:space="preserve"> requires, and the same restructuring cleared the identical error in </w:t>
+        <w:t>$adff</w:t>
+      </w:r>
+      <w:r>
+        <w:t xml:space="preserve"> unchanged at 65 (</w:t>
       </w:r>
       <w:r>
         <w:rPr>
@@ -7922,10 +13214,30 @@
           <w:color w:val="A31D1D"/>
           <w:sz w:val="18"/>
         </w:rPr>
-        <w:t>LMC.v</w:t>
-      </w:r>
-      <w:r>
-        <w:t xml:space="preserve"> and </w:t>
+        <w:t>BUGFIX-053</w:t>
+      </w:r>
+      <w:r>
+        <w:t>)</w:t>
+      </w:r>
+    </w:p>
+    <w:p>
+      <w:r>
+        <w:rPr>
+          <w:b/>
+        </w:rPr>
+        <w:t>Still only reasoned, not demonstrated — `OS_GENERATOR`.</w:t>
+      </w:r>
+      <w:r>
+        <w:t xml:space="preserve"> What was executed and observed is the </w:t>
+      </w:r>
+      <w:r>
+        <w:rPr>
+          <w:i/>
+        </w:rPr>
+        <w:t>failure before the fix</w:t>
+      </w:r>
+      <w:r>
+        <w:t xml:space="preserve">: yosys aborted with </w:t>
       </w:r>
       <w:r>
         <w:rPr>
@@ -7933,108 +13245,110 @@
           <w:color w:val="A31D1D"/>
           <w:sz w:val="18"/>
         </w:rPr>
-        <w:t>maintlssm.v</w:t>
-      </w:r>
-      <w:r>
-        <w:t xml:space="preserve">), </w:t>
+        <w:t>ERROR: Multiple edge sensitive events found for this signal!</w:t>
+      </w:r>
+      <w:r>
+        <w:t xml:space="preserve"> on register </w:t>
+      </w:r>
+      <w:r>
+        <w:rPr>
+          <w:rFonts w:ascii="Consolas" w:hAnsi="Consolas"/>
+          <w:color w:val="A31D1D"/>
+          <w:sz w:val="18"/>
+        </w:rPr>
+        <w:t>D</w:t>
+      </w:r>
+      <w:r>
+        <w:t xml:space="preserve"> in the process at </w:t>
+      </w:r>
+      <w:r>
+        <w:rPr>
+          <w:rFonts w:ascii="Consolas" w:hAnsi="Consolas"/>
+          <w:color w:val="A31D1D"/>
+          <w:sz w:val="18"/>
+        </w:rPr>
+        <w:t>OS_GENERATOR.v:267</w:t>
+      </w:r>
+      <w:r>
+        <w:t xml:space="preserve">. That is the evidence </w:t>
+      </w:r>
+      <w:r>
+        <w:rPr>
+          <w:rFonts w:ascii="Consolas" w:hAnsi="Consolas"/>
+          <w:color w:val="A31D1D"/>
+          <w:sz w:val="18"/>
+        </w:rPr>
+        <w:t>BUGFIX-047</w:t>
+      </w:r>
+      <w:r>
+        <w:t xml:space="preserve"> was written against and it is recorded verbatim in the source banner. The post-fix re-run was started three times and killed each time without producing output — not because it reported an error, but because </w:t>
+      </w:r>
+      <w:r>
+        <w:rPr>
+          <w:rFonts w:ascii="Consolas" w:hAnsi="Consolas"/>
+          <w:color w:val="A31D1D"/>
+          <w:sz w:val="18"/>
+        </w:rPr>
+        <w:t>OS_GENERATOR.v</w:t>
+      </w:r>
+      <w:r>
+        <w:t xml:space="preserve"> is ~86 KB containing a ~2000-line process and does not behave like a leaf. So "the error is gone" remains </w:t>
       </w:r>
       <w:r>
         <w:rPr>
           <w:b/>
         </w:rPr>
-        <w:t>not from a completed post-fix yosys run.</w:t>
-      </w:r>
-      <w:r>
-        <w:t xml:space="preserve"> Treat it as expected rather than demonstrated, and confirm it with your own synthesis tool.</w:t>
+        <w:t>reasoned from the fix's structure</w:t>
+      </w:r>
+      <w:r>
+        <w:t xml:space="preserve"> (chaining the functional branch onto the reset test is exactly what </w:t>
+      </w:r>
+      <w:r>
+        <w:rPr>
+          <w:rFonts w:ascii="Consolas" w:hAnsi="Consolas"/>
+          <w:color w:val="A31D1D"/>
+          <w:sz w:val="18"/>
+        </w:rPr>
+        <w:t>PROC_ARST</w:t>
+      </w:r>
+      <w:r>
+        <w:t xml:space="preserve"> requires, and the identical restructuring is </w:t>
+      </w:r>
+      <w:r>
+        <w:rPr>
+          <w:i/>
+        </w:rPr>
+        <w:t>demonstrated</w:t>
+      </w:r>
+      <w:r>
+        <w:t xml:space="preserve"> to work in </w:t>
+      </w:r>
+      <w:r>
+        <w:rPr>
+          <w:rFonts w:ascii="Consolas" w:hAnsi="Consolas"/>
+          <w:color w:val="A31D1D"/>
+          <w:sz w:val="18"/>
+        </w:rPr>
+        <w:t>LMC.v</w:t>
+      </w:r>
+      <w:r>
+        <w:t xml:space="preserve">, where 65 </w:t>
+      </w:r>
+      <w:r>
+        <w:rPr>
+          <w:rFonts w:ascii="Consolas" w:hAnsi="Consolas"/>
+          <w:color w:val="A31D1D"/>
+          <w:sz w:val="18"/>
+        </w:rPr>
+        <w:t>$adff</w:t>
+      </w:r>
+      <w:r>
+        <w:t xml:space="preserve"> cells with async reset are now inferred). Confirm it with your own synthesis tool.</w:t>
       </w:r>
     </w:p>
     <w:p>
       <w:r>
-        <w:rPr>
-          <w:b/>
-        </w:rPr>
-        <w:t>Why the runs did not converge.</w:t>
-      </w:r>
-      <w:r>
-        <w:t xml:space="preserve"> yosys was run through </w:t>
-      </w:r>
-      <w:r>
-        <w:rPr>
-          <w:rFonts w:ascii="Consolas" w:hAnsi="Consolas"/>
-          <w:color w:val="A31D1D"/>
-          <w:sz w:val="18"/>
-        </w:rPr>
-        <w:t>@yowasp/yosys</w:t>
-      </w:r>
-      <w:r>
-        <w:t xml:space="preserve"> (version 0.69, WebAssembly) because no native licence-free synthesizer was available in the sandbox. WASM yosys must parse all 46 synthesizable </w:t>
-      </w:r>
-      <w:r>
-        <w:rPr>
-          <w:rFonts w:ascii="Consolas" w:hAnsi="Consolas"/>
-          <w:color w:val="A31D1D"/>
-          <w:sz w:val="18"/>
-        </w:rPr>
-        <w:t>rtl/*.v</w:t>
-      </w:r>
-      <w:r>
-        <w:t xml:space="preserve"> files — several over 100 KB, </w:t>
-      </w:r>
-      <w:r>
-        <w:rPr>
-          <w:rFonts w:ascii="Consolas" w:hAnsi="Consolas"/>
-          <w:color w:val="A31D1D"/>
-          <w:sz w:val="18"/>
-        </w:rPr>
-        <w:t>OS_GENERATOR.v</w:t>
-      </w:r>
-      <w:r>
-        <w:t xml:space="preserve"> alone containing a ~2000-line process — before it can elaborate </w:t>
-      </w:r>
-      <w:r>
-        <w:rPr>
-          <w:i/>
-        </w:rPr>
-        <w:t>any</w:t>
-      </w:r>
-      <w:r>
-        <w:t xml:space="preserve"> top, and it does that from scratch for every module. Measured cost: ~25 minutes of CPU on </w:t>
-      </w:r>
-      <w:r>
-        <w:rPr>
-          <w:rFonts w:ascii="Consolas" w:hAnsi="Consolas"/>
-          <w:color w:val="A31D1D"/>
-          <w:sz w:val="18"/>
-        </w:rPr>
-        <w:t>OS_GENERATOR</w:t>
-      </w:r>
-      <w:r>
-        <w:t xml:space="preserve"> alone with no output, and ~25 minutes on the </w:t>
-      </w:r>
-      <w:r>
-        <w:rPr>
-          <w:rFonts w:ascii="Consolas" w:hAnsi="Consolas"/>
-          <w:color w:val="A31D1D"/>
-          <w:sz w:val="18"/>
-        </w:rPr>
-        <w:t>hierarchy -top PCIe</w:t>
-      </w:r>
-      <w:r>
-        <w:t xml:space="preserve"> step of the closure run, both killed. This is a </w:t>
-      </w:r>
-      <w:r>
-        <w:rPr>
-          <w:b/>
-        </w:rPr>
-        <w:t>sandbox throughput limit, not a design problem.</w:t>
-      </w:r>
-      <w:r>
-        <w:t xml:space="preserve"> On a native yosys build the same commands take seconds to minutes.</w:t>
-      </w:r>
-    </w:p>
-    <w:p>
-      <w:r>
-        <w:t>Reproduce it yourself where it will actually finish:</w:t>
+        <w:t>Reproduce any of it:</w:t>
       </w:r>
     </w:p>
     <w:p>
@@ -8047,7 +13361,7 @@
           <w:rFonts w:ascii="Consolas" w:hAnsi="Consolas"/>
           <w:sz w:val="17"/>
         </w:rPr>
-        <w:t># native yosys (recommended - seconds, not tens of minutes)</w:t>
+        <w:t># leaf modules - seconds, and these are the runs behind every number above</w:t>
       </w:r>
     </w:p>
     <w:p>
@@ -8060,7 +13374,7 @@
           <w:rFonts w:ascii="Consolas" w:hAnsi="Consolas"/>
           <w:sz w:val="17"/>
         </w:rPr>
-        <w:t>yosys -p "read_verilog rtl/*.v; hierarchy -top PCIe; proc; check -noinit; stat"</w:t>
+        <w:t>cd /tmp &amp;&amp; cp &lt;repo&gt;/rtl/LMC.v . &amp;&amp; yosys -p \</w:t>
       </w:r>
     </w:p>
     <w:p>
@@ -8073,7 +13387,7 @@
           <w:rFonts w:ascii="Consolas" w:hAnsi="Consolas"/>
           <w:sz w:val="17"/>
         </w:rPr>
-        <w:t xml:space="preserve"> </w:t>
+        <w:t xml:space="preserve">  'read_verilog "LMC.v"; hierarchy -top LMC; proc; opt_clean; check -noinit; stat'</w:t>
       </w:r>
     </w:p>
     <w:p>
@@ -8086,7 +13400,7 @@
           <w:rFonts w:ascii="Consolas" w:hAnsi="Consolas"/>
           <w:sz w:val="17"/>
         </w:rPr>
-        <w:t># or the WASM path used here, with the osDecoder.v:181 caveat from §5.1</w:t>
+        <w:t xml:space="preserve"> </w:t>
       </w:r>
     </w:p>
     <w:p>
@@ -8099,7 +13413,7 @@
           <w:rFonts w:ascii="Consolas" w:hAnsi="Consolas"/>
           <w:sz w:val="17"/>
         </w:rPr>
-        <w:t>bash tools_check/yosys_fixed.sh OS_GENERATOR    # one module</w:t>
+        <w:t># the whole closure, on a native yosys build (recommended)</w:t>
       </w:r>
     </w:p>
     <w:p>
@@ -8112,13 +13426,119 @@
           <w:rFonts w:ascii="Consolas" w:hAnsi="Consolas"/>
           <w:sz w:val="17"/>
         </w:rPr>
-        <w:t>bash tools_check/yosys_closure.sh               # whole closure</w:t>
+        <w:t>yosys -p "read_verilog rtl/*.v; hierarchy -top PCIe; proc; check -noinit; stat"</w:t>
+      </w:r>
+    </w:p>
+    <w:p>
+      <w:pPr>
+        <w:spacing w:after="0"/>
+        <w:ind w:left="280"/>
+      </w:pPr>
+      <w:r>
+        <w:rPr>
+          <w:rFonts w:ascii="Consolas" w:hAnsi="Consolas"/>
+          <w:sz w:val="17"/>
+        </w:rPr>
+        <w:t xml:space="preserve"> </w:t>
+      </w:r>
+    </w:p>
+    <w:p>
+      <w:pPr>
+        <w:spacing w:after="0"/>
+        <w:ind w:left="280"/>
+      </w:pPr>
+      <w:r>
+        <w:rPr>
+          <w:rFonts w:ascii="Consolas" w:hAnsi="Consolas"/>
+          <w:sz w:val="17"/>
+        </w:rPr>
+        <w:t># the WASM path used in the sandbox</w:t>
+      </w:r>
+    </w:p>
+    <w:p>
+      <w:pPr>
+        <w:spacing w:after="0"/>
+        <w:ind w:left="280"/>
+      </w:pPr>
+      <w:r>
+        <w:rPr>
+          <w:rFonts w:ascii="Consolas" w:hAnsi="Consolas"/>
+          <w:sz w:val="17"/>
+        </w:rPr>
+        <w:t>bash tools_check/yosys_fixed.sh LMC osDecoder</w:t>
       </w:r>
     </w:p>
     <w:p/>
     <w:p>
       <w:r>
-        <w:t xml:space="preserve">Note that yosys is </w:t>
+        <w:t xml:space="preserve">Note that </w:t>
+      </w:r>
+      <w:r>
+        <w:rPr>
+          <w:rFonts w:ascii="Consolas" w:hAnsi="Consolas"/>
+          <w:color w:val="A31D1D"/>
+          <w:sz w:val="18"/>
+        </w:rPr>
+        <w:t>tools_check/yosys_fixed.sh</w:t>
+      </w:r>
+      <w:r>
+        <w:t xml:space="preserve"> still carries a </w:t>
+      </w:r>
+      <w:r>
+        <w:rPr>
+          <w:b/>
+        </w:rPr>
+        <w:t>sweep-only</w:t>
+      </w:r>
+      <w:r>
+        <w:t xml:space="preserve"> </w:t>
+      </w:r>
+      <w:r>
+        <w:rPr>
+          <w:rFonts w:ascii="Consolas" w:hAnsi="Consolas"/>
+          <w:color w:val="A31D1D"/>
+          <w:sz w:val="18"/>
+        </w:rPr>
+        <w:t>/tmp</w:t>
+      </w:r>
+      <w:r>
+        <w:t xml:space="preserve"> patch of the </w:t>
+      </w:r>
+      <w:r>
+        <w:rPr>
+          <w:rFonts w:ascii="Consolas" w:hAnsi="Consolas"/>
+          <w:color w:val="A31D1D"/>
+          <w:sz w:val="18"/>
+        </w:rPr>
+        <w:t>osDecoder.v:181</w:t>
+      </w:r>
+      <w:r>
+        <w:t xml:space="preserve"> loop bound. That patch is now </w:t>
+      </w:r>
+      <w:r>
+        <w:rPr>
+          <w:b/>
+        </w:rPr>
+        <w:t>obsolete for the repository file</w:t>
+      </w:r>
+      <w:r>
+        <w:t xml:space="preserve"> — </w:t>
+      </w:r>
+      <w:r>
+        <w:rPr>
+          <w:rFonts w:ascii="Consolas" w:hAnsi="Consolas"/>
+          <w:color w:val="A31D1D"/>
+          <w:sz w:val="18"/>
+        </w:rPr>
+        <w:t>BUGFIX-048</w:t>
+      </w:r>
+      <w:r>
+        <w:t xml:space="preserve"> fixed it properly — and is left in the script only so the historical baseline remains reproducible. It never modifies the repository.</w:t>
+      </w:r>
+    </w:p>
+    <w:p>
+      <w:r>
+        <w:t xml:space="preserve">yosys is </w:t>
       </w:r>
       <w:r>
         <w:rPr>
@@ -9495,10 +14915,10 @@
         <w:rPr>
           <w:b/>
         </w:rPr>
-        <w:t>Started but killed — no result obtained</w:t>
-      </w:r>
-      <w:r>
-        <w:t xml:space="preserve"> (all four were WASM-yosys throughput limit casualties, see §6.2):</w:t>
+        <w:t>Leaf-module yosys runs that COMPLETED</w:t>
+      </w:r>
+      <w:r>
+        <w:t xml:space="preserve"> (these back every number in §6.2):</w:t>
       </w:r>
     </w:p>
     <w:p>
@@ -9511,7 +14931,7 @@
           <w:rFonts w:ascii="Consolas" w:hAnsi="Consolas"/>
           <w:sz w:val="17"/>
         </w:rPr>
-        <w:t>bash tools_check/yosys_sweep.sh      # broad per-module sweep — killed, all modules</w:t>
+        <w:t>cd /tmp &amp;&amp; cp &lt;repo&gt;/rtl/LMC.v .            # after BUGFIX-053</w:t>
       </w:r>
     </w:p>
     <w:p>
@@ -9524,7 +14944,7 @@
           <w:rFonts w:ascii="Consolas" w:hAnsi="Consolas"/>
           <w:sz w:val="17"/>
         </w:rPr>
-        <w:t xml:space="preserve">                                     # aborted at read on osDecoder.v:181</w:t>
+        <w:t>yosys -p 'read_verilog "LMC.v"; hierarchy -top LMC; proc; opt_clean; check -noinit; stat'</w:t>
       </w:r>
     </w:p>
     <w:p>
@@ -9537,7 +14957,7 @@
           <w:rFonts w:ascii="Consolas" w:hAnsi="Consolas"/>
           <w:sz w:val="17"/>
         </w:rPr>
-        <w:t>bash tools_check/yosys_targeted.sh   # targeted per-module sweep — killed</w:t>
+        <w:t>#   -&gt; 65 $adff, 0 $dlatch, "Found and reported 1 problems", 14.0 s</w:t>
       </w:r>
     </w:p>
     <w:p>
@@ -9550,7 +14970,7 @@
           <w:rFonts w:ascii="Consolas" w:hAnsi="Consolas"/>
           <w:sz w:val="17"/>
         </w:rPr>
-        <w:t>bash tools_check/yosys_closure.sh    # hierarchy -top PCIe — killed at ~25 min CPU</w:t>
+        <w:t>git show a828d38:rtl/LMC.v &gt; LMC.v          # before BUGFIX-053, same command</w:t>
       </w:r>
     </w:p>
     <w:p>
@@ -9563,7 +14983,7 @@
           <w:rFonts w:ascii="Consolas" w:hAnsi="Consolas"/>
           <w:sz w:val="17"/>
         </w:rPr>
-        <w:t>bash tools_check/yosys_fixed.sh OS_GENERATOR TX_LTSSM LMC mainLTSSM Timer</w:t>
+        <w:t>#   -&gt; 65 $adff, 1 $dlatch, "Latch inferred for signal `\LMC.\pipe_width [5:3]'" and "[2:0]"</w:t>
       </w:r>
     </w:p>
     <w:p>
@@ -9576,7 +14996,298 @@
           <w:rFonts w:ascii="Consolas" w:hAnsi="Consolas"/>
           <w:sz w:val="17"/>
         </w:rPr>
-        <w:t xml:space="preserve">                                     # killed at ~25 min CPU on OS_GENERATOR</w:t>
+        <w:t xml:space="preserve"> </w:t>
+      </w:r>
+    </w:p>
+    <w:p>
+      <w:pPr>
+        <w:spacing w:after="0"/>
+        <w:ind w:left="280"/>
+      </w:pPr>
+      <w:r>
+        <w:rPr>
+          <w:rFonts w:ascii="Consolas" w:hAnsi="Consolas"/>
+          <w:sz w:val="17"/>
+        </w:rPr>
+        <w:t>cd /tmp &amp;&amp; cp &lt;repo&gt;/rtl/osDecoder.v .      # after BUGFIX-048..052</w:t>
+      </w:r>
+    </w:p>
+    <w:p>
+      <w:pPr>
+        <w:spacing w:after="0"/>
+        <w:ind w:left="280"/>
+      </w:pPr>
+      <w:r>
+        <w:rPr>
+          <w:rFonts w:ascii="Consolas" w:hAnsi="Consolas"/>
+          <w:sz w:val="17"/>
+        </w:rPr>
+        <w:t>yosys -p 'read_verilog "osDecoder.v"'                                  # 5.6 s, no error</w:t>
+      </w:r>
+    </w:p>
+    <w:p>
+      <w:pPr>
+        <w:spacing w:after="0"/>
+        <w:ind w:left="280"/>
+      </w:pPr>
+      <w:r>
+        <w:rPr>
+          <w:rFonts w:ascii="Consolas" w:hAnsi="Consolas"/>
+          <w:sz w:val="17"/>
+        </w:rPr>
+        <w:t>yosys -p 'read_verilog "osDecoder.v"; hierarchy -top osDecoder'         # 5.7 s, no error</w:t>
+      </w:r>
+    </w:p>
+    <w:p>
+      <w:pPr>
+        <w:spacing w:after="0"/>
+        <w:ind w:left="280"/>
+      </w:pPr>
+      <w:r>
+        <w:rPr>
+          <w:rFonts w:ascii="Consolas" w:hAnsi="Consolas"/>
+          <w:sz w:val="17"/>
+        </w:rPr>
+        <w:t>yosys -p '... ; proc_clean; proc_rmdead; proc_prune; proc_init; proc_arst'  # 14.2 s, no error</w:t>
+      </w:r>
+    </w:p>
+    <w:p>
+      <w:pPr>
+        <w:spacing w:after="0"/>
+        <w:ind w:left="280"/>
+      </w:pPr>
+      <w:r>
+        <w:rPr>
+          <w:rFonts w:ascii="Consolas" w:hAnsi="Consolas"/>
+          <w:sz w:val="17"/>
+        </w:rPr>
+        <w:t>git show a828d38:rtl/osDecoder.v &gt; osDecoder.v                          # before BUGFIX-048</w:t>
+      </w:r>
+    </w:p>
+    <w:p>
+      <w:pPr>
+        <w:spacing w:after="0"/>
+        <w:ind w:left="280"/>
+      </w:pPr>
+      <w:r>
+        <w:rPr>
+          <w:rFonts w:ascii="Consolas" w:hAnsi="Consolas"/>
+          <w:sz w:val="17"/>
+        </w:rPr>
+        <w:t>yosys -p 'read_verilog "osDecoder.v"'</w:t>
+      </w:r>
+    </w:p>
+    <w:p>
+      <w:pPr>
+        <w:spacing w:after="0"/>
+        <w:ind w:left="280"/>
+      </w:pPr>
+      <w:r>
+        <w:rPr>
+          <w:rFonts w:ascii="Consolas" w:hAnsi="Consolas"/>
+          <w:sz w:val="17"/>
+        </w:rPr>
+        <w:t>#   -&gt; osDecoder.v:181: ERROR: 2nd expression of procedural for-loop is not constant!</w:t>
+      </w:r>
+    </w:p>
+    <w:p/>
+    <w:p>
+      <w:r>
+        <w:rPr>
+          <w:b/>
+        </w:rPr>
+        <w:t>Started but killed — no result obtained.</w:t>
+      </w:r>
+      <w:r>
+        <w:t xml:space="preserve"> All are WASM-throughput casualties on non-leaf scopes, not design errors (§6.2):</w:t>
+      </w:r>
+    </w:p>
+    <w:p>
+      <w:pPr>
+        <w:spacing w:after="0"/>
+        <w:ind w:left="280"/>
+      </w:pPr>
+      <w:r>
+        <w:rPr>
+          <w:rFonts w:ascii="Consolas" w:hAnsi="Consolas"/>
+          <w:sz w:val="17"/>
+        </w:rPr>
+        <w:t>bash tools_check/yosys_sweep.sh      # broad per-module sweep - every module aborted</w:t>
+      </w:r>
+    </w:p>
+    <w:p>
+      <w:pPr>
+        <w:spacing w:after="0"/>
+        <w:ind w:left="280"/>
+      </w:pPr>
+      <w:r>
+        <w:rPr>
+          <w:rFonts w:ascii="Consolas" w:hAnsi="Consolas"/>
+          <w:sz w:val="17"/>
+        </w:rPr>
+        <w:t xml:space="preserve">                                     # at read on osDecoder.v:181 (before BUGFIX-048)</w:t>
+      </w:r>
+    </w:p>
+    <w:p>
+      <w:pPr>
+        <w:spacing w:after="0"/>
+        <w:ind w:left="280"/>
+      </w:pPr>
+      <w:r>
+        <w:rPr>
+          <w:rFonts w:ascii="Consolas" w:hAnsi="Consolas"/>
+          <w:sz w:val="17"/>
+        </w:rPr>
+        <w:t>bash tools_check/yosys_targeted.sh   # targeted per-module sweep - killed</w:t>
+      </w:r>
+    </w:p>
+    <w:p>
+      <w:pPr>
+        <w:spacing w:after="0"/>
+        <w:ind w:left="280"/>
+      </w:pPr>
+      <w:r>
+        <w:rPr>
+          <w:rFonts w:ascii="Consolas" w:hAnsi="Consolas"/>
+          <w:sz w:val="17"/>
+        </w:rPr>
+        <w:t>bash tools_check/yosys_closure.sh    # hierarchy -top PCIe - killed at ~25 min CPU</w:t>
+      </w:r>
+    </w:p>
+    <w:p>
+      <w:pPr>
+        <w:spacing w:after="0"/>
+        <w:ind w:left="280"/>
+      </w:pPr>
+      <w:r>
+        <w:rPr>
+          <w:rFonts w:ascii="Consolas" w:hAnsi="Consolas"/>
+          <w:sz w:val="17"/>
+        </w:rPr>
+        <w:t>bash tools_check/yosys_fixed.sh OS_GENERATOR TX_LTSSM LMC mainLTSSM Timer   # killed</w:t>
+      </w:r>
+    </w:p>
+    <w:p>
+      <w:pPr>
+        <w:spacing w:after="0"/>
+        <w:ind w:left="280"/>
+      </w:pPr>
+      <w:r>
+        <w:rPr>
+          <w:rFonts w:ascii="Consolas" w:hAnsi="Consolas"/>
+          <w:sz w:val="17"/>
+        </w:rPr>
+        <w:t>yosys -p '...; hierarchy -top osDecoder; proc; opt_clean; check; stat'      # hangs in proc_mux</w:t>
+      </w:r>
+    </w:p>
+    <w:p/>
+    <w:p>
+      <w:r>
+        <w:rPr>
+          <w:b/>
+        </w:rPr>
+        <w:t>Bisection experiments on throwaway `/tmp` copies</w:t>
+      </w:r>
+      <w:r>
+        <w:t xml:space="preserve"> (the repository was never modified by any of these) — used to prove the </w:t>
+      </w:r>
+      <w:r>
+        <w:rPr>
+          <w:rFonts w:ascii="Consolas" w:hAnsi="Consolas"/>
+          <w:color w:val="A31D1D"/>
+          <w:sz w:val="18"/>
+        </w:rPr>
+        <w:t>proc_mux</w:t>
+      </w:r>
+      <w:r>
+        <w:t xml:space="preserve"> hang is pre-existing and not caused by </w:t>
+      </w:r>
+      <w:r>
+        <w:rPr>
+          <w:rFonts w:ascii="Consolas" w:hAnsi="Consolas"/>
+          <w:color w:val="A31D1D"/>
+          <w:sz w:val="18"/>
+        </w:rPr>
+        <w:t>BUGFIX-048</w:t>
+      </w:r>
+      <w:r>
+        <w:t>…</w:t>
+      </w:r>
+      <w:r>
+        <w:rPr>
+          <w:rFonts w:ascii="Consolas" w:hAnsi="Consolas"/>
+          <w:color w:val="A31D1D"/>
+          <w:sz w:val="18"/>
+        </w:rPr>
+        <w:t>052</w:t>
+      </w:r>
+      <w:r>
+        <w:t>:</w:t>
+      </w:r>
+    </w:p>
+    <w:p>
+      <w:pPr>
+        <w:spacing w:after="0"/>
+        <w:ind w:left="280"/>
+      </w:pPr>
+      <w:r>
+        <w:rPr>
+          <w:rFonts w:ascii="Consolas" w:hAnsi="Consolas"/>
+          <w:sz w:val="17"/>
+        </w:rPr>
+        <w:t># de-interleave block replaced by `outOs = out`        -&gt; still hangs</w:t>
+      </w:r>
+    </w:p>
+    <w:p>
+      <w:pPr>
+        <w:spacing w:after="0"/>
+        <w:ind w:left="280"/>
+      </w:pPr>
+      <w:r>
+        <w:rPr>
+          <w:rFonts w:ascii="Consolas" w:hAnsi="Consolas"/>
+          <w:sz w:val="17"/>
+        </w:rPr>
+        <w:t># loop-invariant shift hoisted out of both 64x loops   -&gt; still hangs</w:t>
+      </w:r>
+    </w:p>
+    <w:p>
+      <w:pPr>
+        <w:spacing w:after="0"/>
+        <w:ind w:left="280"/>
+      </w:pPr>
+      <w:r>
+        <w:rPr>
+          <w:rFonts w:ascii="Consolas" w:hAnsi="Consolas"/>
+          <w:sz w:val="17"/>
+        </w:rPr>
+        <w:t># OSD_OUT_BITS reduced 2048 -&gt; 128 (16 iterations)     -&gt; still hangs</w:t>
+      </w:r>
+    </w:p>
+    <w:p>
+      <w:pPr>
+        <w:spacing w:after="0"/>
+        <w:ind w:left="280"/>
+      </w:pPr>
+      <w:r>
+        <w:rPr>
+          <w:rFonts w:ascii="Consolas" w:hAnsi="Consolas"/>
+          <w:sz w:val="17"/>
+        </w:rPr>
+        <w:t># read_verilog alone                                   -&gt; completes in 2-6 s</w:t>
+      </w:r>
+    </w:p>
+    <w:p>
+      <w:pPr>
+        <w:spacing w:after="0"/>
+        <w:ind w:left="280"/>
+      </w:pPr>
+      <w:r>
+        <w:rPr>
+          <w:rFonts w:ascii="Consolas" w:hAnsi="Consolas"/>
+          <w:sz w:val="17"/>
+        </w:rPr>
+        <w:t># trivial control module through the identical flow     -&gt; completes, 0 problems</w:t>
       </w:r>
     </w:p>
     <w:p/>
@@ -11829,7 +17540,7 @@
           <w:rFonts w:ascii="Consolas" w:hAnsi="Consolas"/>
           <w:sz w:val="17"/>
         </w:rPr>
-        <w:t>BUGFIX-046  BUGFIX-047</w:t>
+        <w:t>BUGFIX-046  BUGFIX-047  BUGFIX-048  BUGFIX-049  BUGFIX-050  BUGFIX-051</w:t>
       </w:r>
     </w:p>
     <w:p>
@@ -11842,7 +17553,7 @@
           <w:rFonts w:ascii="Consolas" w:hAnsi="Consolas"/>
           <w:sz w:val="17"/>
         </w:rPr>
-        <w:t>FSM-005     FSM-006     FSM-007</w:t>
+        <w:t>BUGFIX-052  BUGFIX-053  BUGFIX-054  BUGFIX-055</w:t>
       </w:r>
     </w:p>
     <w:p>
@@ -11855,7 +17566,7 @@
           <w:rFonts w:ascii="Consolas" w:hAnsi="Consolas"/>
           <w:sz w:val="17"/>
         </w:rPr>
-        <w:t>SIM-003     SIM-004     SIM-006     SIM-007     SIM-008     SIM-009</w:t>
+        <w:t>FSM-005     FSM-006     FSM-007</w:t>
       </w:r>
     </w:p>
     <w:p>
@@ -11868,7 +17579,7 @@
           <w:rFonts w:ascii="Consolas" w:hAnsi="Consolas"/>
           <w:sz w:val="17"/>
         </w:rPr>
-        <w:t>SIM-010     SIM-011     SIM-012     SIM-013     SIM-014     SIM-015</w:t>
+        <w:t>SIM-003     SIM-004     SIM-006     SIM-007     SIM-008     SIM-009</w:t>
       </w:r>
     </w:p>
     <w:p>
@@ -11881,13 +17592,26 @@
           <w:rFonts w:ascii="Consolas" w:hAnsi="Consolas"/>
           <w:sz w:val="17"/>
         </w:rPr>
+        <w:t>SIM-010     SIM-011     SIM-012     SIM-013     SIM-014     SIM-015</w:t>
+      </w:r>
+    </w:p>
+    <w:p>
+      <w:pPr>
+        <w:spacing w:after="0"/>
+        <w:ind w:left="280"/>
+      </w:pPr>
+      <w:r>
+        <w:rPr>
+          <w:rFonts w:ascii="Consolas" w:hAnsi="Consolas"/>
+          <w:sz w:val="17"/>
+        </w:rPr>
         <w:t>WIDTH-001</w:t>
       </w:r>
     </w:p>
     <w:p/>
     <w:p>
       <w:r>
-        <w:t xml:space="preserve">Pre-existing in the repository from earlier passes (unchanged, still present): </w:t>
+        <w:t xml:space="preserve">That is 26 IDs: 10 </w:t>
       </w:r>
       <w:r>
         <w:rPr>
@@ -11895,10 +17619,10 @@
           <w:color w:val="A31D1D"/>
           <w:sz w:val="18"/>
         </w:rPr>
-        <w:t>FSM-001</w:t>
-      </w:r>
-      <w:r>
-        <w:t>…</w:t>
+        <w:t>BUGFIX</w:t>
+      </w:r>
+      <w:r>
+        <w:t xml:space="preserve">, 3 </w:t>
       </w:r>
       <w:r>
         <w:rPr>
@@ -11906,10 +17630,10 @@
           <w:color w:val="A31D1D"/>
           <w:sz w:val="18"/>
         </w:rPr>
-        <w:t>FSM-004</w:t>
-      </w:r>
-      <w:r>
-        <w:t xml:space="preserve">, </w:t>
+        <w:t>FSM</w:t>
+      </w:r>
+      <w:r>
+        <w:t xml:space="preserve">, 12 </w:t>
       </w:r>
       <w:r>
         <w:rPr>
@@ -11917,10 +17641,10 @@
           <w:color w:val="A31D1D"/>
           <w:sz w:val="18"/>
         </w:rPr>
-        <w:t>SIM-002</w:t>
-      </w:r>
-      <w:r>
-        <w:t xml:space="preserve">, and 33 </w:t>
+        <w:t>SIM</w:t>
+      </w:r>
+      <w:r>
+        <w:t xml:space="preserve">, 1 </w:t>
       </w:r>
       <w:r>
         <w:rPr>
@@ -11928,15 +17652,15 @@
           <w:color w:val="A31D1D"/>
           <w:sz w:val="18"/>
         </w:rPr>
-        <w:t>BUGFIX-nnn</w:t>
-      </w:r>
-      <w:r>
-        <w:t xml:space="preserve"> IDs.</w:t>
+        <w:t>WIDTH</w:t>
+      </w:r>
+      <w:r>
+        <w:t>.</w:t>
       </w:r>
     </w:p>
     <w:p>
       <w:r>
-        <w:t xml:space="preserve">The full register, verified by </w:t>
+        <w:t xml:space="preserve">Pre-existing in the repository from earlier passes (unchanged, still present): </w:t>
       </w:r>
       <w:r>
         <w:rPr>
@@ -11944,10 +17668,103 @@
           <w:color w:val="A31D1D"/>
           <w:sz w:val="18"/>
         </w:rPr>
+        <w:t>FSM-001</w:t>
+      </w:r>
+      <w:r>
+        <w:t>…</w:t>
+      </w:r>
+      <w:r>
+        <w:rPr>
+          <w:rFonts w:ascii="Consolas" w:hAnsi="Consolas"/>
+          <w:color w:val="A31D1D"/>
+          <w:sz w:val="18"/>
+        </w:rPr>
+        <w:t>FSM-004</w:t>
+      </w:r>
+      <w:r>
+        <w:t xml:space="preserve">, </w:t>
+      </w:r>
+      <w:r>
+        <w:rPr>
+          <w:rFonts w:ascii="Consolas" w:hAnsi="Consolas"/>
+          <w:color w:val="A31D1D"/>
+          <w:sz w:val="18"/>
+        </w:rPr>
+        <w:t>SIM-002</w:t>
+      </w:r>
+      <w:r>
+        <w:t xml:space="preserve">, and 33 </w:t>
+      </w:r>
+      <w:r>
+        <w:rPr>
+          <w:rFonts w:ascii="Consolas" w:hAnsi="Consolas"/>
+          <w:color w:val="A31D1D"/>
+          <w:sz w:val="18"/>
+        </w:rPr>
+        <w:t>BUGFIX-nnn</w:t>
+      </w:r>
+      <w:r>
+        <w:t xml:space="preserve"> IDs.</w:t>
+      </w:r>
+    </w:p>
+    <w:p>
+      <w:r>
+        <w:t xml:space="preserve">The full register, verified by </w:t>
+      </w:r>
+      <w:r>
+        <w:rPr>
+          <w:rFonts w:ascii="Consolas" w:hAnsi="Consolas"/>
+          <w:color w:val="A31D1D"/>
+          <w:sz w:val="18"/>
+        </w:rPr>
         <w:t>grep -rnoE "(BUGFIX|FSM|SIM|WIDTH)-[0-9]{3}" rtl/ tb/ tb_edited/</w:t>
       </w:r>
       <w:r>
-        <w:t xml:space="preserve"> (55 distinct IDs in total):</w:t>
+        <w:t xml:space="preserve"> (64 distinct IDs in total: 43 </w:t>
+      </w:r>
+      <w:r>
+        <w:rPr>
+          <w:rFonts w:ascii="Consolas" w:hAnsi="Consolas"/>
+          <w:color w:val="A31D1D"/>
+          <w:sz w:val="18"/>
+        </w:rPr>
+        <w:t>BUGFIX</w:t>
+      </w:r>
+      <w:r>
+        <w:t xml:space="preserve">, 7 </w:t>
+      </w:r>
+      <w:r>
+        <w:rPr>
+          <w:rFonts w:ascii="Consolas" w:hAnsi="Consolas"/>
+          <w:color w:val="A31D1D"/>
+          <w:sz w:val="18"/>
+        </w:rPr>
+        <w:t>FSM</w:t>
+      </w:r>
+      <w:r>
+        <w:t xml:space="preserve">, 13 </w:t>
+      </w:r>
+      <w:r>
+        <w:rPr>
+          <w:rFonts w:ascii="Consolas" w:hAnsi="Consolas"/>
+          <w:color w:val="A31D1D"/>
+          <w:sz w:val="18"/>
+        </w:rPr>
+        <w:t>SIM</w:t>
+      </w:r>
+      <w:r>
+        <w:t xml:space="preserve">, 1 </w:t>
+      </w:r>
+      <w:r>
+        <w:rPr>
+          <w:rFonts w:ascii="Consolas" w:hAnsi="Consolas"/>
+          <w:color w:val="A31D1D"/>
+          <w:sz w:val="18"/>
+        </w:rPr>
+        <w:t>WIDTH</w:t>
+      </w:r>
+      <w:r>
+        <w:t>):</w:t>
       </w:r>
     </w:p>
     <w:tbl>
@@ -12080,7 +17897,7 @@
               <w:rPr>
                 <w:sz w:val="18"/>
               </w:rPr>
-              <w:t>001–047</w:t>
+              <w:t>001–055</w:t>
             </w:r>
           </w:p>
         </w:tc>
@@ -12098,7 +17915,7 @@
               <w:rPr>
                 <w:sz w:val="18"/>
               </w:rPr>
-              <w:t>35</w:t>
+              <w:t>43</w:t>
             </w:r>
           </w:p>
         </w:tc>
@@ -12381,7 +18198,7 @@
           <w:color w:val="A31D1D"/>
           <w:sz w:val="18"/>
         </w:rPr>
-        <w:t>BUGFIX-048</w:t>
+        <w:t>BUGFIX-056</w:t>
       </w:r>
       <w:r>
         <w:t xml:space="preserve">, </w:t>
@@ -12460,7 +18277,7 @@
         <w:t>Detect</w:t>
       </w:r>
       <w:r>
-        <w:t>. This is the single highest-value check and it takes minutes, not hours. Then confirm §6.3 item by item.</w:t>
+        <w:t>. Single highest-value check; minutes, not hours. Then work through §6.3 item by item — none of it is verified yet.</w:t>
       </w:r>
     </w:p>
     <w:p>
@@ -12485,12 +18302,12 @@
         <w:t>make uvm-build &amp;&amp; make uvm-run</w:t>
       </w:r>
       <w:r>
-        <w:t>) and confirm the</w:t>
+        <w:t>) and confirm the time-0</w:t>
       </w:r>
     </w:p>
     <w:p>
       <w:r>
-        <w:t>time-0 hang is gone (</w:t>
+        <w:t>hang is gone (</w:t>
       </w:r>
       <w:r>
         <w:rPr>
@@ -12523,15 +18340,26 @@
         <w:rPr>
           <w:b/>
         </w:rPr>
-        <w:t>Decide on `rtl/osDecoder.v:181`</w:t>
-      </w:r>
-      <w:r>
-        <w:t xml:space="preserve"> (§5.1). This is a hard synthesis blocker in</w:t>
+        <w:t>Decide on the `osDecoder` datapath restructure</w:t>
+      </w:r>
+      <w:r>
+        <w:t xml:space="preserve"> (§5.1, last subsection). The</w:t>
       </w:r>
     </w:p>
     <w:p>
       <w:r>
-        <w:t>the closure and the only item that will stop a real synthesis run. It needs a behaviour decision from you, so I did not touch it.</w:t>
+        <w:t xml:space="preserve">non-constant loop bound you asked about is fixed and verified — the file now reads, elaborates and lifts async resets cleanly. What remains is that </w:t>
+      </w:r>
+      <w:r>
+        <w:rPr>
+          <w:rFonts w:ascii="Consolas" w:hAnsi="Consolas"/>
+          <w:color w:val="A31D1D"/>
+          <w:sz w:val="18"/>
+        </w:rPr>
+        <w:t>proc_mux</w:t>
+      </w:r>
+      <w:r>
+        <w:t xml:space="preserve"> cannot lower the pre-existing 2048-bit accumulator datapath. The mapping is a pure byte permutation, so it is very expressible in hardware, but rewriting it that way is an architecture change and needs your explicit go-ahead.</w:t>
       </w:r>
     </w:p>
     <w:p>
@@ -12542,10 +18370,15 @@
         <w:rPr>
           <w:b/>
         </w:rPr>
-        <w:t>Decide on the `LMC.v` `pipe_width` latch</w:t>
-      </w:r>
-      <w:r>
-        <w:t xml:space="preserve"> (§5.2) and the </w:t>
+        <w:t>Decide on the `OS_GENERATOR` process split</w:t>
+      </w:r>
+      <w:r>
+        <w:t xml:space="preserve"> (§5.3) — same situation: the</w:t>
+      </w:r>
+    </w:p>
+    <w:p>
+      <w:r>
+        <w:t xml:space="preserve">demonstrated blocker is fixed, the residual </w:t>
       </w:r>
       <w:r>
         <w:rPr>
@@ -12553,12 +18386,10 @@
           <w:color w:val="A31D1D"/>
           <w:sz w:val="18"/>
         </w:rPr>
-        <w:t>OS_GENERATOR</w:t>
-      </w:r>
-    </w:p>
-    <w:p>
-      <w:r>
-        <w:t>process split (§5.3).</w:t>
+        <w:t>PROC_ARST</w:t>
+      </w:r>
+      <w:r>
+        <w:t xml:space="preserve"> limitation needs a split.</w:t>
       </w:r>
     </w:p>
     <w:p>
@@ -12584,6 +18415,47 @@
       </w:r>
       <w:r>
         <w:t xml:space="preserve"> undriven inputs) — enable the guard or not.</w:t>
+      </w:r>
+    </w:p>
+    <w:p>
+      <w:pPr>
+        <w:pStyle w:val="ListNumber"/>
+      </w:pPr>
+      <w:r>
+        <w:rPr>
+          <w:b/>
+        </w:rPr>
+        <w:t>Run your own synthesis tool over the closure.</w:t>
+      </w:r>
+      <w:r>
+        <w:t xml:space="preserve"> Now that </w:t>
+      </w:r>
+      <w:r>
+        <w:rPr>
+          <w:rFonts w:ascii="Consolas" w:hAnsi="Consolas"/>
+          <w:color w:val="A31D1D"/>
+          <w:sz w:val="18"/>
+        </w:rPr>
+        <w:t>osDecoder.v</w:t>
+      </w:r>
+      <w:r>
+        <w:t xml:space="preserve"> reads,</w:t>
+      </w:r>
+    </w:p>
+    <w:p>
+      <w:r>
+        <w:t xml:space="preserve">the one command that could not be run before is possible: </w:t>
+      </w:r>
+      <w:r>
+        <w:rPr>
+          <w:rFonts w:ascii="Consolas" w:hAnsi="Consolas"/>
+          <w:color w:val="A31D1D"/>
+          <w:sz w:val="18"/>
+        </w:rPr>
+        <w:t>yosys -p "read_verilog rtl/*.v; hierarchy -top PCIe; proc; check -noinit; stat"</w:t>
+      </w:r>
+      <w:r>
+        <w:t>. On a native build this should finish; in the sandbox it did not (§6.2).</w:t>
       </w:r>
     </w:p>
     <w:p>

--- a/docs/RTL_CHANGELOG.docx
+++ b/docs/RTL_CHANGELOG.docx
@@ -1261,6 +1261,243 @@
                 <w:color w:val="A31D1D"/>
                 <w:sz w:val="18"/>
               </w:rPr>
+              <w:t>FSM-008</w:t>
+            </w:r>
+          </w:p>
+        </w:tc>
+        <w:tc>
+          <w:tcPr>
+            <w:tcW w:type="dxa" w:w="2160"/>
+          </w:tcPr>
+          <w:p>
+            <w:r>
+              <w:rPr>
+                <w:sz w:val="18"/>
+              </w:rPr>
+            </w:r>
+            <w:r>
+              <w:rPr>
+                <w:rFonts w:ascii="Consolas" w:hAnsi="Consolas"/>
+                <w:color w:val="A31D1D"/>
+                <w:sz w:val="18"/>
+              </w:rPr>
+              <w:t>rtl/maintlssm.v:98</w:t>
+            </w:r>
+            <w:r>
+              <w:rPr>
+                <w:sz w:val="18"/>
+              </w:rPr>
+              <w:t xml:space="preserve"> (decls), </w:t>
+            </w:r>
+            <w:r>
+              <w:rPr>
+                <w:rFonts w:ascii="Consolas" w:hAnsi="Consolas"/>
+                <w:color w:val="A31D1D"/>
+                <w:sz w:val="18"/>
+              </w:rPr>
+              <w:t>:222</w:t>
+            </w:r>
+            <w:r>
+              <w:rPr>
+                <w:sz w:val="18"/>
+              </w:rPr>
+              <w:t xml:space="preserve"> / </w:t>
+            </w:r>
+            <w:r>
+              <w:rPr>
+                <w:rFonts w:ascii="Consolas" w:hAnsi="Consolas"/>
+                <w:color w:val="A31D1D"/>
+                <w:sz w:val="18"/>
+              </w:rPr>
+              <w:t>:260</w:t>
+            </w:r>
+            <w:r>
+              <w:rPr>
+                <w:sz w:val="18"/>
+              </w:rPr>
+              <w:t xml:space="preserve"> (resets), </w:t>
+            </w:r>
+            <w:r>
+              <w:rPr>
+                <w:rFonts w:ascii="Consolas" w:hAnsi="Consolas"/>
+                <w:color w:val="A31D1D"/>
+                <w:sz w:val="18"/>
+              </w:rPr>
+              <w:t>:374</w:t>
+            </w:r>
+            <w:r>
+              <w:rPr>
+                <w:sz w:val="18"/>
+              </w:rPr>
+              <w:t xml:space="preserve"> (capture), </w:t>
+            </w:r>
+            <w:r>
+              <w:rPr>
+                <w:rFonts w:ascii="Consolas" w:hAnsi="Consolas"/>
+                <w:color w:val="A31D1D"/>
+                <w:sz w:val="18"/>
+              </w:rPr>
+              <w:t>:667</w:t>
+            </w:r>
+            <w:r>
+              <w:rPr>
+                <w:sz w:val="18"/>
+              </w:rPr>
+              <w:t xml:space="preserve"> (Polling.Configuration), </w:t>
+            </w:r>
+            <w:r>
+              <w:rPr>
+                <w:rFonts w:ascii="Consolas" w:hAnsi="Consolas"/>
+                <w:color w:val="A31D1D"/>
+                <w:sz w:val="18"/>
+              </w:rPr>
+              <w:t>:707</w:t>
+            </w:r>
+            <w:r>
+              <w:rPr>
+                <w:sz w:val="18"/>
+              </w:rPr>
+              <w:t xml:space="preserve"> (Config.LinkWidthAccept, upstream), </w:t>
+            </w:r>
+            <w:r>
+              <w:rPr>
+                <w:rFonts w:ascii="Consolas" w:hAnsi="Consolas"/>
+                <w:color w:val="A31D1D"/>
+                <w:sz w:val="18"/>
+              </w:rPr>
+              <w:t>:749</w:t>
+            </w:r>
+            <w:r>
+              <w:rPr>
+                <w:sz w:val="18"/>
+              </w:rPr>
+              <w:t xml:space="preserve"> (Config.Complete), </w:t>
+            </w:r>
+            <w:r>
+              <w:rPr>
+                <w:rFonts w:ascii="Consolas" w:hAnsi="Consolas"/>
+                <w:color w:val="A31D1D"/>
+                <w:sz w:val="18"/>
+              </w:rPr>
+              <w:t>:952</w:t>
+            </w:r>
+            <w:r>
+              <w:rPr>
+                <w:sz w:val="18"/>
+              </w:rPr>
+              <w:t xml:space="preserve"> (Recovery.Idle→L0)</w:t>
+            </w:r>
+          </w:p>
+        </w:tc>
+        <w:tc>
+          <w:tcPr>
+            <w:tcW w:type="dxa" w:w="2160"/>
+          </w:tcPr>
+          <w:p>
+            <w:r>
+              <w:rPr>
+                <w:sz w:val="18"/>
+              </w:rPr>
+            </w:r>
+            <w:r>
+              <w:rPr>
+                <w:sz w:val="18"/>
+              </w:rPr>
+              <w:t xml:space="preserve">Generic </w:t>
+            </w:r>
+            <w:r>
+              <w:rPr>
+                <w:b/>
+                <w:sz w:val="18"/>
+              </w:rPr>
+              <w:t>sticky capture</w:t>
+            </w:r>
+            <w:r>
+              <w:rPr>
+                <w:sz w:val="18"/>
+              </w:rPr>
+              <w:t xml:space="preserve"> of each side's </w:t>
+            </w:r>
+            <w:r>
+              <w:rPr>
+                <w:rFonts w:ascii="Consolas" w:hAnsi="Consolas"/>
+                <w:color w:val="A31D1D"/>
+                <w:sz w:val="18"/>
+              </w:rPr>
+              <w:t>(finish, goto)</w:t>
+            </w:r>
+            <w:r>
+              <w:rPr>
+                <w:sz w:val="18"/>
+              </w:rPr>
+              <w:t xml:space="preserve"> request, applied to the four transitions that demanded both sides' strobes on the </w:t>
+            </w:r>
+            <w:r>
+              <w:rPr>
+                <w:i/>
+                <w:sz w:val="18"/>
+              </w:rPr>
+              <w:t>same</w:t>
+            </w:r>
+            <w:r>
+              <w:rPr>
+                <w:sz w:val="18"/>
+              </w:rPr>
+              <w:t xml:space="preserve"> clock edge. Also fixes a </w:t>
+            </w:r>
+            <w:r>
+              <w:rPr>
+                <w:rFonts w:ascii="Consolas" w:hAnsi="Consolas"/>
+                <w:color w:val="A31D1D"/>
+                <w:sz w:val="18"/>
+              </w:rPr>
+              <w:t>gotoRx</w:t>
+            </w:r>
+            <w:r>
+              <w:rPr>
+                <w:sz w:val="18"/>
+              </w:rPr>
+              <w:t>-written-twice typo.</w:t>
+            </w:r>
+          </w:p>
+        </w:tc>
+        <w:tc>
+          <w:tcPr>
+            <w:tcW w:type="dxa" w:w="2160"/>
+          </w:tcPr>
+          <w:p>
+            <w:r>
+              <w:rPr>
+                <w:sz w:val="18"/>
+              </w:rPr>
+            </w:r>
+            <w:r>
+              <w:rPr>
+                <w:b/>
+                <w:sz w:val="18"/>
+              </w:rPr>
+              <w:t>Race / handshake loss — the "stuck in Polling" stall</w:t>
+            </w:r>
+          </w:p>
+        </w:tc>
+      </w:tr>
+      <w:tr>
+        <w:tc>
+          <w:tcPr>
+            <w:tcW w:type="dxa" w:w="2160"/>
+          </w:tcPr>
+          <w:p>
+            <w:r>
+              <w:rPr>
+                <w:sz w:val="18"/>
+              </w:rPr>
+            </w:r>
+            <w:r>
+              <w:rPr>
+                <w:rFonts w:ascii="Consolas" w:hAnsi="Consolas"/>
+                <w:color w:val="A31D1D"/>
+                <w:sz w:val="18"/>
+              </w:rPr>
               <w:t>SIM-015</w:t>
             </w:r>
           </w:p>
@@ -4666,7 +4903,7 @@
         <w:pStyle w:val="Heading2"/>
       </w:pPr>
       <w:r>
-        <w:t>3. The two bugs that actually stopped your simulation</w:t>
+        <w:t>3. The three bugs that actually stopped your simulation</w:t>
       </w:r>
     </w:p>
     <w:p>
@@ -5669,6 +5906,2120 @@
       </w:r>
       <w:r>
         <w:t xml:space="preserve"> exists.</w:t>
+      </w:r>
+    </w:p>
+    <w:p>
+      <w:pPr>
+        <w:spacing w:before="80"/>
+        <w:pBdr>
+          <w:bottom w:val="single" w:sz="6" w:space="1" w:color="AAAAAA"/>
+        </w:pBdr>
+      </w:pPr>
+    </w:p>
+    <w:p>
+      <w:pPr>
+        <w:pStyle w:val="Heading3"/>
+      </w:pPr>
+      <w:r>
+        <w:t xml:space="preserve">3.3 </w:t>
+      </w:r>
+      <w:r>
+        <w:rPr>
+          <w:rFonts w:ascii="Consolas" w:hAnsi="Consolas"/>
+          <w:color w:val="A31D1D"/>
+          <w:sz w:val="18"/>
+        </w:rPr>
+        <w:t>FSM-008</w:t>
+      </w:r>
+      <w:r>
+        <w:t xml:space="preserve"> — why the LTSSM stalled in Polling (the bug behind "it runs, but never finishes")</w:t>
+      </w:r>
+    </w:p>
+    <w:p>
+      <w:r>
+        <w:rPr>
+          <w:b/>
+        </w:rPr>
+        <w:t>Symptom.</w:t>
+      </w:r>
+      <w:r>
+        <w:t xml:space="preserve"> After </w:t>
+      </w:r>
+      <w:r>
+        <w:rPr>
+          <w:rFonts w:ascii="Consolas" w:hAnsi="Consolas"/>
+          <w:color w:val="A31D1D"/>
+          <w:sz w:val="18"/>
+        </w:rPr>
+        <w:t>SIM-006</w:t>
+      </w:r>
+      <w:r>
+        <w:t>/</w:t>
+      </w:r>
+      <w:r>
+        <w:rPr>
+          <w:rFonts w:ascii="Consolas" w:hAnsi="Consolas"/>
+          <w:color w:val="A31D1D"/>
+          <w:sz w:val="18"/>
+        </w:rPr>
+        <w:t>SIM-007</w:t>
+      </w:r>
+      <w:r>
+        <w:t xml:space="preserve"> removed the time-0 hang, the simulation advanced and the LTSSM trained out of </w:t>
+      </w:r>
+      <w:r>
+        <w:rPr>
+          <w:rFonts w:ascii="Consolas" w:hAnsi="Consolas"/>
+          <w:color w:val="A31D1D"/>
+          <w:sz w:val="18"/>
+        </w:rPr>
+        <w:t>Detect</w:t>
+      </w:r>
+      <w:r>
+        <w:t xml:space="preserve">, but then </w:t>
+      </w:r>
+      <w:r>
+        <w:rPr>
+          <w:b/>
+        </w:rPr>
+        <w:t>sat in Polling</w:t>
+      </w:r>
+      <w:r>
+        <w:t xml:space="preserve"> and never reached </w:t>
+      </w:r>
+      <w:r>
+        <w:rPr>
+          <w:rFonts w:ascii="Consolas" w:hAnsi="Consolas"/>
+          <w:color w:val="A31D1D"/>
+          <w:sz w:val="18"/>
+        </w:rPr>
+        <w:t>Configuration</w:t>
+      </w:r>
+      <w:r>
+        <w:t xml:space="preserve">, </w:t>
+      </w:r>
+      <w:r>
+        <w:rPr>
+          <w:rFonts w:ascii="Consolas" w:hAnsi="Consolas"/>
+          <w:color w:val="A31D1D"/>
+          <w:sz w:val="18"/>
+        </w:rPr>
+        <w:t>L0</w:t>
+      </w:r>
+      <w:r>
+        <w:t>, or link-up.</w:t>
+      </w:r>
+    </w:p>
+    <w:p>
+      <w:r>
+        <w:rPr>
+          <w:b/>
+        </w:rPr>
+        <w:t>Root cause — the two sides drive `finish` with different lifetimes.</w:t>
+      </w:r>
+      <w:r>
+        <w:t xml:space="preserve"> </w:t>
+      </w:r>
+      <w:r>
+        <w:rPr>
+          <w:rFonts w:ascii="Consolas" w:hAnsi="Consolas"/>
+          <w:color w:val="A31D1D"/>
+          <w:sz w:val="18"/>
+        </w:rPr>
+        <w:t>mainLTSSM</w:t>
+      </w:r>
+      <w:r>
+        <w:t xml:space="preserve"> arbitrates between the TX and RX sub-FSMs using four wires (</w:t>
+      </w:r>
+      <w:r>
+        <w:rPr>
+          <w:rFonts w:ascii="Consolas" w:hAnsi="Consolas"/>
+          <w:color w:val="A31D1D"/>
+          <w:sz w:val="18"/>
+        </w:rPr>
+        <w:t>PCIE.v:149-152</w:t>
+      </w:r>
+      <w:r>
+        <w:t>):</w:t>
+      </w:r>
+    </w:p>
+    <w:tbl>
+      <w:tblPr>
+        <w:tblStyle w:val="LightGrid-Accent1"/>
+        <w:tblW w:type="auto" w:w="0"/>
+        <w:jc w:val="left"/>
+        <w:tblLook w:firstColumn="1" w:firstRow="1" w:lastColumn="0" w:lastRow="0" w:noHBand="0" w:noVBand="1" w:val="04A0"/>
+      </w:tblPr>
+      <w:tblGrid>
+        <w:gridCol w:w="2160"/>
+        <w:gridCol w:w="2160"/>
+        <w:gridCol w:w="2160"/>
+        <w:gridCol w:w="2160"/>
+      </w:tblGrid>
+      <w:tr>
+        <w:tc>
+          <w:tcPr>
+            <w:tcW w:type="dxa" w:w="2160"/>
+          </w:tcPr>
+          <w:p>
+            <w:r>
+              <w:rPr>
+                <w:b/>
+                <w:sz w:val="18"/>
+              </w:rPr>
+            </w:r>
+            <w:r>
+              <w:rPr>
+                <w:rFonts w:ascii="Consolas" w:hAnsi="Consolas"/>
+                <w:b/>
+                <w:color w:val="A31D1D"/>
+                <w:sz w:val="18"/>
+              </w:rPr>
+              <w:t>mainLTSSM</w:t>
+            </w:r>
+            <w:r>
+              <w:rPr>
+                <w:b/>
+                <w:sz w:val="18"/>
+              </w:rPr>
+              <w:t xml:space="preserve"> name</w:t>
+            </w:r>
+          </w:p>
+        </w:tc>
+        <w:tc>
+          <w:tcPr>
+            <w:tcW w:type="dxa" w:w="2160"/>
+          </w:tcPr>
+          <w:p>
+            <w:r>
+              <w:rPr>
+                <w:b/>
+                <w:sz w:val="18"/>
+              </w:rPr>
+            </w:r>
+            <w:r>
+              <w:rPr>
+                <w:b/>
+                <w:sz w:val="18"/>
+              </w:rPr>
+              <w:t>actual net</w:t>
+            </w:r>
+          </w:p>
+        </w:tc>
+        <w:tc>
+          <w:tcPr>
+            <w:tcW w:type="dxa" w:w="2160"/>
+          </w:tcPr>
+          <w:p>
+            <w:r>
+              <w:rPr>
+                <w:b/>
+                <w:sz w:val="18"/>
+              </w:rPr>
+            </w:r>
+            <w:r>
+              <w:rPr>
+                <w:b/>
+                <w:sz w:val="18"/>
+              </w:rPr>
+              <w:t>producer</w:t>
+            </w:r>
+          </w:p>
+        </w:tc>
+        <w:tc>
+          <w:tcPr>
+            <w:tcW w:type="dxa" w:w="2160"/>
+          </w:tcPr>
+          <w:p>
+            <w:r>
+              <w:rPr>
+                <w:b/>
+                <w:sz w:val="18"/>
+              </w:rPr>
+            </w:r>
+            <w:r>
+              <w:rPr>
+                <w:b/>
+                <w:sz w:val="18"/>
+              </w:rPr>
+              <w:t>lifetime of the request</w:t>
+            </w:r>
+          </w:p>
+        </w:tc>
+      </w:tr>
+      <w:tr>
+        <w:tc>
+          <w:tcPr>
+            <w:tcW w:type="dxa" w:w="2160"/>
+          </w:tcPr>
+          <w:p>
+            <w:r>
+              <w:rPr>
+                <w:sz w:val="18"/>
+              </w:rPr>
+            </w:r>
+            <w:r>
+              <w:rPr>
+                <w:rFonts w:ascii="Consolas" w:hAnsi="Consolas"/>
+                <w:color w:val="A31D1D"/>
+                <w:sz w:val="18"/>
+              </w:rPr>
+              <w:t>finishTx</w:t>
+            </w:r>
+            <w:r>
+              <w:rPr>
+                <w:sz w:val="18"/>
+              </w:rPr>
+              <w:t xml:space="preserve"> / </w:t>
+            </w:r>
+            <w:r>
+              <w:rPr>
+                <w:rFonts w:ascii="Consolas" w:hAnsi="Consolas"/>
+                <w:color w:val="A31D1D"/>
+                <w:sz w:val="18"/>
+              </w:rPr>
+              <w:t>gotoTx</w:t>
+            </w:r>
+          </w:p>
+        </w:tc>
+        <w:tc>
+          <w:tcPr>
+            <w:tcW w:type="dxa" w:w="2160"/>
+          </w:tcPr>
+          <w:p>
+            <w:r>
+              <w:rPr>
+                <w:sz w:val="18"/>
+              </w:rPr>
+            </w:r>
+            <w:r>
+              <w:rPr>
+                <w:rFonts w:ascii="Consolas" w:hAnsi="Consolas"/>
+                <w:color w:val="A31D1D"/>
+                <w:sz w:val="18"/>
+              </w:rPr>
+              <w:t>TXFinishFlag</w:t>
+            </w:r>
+            <w:r>
+              <w:rPr>
+                <w:sz w:val="18"/>
+              </w:rPr>
+              <w:t xml:space="preserve"> / </w:t>
+            </w:r>
+            <w:r>
+              <w:rPr>
+                <w:rFonts w:ascii="Consolas" w:hAnsi="Consolas"/>
+                <w:color w:val="A31D1D"/>
+                <w:sz w:val="18"/>
+              </w:rPr>
+              <w:t>TXExitTo</w:t>
+            </w:r>
+          </w:p>
+        </w:tc>
+        <w:tc>
+          <w:tcPr>
+            <w:tcW w:type="dxa" w:w="2160"/>
+          </w:tcPr>
+          <w:p>
+            <w:r>
+              <w:rPr>
+                <w:sz w:val="18"/>
+              </w:rPr>
+            </w:r>
+            <w:r>
+              <w:rPr>
+                <w:rFonts w:ascii="Consolas" w:hAnsi="Consolas"/>
+                <w:color w:val="A31D1D"/>
+                <w:sz w:val="18"/>
+              </w:rPr>
+              <w:t>TxLtssm.v</w:t>
+            </w:r>
+          </w:p>
+        </w:tc>
+        <w:tc>
+          <w:tcPr>
+            <w:tcW w:type="dxa" w:w="2160"/>
+          </w:tcPr>
+          <w:p>
+            <w:r>
+              <w:rPr>
+                <w:sz w:val="18"/>
+              </w:rPr>
+            </w:r>
+            <w:r>
+              <w:rPr>
+                <w:b/>
+                <w:sz w:val="18"/>
+              </w:rPr>
+              <w:t>LEVEL</w:t>
+            </w:r>
+            <w:r>
+              <w:rPr>
+                <w:sz w:val="18"/>
+              </w:rPr>
+              <w:t xml:space="preserve"> — held high</w:t>
+            </w:r>
+          </w:p>
+        </w:tc>
+      </w:tr>
+      <w:tr>
+        <w:tc>
+          <w:tcPr>
+            <w:tcW w:type="dxa" w:w="2160"/>
+          </w:tcPr>
+          <w:p>
+            <w:r>
+              <w:rPr>
+                <w:sz w:val="18"/>
+              </w:rPr>
+            </w:r>
+            <w:r>
+              <w:rPr>
+                <w:rFonts w:ascii="Consolas" w:hAnsi="Consolas"/>
+                <w:color w:val="A31D1D"/>
+                <w:sz w:val="18"/>
+              </w:rPr>
+              <w:t>finishRx</w:t>
+            </w:r>
+            <w:r>
+              <w:rPr>
+                <w:sz w:val="18"/>
+              </w:rPr>
+              <w:t xml:space="preserve"> / </w:t>
+            </w:r>
+            <w:r>
+              <w:rPr>
+                <w:rFonts w:ascii="Consolas" w:hAnsi="Consolas"/>
+                <w:color w:val="A31D1D"/>
+                <w:sz w:val="18"/>
+              </w:rPr>
+              <w:t>gotoRx</w:t>
+            </w:r>
+          </w:p>
+        </w:tc>
+        <w:tc>
+          <w:tcPr>
+            <w:tcW w:type="dxa" w:w="2160"/>
+          </w:tcPr>
+          <w:p>
+            <w:r>
+              <w:rPr>
+                <w:sz w:val="18"/>
+              </w:rPr>
+            </w:r>
+            <w:r>
+              <w:rPr>
+                <w:rFonts w:ascii="Consolas" w:hAnsi="Consolas"/>
+                <w:color w:val="A31D1D"/>
+                <w:sz w:val="18"/>
+              </w:rPr>
+              <w:t>RXfinish</w:t>
+            </w:r>
+            <w:r>
+              <w:rPr>
+                <w:sz w:val="18"/>
+              </w:rPr>
+              <w:t xml:space="preserve"> / </w:t>
+            </w:r>
+            <w:r>
+              <w:rPr>
+                <w:rFonts w:ascii="Consolas" w:hAnsi="Consolas"/>
+                <w:color w:val="A31D1D"/>
+                <w:sz w:val="18"/>
+              </w:rPr>
+              <w:t>RXexitTo</w:t>
+            </w:r>
+          </w:p>
+        </w:tc>
+        <w:tc>
+          <w:tcPr>
+            <w:tcW w:type="dxa" w:w="2160"/>
+          </w:tcPr>
+          <w:p>
+            <w:r>
+              <w:rPr>
+                <w:sz w:val="18"/>
+              </w:rPr>
+            </w:r>
+            <w:r>
+              <w:rPr>
+                <w:rFonts w:ascii="Consolas" w:hAnsi="Consolas"/>
+                <w:color w:val="A31D1D"/>
+                <w:sz w:val="18"/>
+              </w:rPr>
+              <w:t>Master_RX_LTSSM.v</w:t>
+            </w:r>
+          </w:p>
+        </w:tc>
+        <w:tc>
+          <w:tcPr>
+            <w:tcW w:type="dxa" w:w="2160"/>
+          </w:tcPr>
+          <w:p>
+            <w:r>
+              <w:rPr>
+                <w:sz w:val="18"/>
+              </w:rPr>
+            </w:r>
+            <w:r>
+              <w:rPr>
+                <w:b/>
+                <w:sz w:val="18"/>
+              </w:rPr>
+              <w:t>ONE-CYCLE STROBE</w:t>
+            </w:r>
+          </w:p>
+        </w:tc>
+      </w:tr>
+    </w:tbl>
+    <w:p/>
+    <w:p>
+      <w:pPr>
+        <w:pStyle w:val="ListBullet"/>
+      </w:pPr>
+      <w:r>
+        <w:t xml:space="preserve">On the TX side, </w:t>
+      </w:r>
+      <w:r>
+        <w:rPr>
+          <w:rFonts w:ascii="Consolas" w:hAnsi="Consolas"/>
+          <w:color w:val="A31D1D"/>
+          <w:sz w:val="18"/>
+        </w:rPr>
+        <w:t>TxLtssm.v:140-177</w:t>
+      </w:r>
+      <w:r>
+        <w:t xml:space="preserve"> computes </w:t>
+      </w:r>
+      <w:r>
+        <w:rPr>
+          <w:rFonts w:ascii="Consolas" w:hAnsi="Consolas"/>
+          <w:color w:val="A31D1D"/>
+          <w:sz w:val="18"/>
+        </w:rPr>
+        <w:t>ExitToFlag</w:t>
+      </w:r>
+      <w:r>
+        <w:t xml:space="preserve"> combinationally and</w:t>
+      </w:r>
+    </w:p>
+    <w:p>
+      <w:r>
+        <w:t xml:space="preserve">sets it to </w:t>
+      </w:r>
+      <w:r>
+        <w:rPr>
+          <w:rFonts w:ascii="Consolas" w:hAnsi="Consolas"/>
+          <w:color w:val="A31D1D"/>
+          <w:sz w:val="18"/>
+        </w:rPr>
+        <w:t>1</w:t>
+      </w:r>
+      <w:r>
+        <w:t xml:space="preserve"> for as long as the state condition holds (</w:t>
+      </w:r>
+      <w:r>
+        <w:rPr>
+          <w:rFonts w:ascii="Consolas" w:hAnsi="Consolas"/>
+          <w:color w:val="A31D1D"/>
+          <w:sz w:val="18"/>
+        </w:rPr>
+        <w:t>PollingConfigration &amp;&amp; OSCount &gt;= 16</w:t>
+      </w:r>
+      <w:r>
+        <w:t xml:space="preserve">). Registered at </w:t>
+      </w:r>
+      <w:r>
+        <w:rPr>
+          <w:rFonts w:ascii="Consolas" w:hAnsi="Consolas"/>
+          <w:color w:val="A31D1D"/>
+          <w:sz w:val="18"/>
+        </w:rPr>
+        <w:t>TxLtssm.v:785-786</w:t>
+      </w:r>
+      <w:r>
+        <w:t xml:space="preserve">, so </w:t>
+      </w:r>
+      <w:r>
+        <w:rPr>
+          <w:rFonts w:ascii="Consolas" w:hAnsi="Consolas"/>
+          <w:color w:val="A31D1D"/>
+          <w:sz w:val="18"/>
+        </w:rPr>
+        <w:t>TXFinishFlag</w:t>
+      </w:r>
+      <w:r>
+        <w:t>/</w:t>
+      </w:r>
+      <w:r>
+        <w:rPr>
+          <w:rFonts w:ascii="Consolas" w:hAnsi="Consolas"/>
+          <w:color w:val="A31D1D"/>
+          <w:sz w:val="18"/>
+        </w:rPr>
+        <w:t>TXExitTo</w:t>
+      </w:r>
+      <w:r>
+        <w:t xml:space="preserve"> stay asserted across </w:t>
+      </w:r>
+      <w:r>
+        <w:rPr>
+          <w:b/>
+        </w:rPr>
+        <w:t>many</w:t>
+      </w:r>
+      <w:r>
+        <w:t xml:space="preserve"> cycles.</w:t>
+      </w:r>
+    </w:p>
+    <w:p>
+      <w:pPr>
+        <w:pStyle w:val="ListBullet"/>
+      </w:pPr>
+      <w:r>
+        <w:t xml:space="preserve">On the RX side, </w:t>
+      </w:r>
+      <w:r>
+        <w:rPr>
+          <w:rFonts w:ascii="Consolas" w:hAnsi="Consolas"/>
+          <w:color w:val="A31D1D"/>
+          <w:sz w:val="18"/>
+        </w:rPr>
+        <w:t>FSM-003</w:t>
+      </w:r>
+      <w:r>
+        <w:t xml:space="preserve"> deliberately removed a latch and gave </w:t>
+      </w:r>
+      <w:r>
+        <w:rPr>
+          <w:rFonts w:ascii="Consolas" w:hAnsi="Consolas"/>
+          <w:color w:val="A31D1D"/>
+          <w:sz w:val="18"/>
+        </w:rPr>
+        <w:t>finish</w:t>
+      </w:r>
+      <w:r>
+        <w:t xml:space="preserve"> a</w:t>
+      </w:r>
+    </w:p>
+    <w:p>
+      <w:r>
+        <w:t xml:space="preserve">default of </w:t>
+      </w:r>
+      <w:r>
+        <w:rPr>
+          <w:rFonts w:ascii="Consolas" w:hAnsi="Consolas"/>
+          <w:color w:val="A31D1D"/>
+          <w:sz w:val="18"/>
+        </w:rPr>
+        <w:t>1'b0</w:t>
+      </w:r>
+      <w:r>
+        <w:t xml:space="preserve">; its mini-FSM asserts </w:t>
+      </w:r>
+      <w:r>
+        <w:rPr>
+          <w:rFonts w:ascii="Consolas" w:hAnsi="Consolas"/>
+          <w:color w:val="A31D1D"/>
+          <w:sz w:val="18"/>
+        </w:rPr>
+        <w:t>finish = 1'b1</w:t>
+      </w:r>
+      <w:r>
+        <w:t xml:space="preserve"> </w:t>
+      </w:r>
+      <w:r>
+        <w:rPr>
+          <w:b/>
+        </w:rPr>
+        <w:t>only</w:t>
+      </w:r>
+      <w:r>
+        <w:t xml:space="preserve"> in the </w:t>
+      </w:r>
+      <w:r>
+        <w:rPr>
+          <w:rFonts w:ascii="Consolas" w:hAnsi="Consolas"/>
+          <w:color w:val="A31D1D"/>
+          <w:sz w:val="18"/>
+        </w:rPr>
+        <w:t>success</w:t>
+      </w:r>
+      <w:r>
+        <w:t xml:space="preserve"> state and immediately returns to </w:t>
+      </w:r>
+      <w:r>
+        <w:rPr>
+          <w:rFonts w:ascii="Consolas" w:hAnsi="Consolas"/>
+          <w:color w:val="A31D1D"/>
+          <w:sz w:val="18"/>
+        </w:rPr>
+        <w:t>start</w:t>
+      </w:r>
+      <w:r>
+        <w:t xml:space="preserve"> (</w:t>
+      </w:r>
+      <w:r>
+        <w:rPr>
+          <w:rFonts w:ascii="Consolas" w:hAnsi="Consolas"/>
+          <w:color w:val="A31D1D"/>
+          <w:sz w:val="18"/>
+        </w:rPr>
+        <w:t>Master_RX_LTSSM.v:238-252</w:t>
+      </w:r>
+      <w:r>
+        <w:t xml:space="preserve">). So </w:t>
+      </w:r>
+      <w:r>
+        <w:rPr>
+          <w:rFonts w:ascii="Consolas" w:hAnsi="Consolas"/>
+          <w:color w:val="A31D1D"/>
+          <w:sz w:val="18"/>
+        </w:rPr>
+        <w:t>RXfinish</w:t>
+      </w:r>
+      <w:r>
+        <w:t>/</w:t>
+      </w:r>
+      <w:r>
+        <w:rPr>
+          <w:rFonts w:ascii="Consolas" w:hAnsi="Consolas"/>
+          <w:color w:val="A31D1D"/>
+          <w:sz w:val="18"/>
+        </w:rPr>
+        <w:t>RXexitTo</w:t>
+      </w:r>
+      <w:r>
+        <w:t xml:space="preserve"> are a genuine </w:t>
+      </w:r>
+      <w:r>
+        <w:rPr>
+          <w:b/>
+        </w:rPr>
+        <w:t>single-cycle</w:t>
+      </w:r>
+      <w:r>
+        <w:t xml:space="preserve"> pulse, and </w:t>
+      </w:r>
+      <w:r>
+        <w:rPr>
+          <w:rFonts w:ascii="Consolas" w:hAnsi="Consolas"/>
+          <w:color w:val="A31D1D"/>
+          <w:sz w:val="18"/>
+        </w:rPr>
+        <w:t>exitTo</w:t>
+      </w:r>
+      <w:r>
+        <w:t xml:space="preserve"> is only meaningful during it.</w:t>
+      </w:r>
+    </w:p>
+    <w:p>
+      <w:r>
+        <w:t>The transition out of Polling was written as</w:t>
+      </w:r>
+    </w:p>
+    <w:p>
+      <w:pPr>
+        <w:spacing w:after="0"/>
+        <w:ind w:left="280"/>
+      </w:pPr>
+      <w:r>
+        <w:rPr>
+          <w:rFonts w:ascii="Consolas" w:hAnsi="Consolas"/>
+          <w:sz w:val="17"/>
+        </w:rPr>
+        <w:t>// rtl/maintlssm.v, {pollingConfiguration,pollingConfiguration} item — BEFORE</w:t>
+      </w:r>
+    </w:p>
+    <w:p>
+      <w:pPr>
+        <w:spacing w:after="0"/>
+        <w:ind w:left="280"/>
+      </w:pPr>
+      <w:r>
+        <w:rPr>
+          <w:rFonts w:ascii="Consolas" w:hAnsi="Consolas"/>
+          <w:sz w:val="17"/>
+        </w:rPr>
+        <w:t>if (finishTx &amp;&amp; finishRx &amp;&amp; gotoTx==configurationLinkWidthStart</w:t>
+      </w:r>
+    </w:p>
+    <w:p>
+      <w:pPr>
+        <w:spacing w:after="0"/>
+        <w:ind w:left="280"/>
+      </w:pPr>
+      <w:r>
+        <w:rPr>
+          <w:rFonts w:ascii="Consolas" w:hAnsi="Consolas"/>
+          <w:sz w:val="17"/>
+        </w:rPr>
+        <w:t xml:space="preserve">                        &amp;&amp; gotoRx==configurationLinkWidthStart)</w:t>
+      </w:r>
+    </w:p>
+    <w:p/>
+    <w:p>
+      <w:r>
+        <w:t xml:space="preserve">That requires a </w:t>
+      </w:r>
+      <w:r>
+        <w:rPr>
+          <w:b/>
+        </w:rPr>
+        <w:t>one-cycle strobe to land on the same clock edge as a level</w:t>
+      </w:r>
+      <w:r>
+        <w:t xml:space="preserve">, with both exit targets matching. TX and RX progress independently — TX's request depends on </w:t>
+      </w:r>
+      <w:r>
+        <w:rPr>
+          <w:rFonts w:ascii="Consolas" w:hAnsi="Consolas"/>
+          <w:color w:val="A31D1D"/>
+          <w:sz w:val="18"/>
+        </w:rPr>
+        <w:t>OSCount</w:t>
+      </w:r>
+      <w:r>
+        <w:t xml:space="preserve">, RX's on its own comparators and timers — so when RX pulses first, its request is </w:t>
+      </w:r>
+      <w:r>
+        <w:rPr>
+          <w:b/>
+        </w:rPr>
+        <w:t>discarded on the very next cycle and never re-issued</w:t>
+      </w:r>
+      <w:r>
+        <w:t xml:space="preserve">. The FSM then waits forever in </w:t>
+      </w:r>
+      <w:r>
+        <w:rPr>
+          <w:rFonts w:ascii="Consolas" w:hAnsi="Consolas"/>
+          <w:color w:val="A31D1D"/>
+          <w:sz w:val="18"/>
+        </w:rPr>
+        <w:t>Polling.Configuration</w:t>
+      </w:r>
+      <w:r>
+        <w:t>. This is a race, not a deadlock: it can pass by luck and fail on the next run, which is why it looked intermittent.</w:t>
+      </w:r>
+    </w:p>
+    <w:p>
+      <w:r>
+        <w:rPr>
+          <w:b/>
+        </w:rPr>
+        <w:t>Why `FSM-006` did not already cover it.</w:t>
+      </w:r>
+      <w:r>
+        <w:t xml:space="preserve"> </w:t>
+      </w:r>
+      <w:r>
+        <w:rPr>
+          <w:rFonts w:ascii="Consolas" w:hAnsi="Consolas"/>
+          <w:color w:val="A31D1D"/>
+          <w:sz w:val="18"/>
+        </w:rPr>
+        <w:t>FSM-006</w:t>
+      </w:r>
+      <w:r>
+        <w:t xml:space="preserve"> identified exactly this failure mode and fixed it with sticky </w:t>
+      </w:r>
+      <w:r>
+        <w:rPr>
+          <w:rFonts w:ascii="Consolas" w:hAnsi="Consolas"/>
+          <w:color w:val="A31D1D"/>
+          <w:sz w:val="18"/>
+        </w:rPr>
+        <w:t>txPollingDone</w:t>
+      </w:r>
+      <w:r>
+        <w:t xml:space="preserve"> / </w:t>
+      </w:r>
+      <w:r>
+        <w:rPr>
+          <w:rFonts w:ascii="Consolas" w:hAnsi="Consolas"/>
+          <w:color w:val="A31D1D"/>
+          <w:sz w:val="18"/>
+        </w:rPr>
+        <w:t>rxPollingDone</w:t>
+      </w:r>
+      <w:r>
+        <w:t xml:space="preserve"> flags — but only for the single transition </w:t>
+      </w:r>
+      <w:r>
+        <w:rPr>
+          <w:rFonts w:ascii="Consolas" w:hAnsi="Consolas"/>
+          <w:color w:val="A31D1D"/>
+          <w:sz w:val="18"/>
+        </w:rPr>
+        <w:t>{detectActive,detectActive} → pollingActive</w:t>
+      </w:r>
+      <w:r>
+        <w:t xml:space="preserve">. Every </w:t>
+      </w:r>
+      <w:r>
+        <w:rPr>
+          <w:i/>
+        </w:rPr>
+        <w:t>later</w:t>
+      </w:r>
+      <w:r>
+        <w:t xml:space="preserve"> both-strobe transition still used the raw coincidence test:</w:t>
+      </w:r>
+    </w:p>
+    <w:tbl>
+      <w:tblPr>
+        <w:tblStyle w:val="LightGrid-Accent1"/>
+        <w:tblW w:type="auto" w:w="0"/>
+        <w:jc w:val="left"/>
+        <w:tblLook w:firstColumn="1" w:firstRow="1" w:lastColumn="0" w:lastRow="0" w:noHBand="0" w:noVBand="1" w:val="04A0"/>
+      </w:tblPr>
+      <w:tblGrid>
+        <w:gridCol w:w="2880"/>
+        <w:gridCol w:w="2880"/>
+        <w:gridCol w:w="2880"/>
+      </w:tblGrid>
+      <w:tr>
+        <w:tc>
+          <w:tcPr>
+            <w:tcW w:type="dxa" w:w="2880"/>
+          </w:tcPr>
+          <w:p>
+            <w:r>
+              <w:rPr>
+                <w:b/>
+                <w:sz w:val="18"/>
+              </w:rPr>
+            </w:r>
+            <w:r>
+              <w:rPr>
+                <w:b/>
+                <w:sz w:val="18"/>
+              </w:rPr>
+              <w:t>transition</w:t>
+            </w:r>
+          </w:p>
+        </w:tc>
+        <w:tc>
+          <w:tcPr>
+            <w:tcW w:type="dxa" w:w="2880"/>
+          </w:tcPr>
+          <w:p>
+            <w:r>
+              <w:rPr>
+                <w:b/>
+                <w:sz w:val="18"/>
+              </w:rPr>
+            </w:r>
+            <w:r>
+              <w:rPr>
+                <w:b/>
+                <w:sz w:val="18"/>
+              </w:rPr>
+              <w:t>old condition</w:t>
+            </w:r>
+          </w:p>
+        </w:tc>
+        <w:tc>
+          <w:tcPr>
+            <w:tcW w:type="dxa" w:w="2880"/>
+          </w:tcPr>
+          <w:p>
+            <w:r>
+              <w:rPr>
+                <w:b/>
+                <w:sz w:val="18"/>
+              </w:rPr>
+            </w:r>
+            <w:r>
+              <w:rPr>
+                <w:b/>
+                <w:sz w:val="18"/>
+              </w:rPr>
+              <w:t>effect</w:t>
+            </w:r>
+          </w:p>
+        </w:tc>
+      </w:tr>
+      <w:tr>
+        <w:tc>
+          <w:tcPr>
+            <w:tcW w:type="dxa" w:w="2880"/>
+          </w:tcPr>
+          <w:p>
+            <w:r>
+              <w:rPr>
+                <w:sz w:val="18"/>
+              </w:rPr>
+            </w:r>
+            <w:r>
+              <w:rPr>
+                <w:rFonts w:ascii="Consolas" w:hAnsi="Consolas"/>
+                <w:color w:val="A31D1D"/>
+                <w:sz w:val="18"/>
+              </w:rPr>
+              <w:t>{pollingConfiguration,pollingConfiguration}</w:t>
+            </w:r>
+            <w:r>
+              <w:rPr>
+                <w:sz w:val="18"/>
+              </w:rPr>
+              <w:t xml:space="preserve"> → </w:t>
+            </w:r>
+            <w:r>
+              <w:rPr>
+                <w:rFonts w:ascii="Consolas" w:hAnsi="Consolas"/>
+                <w:color w:val="A31D1D"/>
+                <w:sz w:val="18"/>
+              </w:rPr>
+              <w:t>configurationLinkWidthStart</w:t>
+            </w:r>
+          </w:p>
+        </w:tc>
+        <w:tc>
+          <w:tcPr>
+            <w:tcW w:type="dxa" w:w="2880"/>
+          </w:tcPr>
+          <w:p>
+            <w:r>
+              <w:rPr>
+                <w:sz w:val="18"/>
+              </w:rPr>
+            </w:r>
+            <w:r>
+              <w:rPr>
+                <w:sz w:val="18"/>
+              </w:rPr>
+              <w:t>both strobes, same edge</w:t>
+            </w:r>
+          </w:p>
+        </w:tc>
+        <w:tc>
+          <w:tcPr>
+            <w:tcW w:type="dxa" w:w="2880"/>
+          </w:tcPr>
+          <w:p>
+            <w:r>
+              <w:rPr>
+                <w:sz w:val="18"/>
+              </w:rPr>
+            </w:r>
+            <w:r>
+              <w:rPr>
+                <w:b/>
+                <w:sz w:val="18"/>
+              </w:rPr>
+              <w:t>the reported stall</w:t>
+            </w:r>
+          </w:p>
+        </w:tc>
+      </w:tr>
+      <w:tr>
+        <w:tc>
+          <w:tcPr>
+            <w:tcW w:type="dxa" w:w="2880"/>
+          </w:tcPr>
+          <w:p>
+            <w:r>
+              <w:rPr>
+                <w:sz w:val="18"/>
+              </w:rPr>
+            </w:r>
+            <w:r>
+              <w:rPr>
+                <w:rFonts w:ascii="Consolas" w:hAnsi="Consolas"/>
+                <w:color w:val="A31D1D"/>
+                <w:sz w:val="18"/>
+              </w:rPr>
+              <w:t>{configurationComplete,configurationComplete}</w:t>
+            </w:r>
+            <w:r>
+              <w:rPr>
+                <w:sz w:val="18"/>
+              </w:rPr>
+              <w:t xml:space="preserve"> → </w:t>
+            </w:r>
+            <w:r>
+              <w:rPr>
+                <w:rFonts w:ascii="Consolas" w:hAnsi="Consolas"/>
+                <w:color w:val="A31D1D"/>
+                <w:sz w:val="18"/>
+              </w:rPr>
+              <w:t>configurationIdle</w:t>
+            </w:r>
+          </w:p>
+        </w:tc>
+        <w:tc>
+          <w:tcPr>
+            <w:tcW w:type="dxa" w:w="2880"/>
+          </w:tcPr>
+          <w:p>
+            <w:r>
+              <w:rPr>
+                <w:sz w:val="18"/>
+              </w:rPr>
+            </w:r>
+            <w:r>
+              <w:rPr>
+                <w:sz w:val="18"/>
+              </w:rPr>
+              <w:t xml:space="preserve">both strobes, same edge </w:t>
+            </w:r>
+            <w:r>
+              <w:rPr>
+                <w:b/>
+                <w:sz w:val="18"/>
+              </w:rPr>
+              <w:t>+ typo</w:t>
+            </w:r>
+          </w:p>
+        </w:tc>
+        <w:tc>
+          <w:tcPr>
+            <w:tcW w:type="dxa" w:w="2880"/>
+          </w:tcPr>
+          <w:p>
+            <w:r>
+              <w:rPr>
+                <w:sz w:val="18"/>
+              </w:rPr>
+            </w:r>
+            <w:r>
+              <w:rPr>
+                <w:sz w:val="18"/>
+              </w:rPr>
+              <w:t>would stall Configuration</w:t>
+            </w:r>
+          </w:p>
+        </w:tc>
+      </w:tr>
+      <w:tr>
+        <w:tc>
+          <w:tcPr>
+            <w:tcW w:type="dxa" w:w="2880"/>
+          </w:tcPr>
+          <w:p>
+            <w:r>
+              <w:rPr>
+                <w:sz w:val="18"/>
+              </w:rPr>
+            </w:r>
+            <w:r>
+              <w:rPr>
+                <w:rFonts w:ascii="Consolas" w:hAnsi="Consolas"/>
+                <w:color w:val="A31D1D"/>
+                <w:sz w:val="18"/>
+              </w:rPr>
+              <w:t>{recoveryIdle,recoveryIdle}</w:t>
+            </w:r>
+            <w:r>
+              <w:rPr>
+                <w:sz w:val="18"/>
+              </w:rPr>
+              <w:t xml:space="preserve"> → </w:t>
+            </w:r>
+            <w:r>
+              <w:rPr>
+                <w:rFonts w:ascii="Consolas" w:hAnsi="Consolas"/>
+                <w:color w:val="A31D1D"/>
+                <w:sz w:val="18"/>
+              </w:rPr>
+              <w:t>L0</w:t>
+            </w:r>
+          </w:p>
+        </w:tc>
+        <w:tc>
+          <w:tcPr>
+            <w:tcW w:type="dxa" w:w="2880"/>
+          </w:tcPr>
+          <w:p>
+            <w:r>
+              <w:rPr>
+                <w:sz w:val="18"/>
+              </w:rPr>
+            </w:r>
+            <w:r>
+              <w:rPr>
+                <w:sz w:val="18"/>
+              </w:rPr>
+              <w:t>both strobes, same edge</w:t>
+            </w:r>
+          </w:p>
+        </w:tc>
+        <w:tc>
+          <w:tcPr>
+            <w:tcW w:type="dxa" w:w="2880"/>
+          </w:tcPr>
+          <w:p>
+            <w:r>
+              <w:rPr>
+                <w:sz w:val="18"/>
+              </w:rPr>
+            </w:r>
+            <w:r>
+              <w:rPr>
+                <w:sz w:val="18"/>
+              </w:rPr>
+              <w:t>would stall Recovery</w:t>
+            </w:r>
+          </w:p>
+        </w:tc>
+      </w:tr>
+      <w:tr>
+        <w:tc>
+          <w:tcPr>
+            <w:tcW w:type="dxa" w:w="2880"/>
+          </w:tcPr>
+          <w:p>
+            <w:r>
+              <w:rPr>
+                <w:sz w:val="18"/>
+              </w:rPr>
+            </w:r>
+            <w:r>
+              <w:rPr>
+                <w:rFonts w:ascii="Consolas" w:hAnsi="Consolas"/>
+                <w:color w:val="A31D1D"/>
+                <w:sz w:val="18"/>
+              </w:rPr>
+              <w:t>{configurationLinkWidthAccept,…}</w:t>
+            </w:r>
+            <w:r>
+              <w:rPr>
+                <w:sz w:val="18"/>
+              </w:rPr>
+              <w:t xml:space="preserve"> → </w:t>
+            </w:r>
+            <w:r>
+              <w:rPr>
+                <w:rFonts w:ascii="Consolas" w:hAnsi="Consolas"/>
+                <w:color w:val="A31D1D"/>
+                <w:sz w:val="18"/>
+              </w:rPr>
+              <w:t>configurationLanenumWait</w:t>
+            </w:r>
+            <w:r>
+              <w:rPr>
+                <w:sz w:val="18"/>
+              </w:rPr>
+              <w:t xml:space="preserve"> (</w:t>
+            </w:r>
+            <w:r>
+              <w:rPr>
+                <w:rFonts w:ascii="Consolas" w:hAnsi="Consolas"/>
+                <w:color w:val="A31D1D"/>
+                <w:sz w:val="18"/>
+              </w:rPr>
+              <w:t>DEVICETYPE==1</w:t>
+            </w:r>
+            <w:r>
+              <w:rPr>
+                <w:sz w:val="18"/>
+              </w:rPr>
+              <w:t>)</w:t>
+            </w:r>
+          </w:p>
+        </w:tc>
+        <w:tc>
+          <w:tcPr>
+            <w:tcW w:type="dxa" w:w="2880"/>
+          </w:tcPr>
+          <w:p>
+            <w:r>
+              <w:rPr>
+                <w:sz w:val="18"/>
+              </w:rPr>
+            </w:r>
+            <w:r>
+              <w:rPr>
+                <w:sz w:val="18"/>
+              </w:rPr>
+              <w:t>both strobes, same edge</w:t>
+            </w:r>
+          </w:p>
+        </w:tc>
+        <w:tc>
+          <w:tcPr>
+            <w:tcW w:type="dxa" w:w="2880"/>
+          </w:tcPr>
+          <w:p>
+            <w:r>
+              <w:rPr>
+                <w:sz w:val="18"/>
+              </w:rPr>
+            </w:r>
+            <w:r>
+              <w:rPr>
+                <w:sz w:val="18"/>
+              </w:rPr>
+              <w:t>upstream builds only</w:t>
+            </w:r>
+          </w:p>
+        </w:tc>
+      </w:tr>
+    </w:tbl>
+    <w:p/>
+    <w:p>
+      <w:r>
+        <w:rPr>
+          <w:b/>
+        </w:rPr>
+        <w:t>Second defect found in the same pass (copy/paste typo).</w:t>
+      </w:r>
+      <w:r>
+        <w:t xml:space="preserve"> </w:t>
+      </w:r>
+      <w:r>
+        <w:rPr>
+          <w:rFonts w:ascii="Consolas" w:hAnsi="Consolas"/>
+          <w:color w:val="A31D1D"/>
+          <w:sz w:val="18"/>
+        </w:rPr>
+        <w:t>{configurationComplete,configurationComplete}</w:t>
+      </w:r>
+      <w:r>
+        <w:t xml:space="preserve"> read:</w:t>
+      </w:r>
+    </w:p>
+    <w:p>
+      <w:pPr>
+        <w:spacing w:after="0"/>
+        <w:ind w:left="280"/>
+      </w:pPr>
+      <w:r>
+        <w:rPr>
+          <w:rFonts w:ascii="Consolas" w:hAnsi="Consolas"/>
+          <w:sz w:val="17"/>
+        </w:rPr>
+        <w:t>// BEFORE — note gotoRx tested TWICE, gotoTx never tested at all</w:t>
+      </w:r>
+    </w:p>
+    <w:p>
+      <w:pPr>
+        <w:spacing w:after="0"/>
+        <w:ind w:left="280"/>
+      </w:pPr>
+      <w:r>
+        <w:rPr>
+          <w:rFonts w:ascii="Consolas" w:hAnsi="Consolas"/>
+          <w:sz w:val="17"/>
+        </w:rPr>
+        <w:t>if (finishRx&amp;&amp;gotoRx==configurationIdle&amp;&amp;finishTx&amp;&amp;gotoRx==configurationIdle)</w:t>
+      </w:r>
+    </w:p>
+    <w:p/>
+    <w:p>
+      <w:r>
+        <w:t xml:space="preserve">so the TX side's requested exit state was </w:t>
+      </w:r>
+      <w:r>
+        <w:rPr>
+          <w:b/>
+        </w:rPr>
+        <w:t>never checked</w:t>
+      </w:r>
+      <w:r>
+        <w:t>. Combined with the race above this transition was doubly broken.</w:t>
+      </w:r>
+    </w:p>
+    <w:p>
+      <w:r>
+        <w:rPr>
+          <w:b/>
+        </w:rPr>
+        <w:t>Fix.</w:t>
+      </w:r>
+      <w:r>
+        <w:t xml:space="preserve"> Generalize the </w:t>
+      </w:r>
+      <w:r>
+        <w:rPr>
+          <w:rFonts w:ascii="Consolas" w:hAnsi="Consolas"/>
+          <w:color w:val="A31D1D"/>
+          <w:sz w:val="18"/>
+        </w:rPr>
+        <w:t>FSM-006</w:t>
+      </w:r>
+      <w:r>
+        <w:t xml:space="preserve"> pattern instead of repeating it per transition. Four registers latch each side's outstanding request (</w:t>
+      </w:r>
+      <w:r>
+        <w:rPr>
+          <w:rFonts w:ascii="Consolas" w:hAnsi="Consolas"/>
+          <w:color w:val="A31D1D"/>
+          <w:sz w:val="18"/>
+        </w:rPr>
+        <w:t>rtl/maintlssm.v:98</w:t>
+      </w:r>
+      <w:r>
+        <w:t>):</w:t>
+      </w:r>
+    </w:p>
+    <w:p>
+      <w:pPr>
+        <w:spacing w:after="0"/>
+        <w:ind w:left="280"/>
+      </w:pPr>
+      <w:r>
+        <w:rPr>
+          <w:rFonts w:ascii="Consolas" w:hAnsi="Consolas"/>
+          <w:sz w:val="17"/>
+        </w:rPr>
+        <w:t>reg       txHsValid;   reg [4:0] txHsTarget;</w:t>
+      </w:r>
+    </w:p>
+    <w:p>
+      <w:pPr>
+        <w:spacing w:after="0"/>
+        <w:ind w:left="280"/>
+      </w:pPr>
+      <w:r>
+        <w:rPr>
+          <w:rFonts w:ascii="Consolas" w:hAnsi="Consolas"/>
+          <w:sz w:val="17"/>
+        </w:rPr>
+        <w:t>reg       rxHsValid;   reg [4:0] rxHsTarget;</w:t>
+      </w:r>
+    </w:p>
+    <w:p/>
+    <w:p>
+      <w:r>
+        <w:t>Captured in the clocked block (</w:t>
+      </w:r>
+      <w:r>
+        <w:rPr>
+          <w:rFonts w:ascii="Consolas" w:hAnsi="Consolas"/>
+          <w:color w:val="A31D1D"/>
+          <w:sz w:val="18"/>
+        </w:rPr>
+        <w:t>:374</w:t>
+      </w:r>
+      <w:r>
+        <w:t xml:space="preserve">): when a side strobes </w:t>
+      </w:r>
+      <w:r>
+        <w:rPr>
+          <w:rFonts w:ascii="Consolas" w:hAnsi="Consolas"/>
+          <w:color w:val="A31D1D"/>
+          <w:sz w:val="18"/>
+        </w:rPr>
+        <w:t>finish</w:t>
+      </w:r>
+      <w:r>
+        <w:t xml:space="preserve"> with a non-</w:t>
+      </w:r>
+      <w:r>
+        <w:rPr>
+          <w:rFonts w:ascii="Consolas" w:hAnsi="Consolas"/>
+          <w:color w:val="A31D1D"/>
+          <w:sz w:val="18"/>
+        </w:rPr>
+        <w:t>detectQuiet</w:t>
+      </w:r>
+      <w:r>
+        <w:t xml:space="preserve"> target, the target is </w:t>
+      </w:r>
+      <w:r>
+        <w:rPr>
+          <w:b/>
+        </w:rPr>
+        <w:t>remembered</w:t>
+      </w:r>
+      <w:r>
+        <w:t xml:space="preserve">. The capture is retired as soon as the substate pair actually moves, and dropped entirely on any return to </w:t>
+      </w:r>
+      <w:r>
+        <w:rPr>
+          <w:rFonts w:ascii="Consolas" w:hAnsi="Consolas"/>
+          <w:color w:val="A31D1D"/>
+          <w:sz w:val="18"/>
+        </w:rPr>
+        <w:t>Detect</w:t>
+      </w:r>
+      <w:r>
+        <w:t xml:space="preserve"> or on </w:t>
+      </w:r>
+      <w:r>
+        <w:rPr>
+          <w:rFonts w:ascii="Consolas" w:hAnsi="Consolas"/>
+          <w:color w:val="A31D1D"/>
+          <w:sz w:val="18"/>
+        </w:rPr>
+        <w:t>forceDetect</w:t>
+      </w:r>
+      <w:r>
+        <w:t>, so a stale request can never shortcut a later handshake or a retry. The case items now compare the sticky copies, so the two sides no longer need to agree on a cycle:</w:t>
+      </w:r>
+    </w:p>
+    <w:p>
+      <w:pPr>
+        <w:spacing w:after="0"/>
+        <w:ind w:left="280"/>
+      </w:pPr>
+      <w:r>
+        <w:rPr>
+          <w:rFonts w:ascii="Consolas" w:hAnsi="Consolas"/>
+          <w:sz w:val="17"/>
+        </w:rPr>
+        <w:t>// AFTER</w:t>
+      </w:r>
+    </w:p>
+    <w:p>
+      <w:pPr>
+        <w:spacing w:after="0"/>
+        <w:ind w:left="280"/>
+      </w:pPr>
+      <w:r>
+        <w:rPr>
+          <w:rFonts w:ascii="Consolas" w:hAnsi="Consolas"/>
+          <w:sz w:val="17"/>
+        </w:rPr>
+        <w:t>if ((txHsValid &amp;&amp; txHsTarget == configurationLinkWidthStart) &amp;&amp;</w:t>
+      </w:r>
+    </w:p>
+    <w:p>
+      <w:pPr>
+        <w:spacing w:after="0"/>
+        <w:ind w:left="280"/>
+      </w:pPr>
+      <w:r>
+        <w:rPr>
+          <w:rFonts w:ascii="Consolas" w:hAnsi="Consolas"/>
+          <w:sz w:val="17"/>
+        </w:rPr>
+        <w:t xml:space="preserve">    (rxHsValid &amp;&amp; rxHsTarget == configurationLinkWidthStart))</w:t>
+      </w:r>
+    </w:p>
+    <w:p/>
+    <w:p>
+      <w:r>
+        <w:rPr>
+          <w:b/>
+        </w:rPr>
+        <w:t>Deliberately not changed.</w:t>
+      </w:r>
+      <w:r>
+        <w:t xml:space="preserve"> Requests to </w:t>
+      </w:r>
+      <w:r>
+        <w:rPr>
+          <w:rFonts w:ascii="Consolas" w:hAnsi="Consolas"/>
+          <w:color w:val="A31D1D"/>
+          <w:sz w:val="18"/>
+        </w:rPr>
+        <w:t>detectQuiet</w:t>
+      </w:r>
+      <w:r>
+        <w:t xml:space="preserve"> are </w:t>
+      </w:r>
+      <w:r>
+        <w:rPr>
+          <w:i/>
+        </w:rPr>
+        <w:t>not</w:t>
+      </w:r>
+      <w:r>
+        <w:t xml:space="preserve"> captured — the abort/timeout paths are still evaluated combinationally on the live strobes and keep priority. Latching an abort would let it fire after its cause is gone. Single-sided transitions (e.g. </w:t>
+      </w:r>
+      <w:r>
+        <w:rPr>
+          <w:rFonts w:ascii="Consolas" w:hAnsi="Consolas"/>
+          <w:color w:val="A31D1D"/>
+          <w:sz w:val="18"/>
+        </w:rPr>
+        <w:t>:625</w:t>
+      </w:r>
+      <w:r>
+        <w:t xml:space="preserve"> </w:t>
+      </w:r>
+      <w:r>
+        <w:rPr>
+          <w:rFonts w:ascii="Consolas" w:hAnsi="Consolas"/>
+          <w:color w:val="A31D1D"/>
+          <w:sz w:val="18"/>
+        </w:rPr>
+        <w:t>finishRx&amp;&amp;gotoRx==configurationLanenumAccept</w:t>
+      </w:r>
+      <w:r>
+        <w:t xml:space="preserve">) were already satisfiable and are untouched. </w:t>
+      </w:r>
+      <w:r>
+        <w:rPr>
+          <w:rFonts w:ascii="Consolas" w:hAnsi="Consolas"/>
+          <w:color w:val="A31D1D"/>
+          <w:sz w:val="18"/>
+        </w:rPr>
+        <w:t>FSM-006</w:t>
+      </w:r>
+      <w:r>
+        <w:t xml:space="preserve">'s existing </w:t>
+      </w:r>
+      <w:r>
+        <w:rPr>
+          <w:rFonts w:ascii="Consolas" w:hAnsi="Consolas"/>
+          <w:color w:val="A31D1D"/>
+          <w:sz w:val="18"/>
+        </w:rPr>
+        <w:t>txPollingDone</w:t>
+      </w:r>
+      <w:r>
+        <w:t>/</w:t>
+      </w:r>
+      <w:r>
+        <w:rPr>
+          <w:rFonts w:ascii="Consolas" w:hAnsi="Consolas"/>
+          <w:color w:val="A31D1D"/>
+          <w:sz w:val="18"/>
+        </w:rPr>
+        <w:t>rxPollingDone</w:t>
+      </w:r>
+      <w:r>
+        <w:t xml:space="preserve"> are left in place rather than folded in, so the one transition already known to work is not disturbed.</w:t>
+      </w:r>
+    </w:p>
+    <w:p>
+      <w:r>
+        <w:rPr>
+          <w:b/>
+        </w:rPr>
+        <w:t>Verification — what was actually executed here.</w:t>
+      </w:r>
+    </w:p>
+    <w:tbl>
+      <w:tblPr>
+        <w:tblStyle w:val="LightGrid-Accent1"/>
+        <w:tblW w:type="auto" w:w="0"/>
+        <w:jc w:val="left"/>
+        <w:tblLook w:firstColumn="1" w:firstRow="1" w:lastColumn="0" w:lastRow="0" w:noHBand="0" w:noVBand="1" w:val="04A0"/>
+      </w:tblPr>
+      <w:tblGrid>
+        <w:gridCol w:w="4320"/>
+        <w:gridCol w:w="4320"/>
+      </w:tblGrid>
+      <w:tr>
+        <w:tc>
+          <w:tcPr>
+            <w:tcW w:type="dxa" w:w="4320"/>
+          </w:tcPr>
+          <w:p>
+            <w:r>
+              <w:rPr>
+                <w:b/>
+                <w:sz w:val="18"/>
+              </w:rPr>
+            </w:r>
+            <w:r>
+              <w:rPr>
+                <w:b/>
+                <w:sz w:val="18"/>
+              </w:rPr>
+              <w:t>check</w:t>
+            </w:r>
+          </w:p>
+        </w:tc>
+        <w:tc>
+          <w:tcPr>
+            <w:tcW w:type="dxa" w:w="4320"/>
+          </w:tcPr>
+          <w:p>
+            <w:r>
+              <w:rPr>
+                <w:b/>
+                <w:sz w:val="18"/>
+              </w:rPr>
+            </w:r>
+            <w:r>
+              <w:rPr>
+                <w:b/>
+                <w:sz w:val="18"/>
+              </w:rPr>
+              <w:t>result</w:t>
+            </w:r>
+          </w:p>
+        </w:tc>
+      </w:tr>
+      <w:tr>
+        <w:tc>
+          <w:tcPr>
+            <w:tcW w:type="dxa" w:w="4320"/>
+          </w:tcPr>
+          <w:p>
+            <w:r>
+              <w:rPr>
+                <w:sz w:val="18"/>
+              </w:rPr>
+            </w:r>
+            <w:r>
+              <w:rPr>
+                <w:sz w:val="18"/>
+              </w:rPr>
+              <w:t xml:space="preserve">slang elaboration, </w:t>
+            </w:r>
+            <w:r>
+              <w:rPr>
+                <w:rFonts w:ascii="Consolas" w:hAnsi="Consolas"/>
+                <w:color w:val="A31D1D"/>
+                <w:sz w:val="18"/>
+              </w:rPr>
+              <w:t>--top PCIe</w:t>
+            </w:r>
+            <w:r>
+              <w:rPr>
+                <w:sz w:val="18"/>
+              </w:rPr>
+              <w:t xml:space="preserve">, all 55 </w:t>
+            </w:r>
+            <w:r>
+              <w:rPr>
+                <w:rFonts w:ascii="Consolas" w:hAnsi="Consolas"/>
+                <w:color w:val="A31D1D"/>
+                <w:sz w:val="18"/>
+              </w:rPr>
+              <w:t>rtl/*.v</w:t>
+            </w:r>
+          </w:p>
+        </w:tc>
+        <w:tc>
+          <w:tcPr>
+            <w:tcW w:type="dxa" w:w="4320"/>
+          </w:tcPr>
+          <w:p>
+            <w:r>
+              <w:rPr>
+                <w:sz w:val="18"/>
+              </w:rPr>
+            </w:r>
+            <w:r>
+              <w:rPr>
+                <w:b/>
+                <w:sz w:val="18"/>
+              </w:rPr>
+              <w:t>0 errors, 1310 warnings</w:t>
+            </w:r>
+            <w:r>
+              <w:rPr>
+                <w:sz w:val="18"/>
+              </w:rPr>
+              <w:t xml:space="preserve"> — byte-identical to the pre-change baseline (no new warnings)</w:t>
+            </w:r>
+          </w:p>
+        </w:tc>
+      </w:tr>
+      <w:tr>
+        <w:tc>
+          <w:tcPr>
+            <w:tcW w:type="dxa" w:w="4320"/>
+          </w:tcPr>
+          <w:p>
+            <w:r>
+              <w:rPr>
+                <w:sz w:val="18"/>
+              </w:rPr>
+            </w:r>
+            <w:r>
+              <w:rPr>
+                <w:sz w:val="18"/>
+              </w:rPr>
+              <w:t xml:space="preserve">yosys </w:t>
+            </w:r>
+            <w:r>
+              <w:rPr>
+                <w:rFonts w:ascii="Consolas" w:hAnsi="Consolas"/>
+                <w:color w:val="A31D1D"/>
+                <w:sz w:val="18"/>
+              </w:rPr>
+              <w:t>proc; opt_clean; check -noinit; stat</w:t>
+            </w:r>
+            <w:r>
+              <w:rPr>
+                <w:sz w:val="18"/>
+              </w:rPr>
+              <w:t xml:space="preserve"> on </w:t>
+            </w:r>
+            <w:r>
+              <w:rPr>
+                <w:rFonts w:ascii="Consolas" w:hAnsi="Consolas"/>
+                <w:color w:val="A31D1D"/>
+                <w:sz w:val="18"/>
+              </w:rPr>
+              <w:t>mainLTSSM</w:t>
+            </w:r>
+          </w:p>
+        </w:tc>
+        <w:tc>
+          <w:tcPr>
+            <w:tcW w:type="dxa" w:w="4320"/>
+          </w:tcPr>
+          <w:p>
+            <w:r>
+              <w:rPr>
+                <w:sz w:val="18"/>
+              </w:rPr>
+            </w:r>
+            <w:r>
+              <w:rPr>
+                <w:b/>
+                <w:sz w:val="18"/>
+              </w:rPr>
+              <w:t>0 problems</w:t>
+            </w:r>
+            <w:r>
+              <w:rPr>
+                <w:sz w:val="18"/>
+              </w:rPr>
+              <w:t xml:space="preserve">, </w:t>
+            </w:r>
+            <w:r>
+              <w:rPr>
+                <w:b/>
+                <w:sz w:val="18"/>
+              </w:rPr>
+              <w:t>0 `$dlatch`</w:t>
+            </w:r>
+          </w:p>
+        </w:tc>
+      </w:tr>
+      <w:tr>
+        <w:tc>
+          <w:tcPr>
+            <w:tcW w:type="dxa" w:w="4320"/>
+          </w:tcPr>
+          <w:p>
+            <w:r>
+              <w:rPr>
+                <w:sz w:val="18"/>
+              </w:rPr>
+            </w:r>
+            <w:r>
+              <w:rPr>
+                <w:sz w:val="18"/>
+              </w:rPr>
+              <w:t>cell-count A/B (</w:t>
+            </w:r>
+            <w:r>
+              <w:rPr>
+                <w:rFonts w:ascii="Consolas" w:hAnsi="Consolas"/>
+                <w:color w:val="A31D1D"/>
+                <w:sz w:val="18"/>
+              </w:rPr>
+              <w:t>git stash</w:t>
+            </w:r>
+            <w:r>
+              <w:rPr>
+                <w:sz w:val="18"/>
+              </w:rPr>
+              <w:t xml:space="preserve"> vs. working tree)</w:t>
+            </w:r>
+          </w:p>
+        </w:tc>
+        <w:tc>
+          <w:tcPr>
+            <w:tcW w:type="dxa" w:w="4320"/>
+          </w:tcPr>
+          <w:p>
+            <w:r>
+              <w:rPr>
+                <w:sz w:val="18"/>
+              </w:rPr>
+            </w:r>
+            <w:r>
+              <w:rPr>
+                <w:rFonts w:ascii="Consolas" w:hAnsi="Consolas"/>
+                <w:color w:val="A31D1D"/>
+                <w:sz w:val="18"/>
+              </w:rPr>
+              <w:t>$adff</w:t>
+            </w:r>
+            <w:r>
+              <w:rPr>
+                <w:sz w:val="18"/>
+              </w:rPr>
+              <w:t xml:space="preserve"> 22 → </w:t>
+            </w:r>
+            <w:r>
+              <w:rPr>
+                <w:b/>
+                <w:sz w:val="18"/>
+              </w:rPr>
+              <w:t>26</w:t>
+            </w:r>
+            <w:r>
+              <w:rPr>
+                <w:sz w:val="18"/>
+              </w:rPr>
+              <w:t xml:space="preserve"> (+4 = the new sticky regs), </w:t>
+            </w:r>
+            <w:r>
+              <w:rPr>
+                <w:rFonts w:ascii="Consolas" w:hAnsi="Consolas"/>
+                <w:color w:val="A31D1D"/>
+                <w:sz w:val="18"/>
+              </w:rPr>
+              <w:t>$dff</w:t>
+            </w:r>
+            <w:r>
+              <w:rPr>
+                <w:sz w:val="18"/>
+              </w:rPr>
+              <w:t xml:space="preserve"> 7 → </w:t>
+            </w:r>
+            <w:r>
+              <w:rPr>
+                <w:b/>
+                <w:sz w:val="18"/>
+              </w:rPr>
+              <w:t>7</w:t>
+            </w:r>
+            <w:r>
+              <w:rPr>
+                <w:sz w:val="18"/>
+              </w:rPr>
+              <w:t xml:space="preserve">, </w:t>
+            </w:r>
+            <w:r>
+              <w:rPr>
+                <w:rFonts w:ascii="Consolas" w:hAnsi="Consolas"/>
+                <w:color w:val="A31D1D"/>
+                <w:sz w:val="18"/>
+              </w:rPr>
+              <w:t>$eq</w:t>
+            </w:r>
+            <w:r>
+              <w:rPr>
+                <w:sz w:val="18"/>
+              </w:rPr>
+              <w:t xml:space="preserve"> 504 → 509, </w:t>
+            </w:r>
+            <w:r>
+              <w:rPr>
+                <w:rFonts w:ascii="Consolas" w:hAnsi="Consolas"/>
+                <w:color w:val="A31D1D"/>
+                <w:sz w:val="18"/>
+              </w:rPr>
+              <w:t>$mux</w:t>
+            </w:r>
+            <w:r>
+              <w:rPr>
+                <w:sz w:val="18"/>
+              </w:rPr>
+              <w:t xml:space="preserve"> 764 → 798 — additive only</w:t>
+            </w:r>
+          </w:p>
+        </w:tc>
+      </w:tr>
+      <w:tr>
+        <w:tc>
+          <w:tcPr>
+            <w:tcW w:type="dxa" w:w="4320"/>
+          </w:tcPr>
+          <w:p>
+            <w:r>
+              <w:rPr>
+                <w:sz w:val="18"/>
+              </w:rPr>
+            </w:r>
+            <w:r>
+              <w:rPr>
+                <w:sz w:val="18"/>
+              </w:rPr>
+              <w:t>QuestaSim re-run</w:t>
+            </w:r>
+          </w:p>
+        </w:tc>
+        <w:tc>
+          <w:tcPr>
+            <w:tcW w:type="dxa" w:w="4320"/>
+          </w:tcPr>
+          <w:p>
+            <w:r>
+              <w:rPr>
+                <w:sz w:val="18"/>
+              </w:rPr>
+            </w:r>
+            <w:r>
+              <w:rPr>
+                <w:b/>
+                <w:sz w:val="18"/>
+              </w:rPr>
+              <w:t>NOT VERIFIED</w:t>
+            </w:r>
+            <w:r>
+              <w:rPr>
+                <w:sz w:val="18"/>
+              </w:rPr>
+              <w:t xml:space="preserve"> — the simulator exists only on your Windows machine</w:t>
+            </w:r>
+          </w:p>
+        </w:tc>
+      </w:tr>
+    </w:tbl>
+    <w:p/>
+    <w:p>
+      <w:r>
+        <w:t xml:space="preserve">The A/B is the important one: the change is provably </w:t>
+      </w:r>
+      <w:r>
+        <w:rPr>
+          <w:i/>
+        </w:rPr>
+        <w:t>additive</w:t>
+      </w:r>
+      <w:r>
+        <w:t xml:space="preserve"> at the flop level, no existing storage element was altered, and nothing new infers a latch.</w:t>
+      </w:r>
+    </w:p>
+    <w:p>
+      <w:r>
+        <w:rPr>
+          <w:b/>
+        </w:rPr>
+        <w:t>What you need to confirm.</w:t>
+      </w:r>
+      <w:r>
+        <w:t xml:space="preserve"> Re-run and watch the substate pair leave </w:t>
+      </w:r>
+      <w:r>
+        <w:rPr>
+          <w:rFonts w:ascii="Consolas" w:hAnsi="Consolas"/>
+          <w:color w:val="A31D1D"/>
+          <w:sz w:val="18"/>
+        </w:rPr>
+        <w:t>{pollingConfiguration,pollingConfiguration}</w:t>
+      </w:r>
+      <w:r>
+        <w:t xml:space="preserve"> (= </w:t>
+      </w:r>
+      <w:r>
+        <w:rPr>
+          <w:rFonts w:ascii="Consolas" w:hAnsi="Consolas"/>
+          <w:color w:val="A31D1D"/>
+          <w:sz w:val="18"/>
+        </w:rPr>
+        <w:t>3,3</w:t>
+      </w:r>
+      <w:r>
+        <w:t xml:space="preserve">) for </w:t>
+      </w:r>
+      <w:r>
+        <w:rPr>
+          <w:rFonts w:ascii="Consolas" w:hAnsi="Consolas"/>
+          <w:color w:val="A31D1D"/>
+          <w:sz w:val="18"/>
+        </w:rPr>
+        <w:t>{configurationLinkWidthStart,…}</w:t>
+      </w:r>
+      <w:r>
+        <w:t xml:space="preserve"> (= </w:t>
+      </w:r>
+      <w:r>
+        <w:rPr>
+          <w:rFonts w:ascii="Consolas" w:hAnsi="Consolas"/>
+          <w:color w:val="A31D1D"/>
+          <w:sz w:val="18"/>
+        </w:rPr>
+        <w:t>4,4</w:t>
+      </w:r>
+      <w:r>
+        <w:t xml:space="preserve">), then continue to </w:t>
+      </w:r>
+      <w:r>
+        <w:rPr>
+          <w:rFonts w:ascii="Consolas" w:hAnsi="Consolas"/>
+          <w:color w:val="A31D1D"/>
+          <w:sz w:val="18"/>
+        </w:rPr>
+        <w:t>L0</w:t>
+      </w:r>
+      <w:r>
+        <w:t xml:space="preserve"> (= </w:t>
+      </w:r>
+      <w:r>
+        <w:rPr>
+          <w:rFonts w:ascii="Consolas" w:hAnsi="Consolas"/>
+          <w:color w:val="A31D1D"/>
+          <w:sz w:val="18"/>
+        </w:rPr>
+        <w:t>10</w:t>
+      </w:r>
+      <w:r>
+        <w:t xml:space="preserve">). If it still stalls, the remaining candidate is that one side never asserts its request at all (e.g. TX's </w:t>
+      </w:r>
+      <w:r>
+        <w:rPr>
+          <w:rFonts w:ascii="Consolas" w:hAnsi="Consolas"/>
+          <w:color w:val="A31D1D"/>
+          <w:sz w:val="18"/>
+        </w:rPr>
+        <w:t>OSCount</w:t>
+      </w:r>
+      <w:r>
+        <w:t xml:space="preserve"> never reaching 16, or RX's </w:t>
+      </w:r>
+      <w:r>
+        <w:rPr>
+          <w:rFonts w:ascii="Consolas" w:hAnsi="Consolas"/>
+          <w:color w:val="A31D1D"/>
+          <w:sz w:val="18"/>
+        </w:rPr>
+        <w:t>success</w:t>
+      </w:r>
+      <w:r>
+        <w:t xml:space="preserve"> state never entered) — that is a datapath/timer question, not this handshake, and the sticky flags make it directly visible: probe </w:t>
+      </w:r>
+      <w:r>
+        <w:rPr>
+          <w:rFonts w:ascii="Consolas" w:hAnsi="Consolas"/>
+          <w:color w:val="A31D1D"/>
+          <w:sz w:val="18"/>
+        </w:rPr>
+        <w:t>txHsValid</w:t>
+      </w:r>
+      <w:r>
+        <w:t>/</w:t>
+      </w:r>
+      <w:r>
+        <w:rPr>
+          <w:rFonts w:ascii="Consolas" w:hAnsi="Consolas"/>
+          <w:color w:val="A31D1D"/>
+          <w:sz w:val="18"/>
+        </w:rPr>
+        <w:t>txHsTarget</w:t>
+      </w:r>
+      <w:r>
+        <w:t xml:space="preserve"> and </w:t>
+      </w:r>
+      <w:r>
+        <w:rPr>
+          <w:rFonts w:ascii="Consolas" w:hAnsi="Consolas"/>
+          <w:color w:val="A31D1D"/>
+          <w:sz w:val="18"/>
+        </w:rPr>
+        <w:t>rxHsValid</w:t>
+      </w:r>
+      <w:r>
+        <w:t>/</w:t>
+      </w:r>
+      <w:r>
+        <w:rPr>
+          <w:rFonts w:ascii="Consolas" w:hAnsi="Consolas"/>
+          <w:color w:val="A31D1D"/>
+          <w:sz w:val="18"/>
+        </w:rPr>
+        <w:t>rxHsTarget</w:t>
+      </w:r>
+      <w:r>
+        <w:t xml:space="preserve"> and whichever stays </w:t>
+      </w:r>
+      <w:r>
+        <w:rPr>
+          <w:rFonts w:ascii="Consolas" w:hAnsi="Consolas"/>
+          <w:color w:val="A31D1D"/>
+          <w:sz w:val="18"/>
+        </w:rPr>
+        <w:t>0</w:t>
+      </w:r>
+      <w:r>
+        <w:t xml:space="preserve"> names the side that never asked.</w:t>
       </w:r>
     </w:p>
     <w:p>
@@ -17566,7 +19917,7 @@
           <w:rFonts w:ascii="Consolas" w:hAnsi="Consolas"/>
           <w:sz w:val="17"/>
         </w:rPr>
-        <w:t>FSM-005     FSM-006     FSM-007</w:t>
+        <w:t>FSM-005     FSM-006     FSM-007     FSM-008</w:t>
       </w:r>
     </w:p>
     <w:p>
@@ -18209,7 +20560,7 @@
           <w:color w:val="A31D1D"/>
           <w:sz w:val="18"/>
         </w:rPr>
-        <w:t>FSM-008</w:t>
+        <w:t>FSM-009</w:t>
       </w:r>
       <w:r>
         <w:t xml:space="preserve">, </w:t>
@@ -18258,13 +20609,18 @@
         <w:pStyle w:val="ListNumber"/>
       </w:pPr>
       <w:r>
-        <w:rPr>
-          <w:b/>
-        </w:rPr>
-        <w:t>Run `make sim FAST_TIMERS=1 RUN_TIME="2 ms"`</w:t>
-      </w:r>
-      <w:r>
-        <w:t xml:space="preserve"> and confirm the LTSSM leaves</w:t>
+        <w:t xml:space="preserve">**Run </w:t>
+      </w:r>
+      <w:r>
+        <w:rPr>
+          <w:rFonts w:ascii="Consolas" w:hAnsi="Consolas"/>
+          <w:color w:val="A31D1D"/>
+          <w:sz w:val="18"/>
+        </w:rPr>
+        <w:t>make sim FAST_TIMERS=1 RUN_TIME="2 ms"</w:t>
+      </w:r>
+      <w:r>
+        <w:t xml:space="preserve"> and confirm the LTSSM reaches</w:t>
       </w:r>
     </w:p>
     <w:p>
@@ -18274,10 +20630,82 @@
           <w:color w:val="A31D1D"/>
           <w:sz w:val="18"/>
         </w:rPr>
-        <w:t>Detect</w:t>
-      </w:r>
-      <w:r>
-        <w:t>. Single highest-value check; minutes, not hours. Then work through §6.3 item by item — none of it is verified yet.</w:t>
+        <w:t>L0</w:t>
+      </w:r>
+      <w:r>
+        <w:rPr>
+          <w:b/>
+        </w:rPr>
+        <w:t xml:space="preserve"> — not merely that it leaves `Detect`. Items 1–2 of the previous revision are now *done*: the time-0 hang is gone and training advances out of `Detect`. The blocking question is `FSM-008` (§3.3): watch the substate pair go `{3,3}` → `{4,4}` → … → `{10,10}`. </w:t>
+      </w:r>
+      <w:r>
+        <w:t xml:space="preserve">If it still stalls**, probe </w:t>
+      </w:r>
+      <w:r>
+        <w:rPr>
+          <w:rFonts w:ascii="Consolas" w:hAnsi="Consolas"/>
+          <w:color w:val="A31D1D"/>
+          <w:sz w:val="18"/>
+        </w:rPr>
+        <w:t>txHsValid</w:t>
+      </w:r>
+      <w:r>
+        <w:t>/</w:t>
+      </w:r>
+      <w:r>
+        <w:rPr>
+          <w:rFonts w:ascii="Consolas" w:hAnsi="Consolas"/>
+          <w:color w:val="A31D1D"/>
+          <w:sz w:val="18"/>
+        </w:rPr>
+        <w:t>txHsTarget</w:t>
+      </w:r>
+      <w:r>
+        <w:t>/</w:t>
+      </w:r>
+      <w:r>
+        <w:rPr>
+          <w:rFonts w:ascii="Consolas" w:hAnsi="Consolas"/>
+          <w:color w:val="A31D1D"/>
+          <w:sz w:val="18"/>
+        </w:rPr>
+        <w:t>rxHsValid</w:t>
+      </w:r>
+      <w:r>
+        <w:t>/</w:t>
+      </w:r>
+      <w:r>
+        <w:rPr>
+          <w:rFonts w:ascii="Consolas" w:hAnsi="Consolas"/>
+          <w:color w:val="A31D1D"/>
+          <w:sz w:val="18"/>
+        </w:rPr>
+        <w:t>rxHsTarget</w:t>
+      </w:r>
+      <w:r>
+        <w:t xml:space="preserve"> in the waveform — whichever side's </w:t>
+      </w:r>
+      <w:r>
+        <w:rPr>
+          <w:rFonts w:ascii="Consolas" w:hAnsi="Consolas"/>
+          <w:color w:val="A31D1D"/>
+          <w:sz w:val="18"/>
+        </w:rPr>
+        <w:t>…Valid</w:t>
+      </w:r>
+      <w:r>
+        <w:t xml:space="preserve"> stays </w:t>
+      </w:r>
+      <w:r>
+        <w:rPr>
+          <w:rFonts w:ascii="Consolas" w:hAnsi="Consolas"/>
+          <w:color w:val="A31D1D"/>
+          <w:sz w:val="18"/>
+        </w:rPr>
+        <w:t>0</w:t>
+      </w:r>
+      <w:r>
+        <w:t xml:space="preserve"> is the side that never issued its exit request, which localizes the fault to a datapath or timer problem rather than the handshake. That is the single highest-value check and it takes minutes. Then work through §6.3 item by item — none of it is verified yet.</w:t>
       </w:r>
     </w:p>
     <w:p>
@@ -18302,12 +20730,12 @@
         <w:t>make uvm-build &amp;&amp; make uvm-run</w:t>
       </w:r>
       <w:r>
-        <w:t>) and confirm the time-0</w:t>
+        <w:t>). The time-0 hang is</w:t>
       </w:r>
     </w:p>
     <w:p>
       <w:r>
-        <w:t>hang is gone (</w:t>
+        <w:t>fixed (</w:t>
       </w:r>
       <w:r>
         <w:rPr>
@@ -18329,7 +20757,18 @@
         <w:t>SIM-007</w:t>
       </w:r>
       <w:r>
-        <w:t>).</w:t>
+        <w:t xml:space="preserve">) and you have confirmed the run now advances; what remains is checking it too reaches </w:t>
+      </w:r>
+      <w:r>
+        <w:rPr>
+          <w:rFonts w:ascii="Consolas" w:hAnsi="Consolas"/>
+          <w:color w:val="A31D1D"/>
+          <w:sz w:val="18"/>
+        </w:rPr>
+        <w:t>L0</w:t>
+      </w:r>
+      <w:r>
+        <w:t xml:space="preserve"> rather than stopping in Polling.</w:t>
       </w:r>
     </w:p>
     <w:p>
